--- a/site/files/konspekt-bonus-illyustracii.docx
+++ b/site/files/konspekt-bonus-illyustracii.docx
@@ -121,7 +121,7 @@
       </w:r>
     </w:p>
     <w:bookmarkEnd w:id="9"/>
-    <w:bookmarkStart w:id="14" w:name="gde-risovat"/>
+    <w:bookmarkStart w:id="19" w:name="gde-risovat"/>
     <w:p>
       <w:pPr>
         <w:pStyle w:val="Heading2"/>
@@ -590,6 +590,246 @@
         <w:rPr>
           <w:lang w:val="ru"/>
         </w:rPr>
+        <w:t xml:space="preserve">Ещё два бесплатных сервиса работают из России.</w:t>
+      </w:r>
+      <w:r>
+        <w:rPr>
+          <w:lang w:val="ru"/>
+        </w:rPr>
+        <w:t xml:space="preserve"> </w:t>
+      </w:r>
+      <w:r>
+        <w:rPr>
+          <w:b/>
+          <w:bCs/>
+          <w:lang w:val="ru"/>
+        </w:rPr>
+        <w:t xml:space="preserve">Шедеврум</w:t>
+      </w:r>
+      <w:r>
+        <w:rPr>
+          <w:lang w:val="ru"/>
+        </w:rPr>
+        <w:t xml:space="preserve"> </w:t>
+      </w:r>
+      <w:r>
+        <w:rPr>
+          <w:lang w:val="ru"/>
+        </w:rPr>
+        <w:t xml:space="preserve">Яндекса — сайт</w:t>
+      </w:r>
+      <w:r>
+        <w:rPr>
+          <w:lang w:val="ru"/>
+        </w:rPr>
+        <w:t xml:space="preserve"> </w:t>
+      </w:r>
+      <w:hyperlink r:id="rId14">
+        <w:r>
+          <w:rPr>
+            <w:rStyle w:val="Hyperlink"/>
+            <w:lang w:val="ru"/>
+          </w:rPr>
+          <w:t xml:space="preserve">shedevrum.ai</w:t>
+        </w:r>
+      </w:hyperlink>
+      <w:r>
+        <w:rPr>
+          <w:lang w:val="ru"/>
+        </w:rPr>
+        <w:t xml:space="preserve"> </w:t>
+      </w:r>
+      <w:r>
+        <w:rPr>
+          <w:lang w:val="ru"/>
+        </w:rPr>
+        <w:t xml:space="preserve">и приложения: вход по Яндекс ID, на сайте до 70 картинок</w:t>
+      </w:r>
+      <w:r>
+        <w:rPr>
+          <w:lang w:val="ru"/>
+        </w:rPr>
+        <w:t xml:space="preserve"> </w:t>
+      </w:r>
+      <w:r>
+        <w:rPr>
+          <w:lang w:val="ru"/>
+        </w:rPr>
+        <w:t xml:space="preserve">в день, в приложении без ограничений; без подписки Про — только для личных целей</w:t>
+      </w:r>
+      <w:r>
+        <w:rPr>
+          <w:lang w:val="ru"/>
+        </w:rPr>
+        <w:t xml:space="preserve"> </w:t>
+      </w:r>
+      <w:r>
+        <w:rPr>
+          <w:lang w:val="ru"/>
+        </w:rPr>
+        <w:t xml:space="preserve">(</w:t>
+      </w:r>
+      <w:hyperlink r:id="rId15">
+        <w:r>
+          <w:rPr>
+            <w:rStyle w:val="Hyperlink"/>
+            <w:lang w:val="ru"/>
+          </w:rPr>
+          <w:t xml:space="preserve">Яндекс</w:t>
+        </w:r>
+      </w:hyperlink>
+      <w:r>
+        <w:rPr>
+          <w:lang w:val="ru"/>
+        </w:rPr>
+        <w:t xml:space="preserve">).</w:t>
+      </w:r>
+      <w:r>
+        <w:rPr>
+          <w:lang w:val="ru"/>
+        </w:rPr>
+        <w:t xml:space="preserve"> </w:t>
+      </w:r>
+      <w:r>
+        <w:rPr>
+          <w:b/>
+          <w:bCs/>
+          <w:lang w:val="ru"/>
+        </w:rPr>
+        <w:t xml:space="preserve">Qwen Chat</w:t>
+      </w:r>
+      <w:r>
+        <w:rPr>
+          <w:lang w:val="ru"/>
+        </w:rPr>
+        <w:t xml:space="preserve"> </w:t>
+      </w:r>
+      <w:r>
+        <w:rPr>
+          <w:lang w:val="ru"/>
+        </w:rPr>
+        <w:t xml:space="preserve">—</w:t>
+      </w:r>
+      <w:r>
+        <w:rPr>
+          <w:lang w:val="ru"/>
+        </w:rPr>
+        <w:t xml:space="preserve"> </w:t>
+      </w:r>
+      <w:hyperlink r:id="rId16">
+        <w:r>
+          <w:rPr>
+            <w:rStyle w:val="Hyperlink"/>
+            <w:lang w:val="ru"/>
+          </w:rPr>
+          <w:t xml:space="preserve">chat.qwen.ai</w:t>
+        </w:r>
+      </w:hyperlink>
+      <w:r>
+        <w:rPr>
+          <w:lang w:val="ru"/>
+        </w:rPr>
+        <w:t xml:space="preserve">, режим Image Generation: вход по почте,</w:t>
+      </w:r>
+      <w:r>
+        <w:rPr>
+          <w:lang w:val="ru"/>
+        </w:rPr>
+        <w:t xml:space="preserve"> </w:t>
+      </w:r>
+      <w:r>
+        <w:rPr>
+          <w:lang w:val="ru"/>
+        </w:rPr>
+        <w:t xml:space="preserve">бесплатно с ограничениями, по данным</w:t>
+      </w:r>
+      <w:r>
+        <w:rPr>
+          <w:lang w:val="ru"/>
+        </w:rPr>
+        <w:t xml:space="preserve"> </w:t>
+      </w:r>
+      <w:hyperlink r:id="rId17">
+        <w:r>
+          <w:rPr>
+            <w:rStyle w:val="Hyperlink"/>
+            <w:lang w:val="ru"/>
+          </w:rPr>
+          <w:t xml:space="preserve">РБК Трендов</w:t>
+        </w:r>
+      </w:hyperlink>
+      <w:r>
+        <w:rPr>
+          <w:lang w:val="ru"/>
+        </w:rPr>
+        <w:t xml:space="preserve"> </w:t>
+      </w:r>
+      <w:r>
+        <w:rPr>
+          <w:lang w:val="ru"/>
+        </w:rPr>
+        <w:t xml:space="preserve">работает</w:t>
+      </w:r>
+      <w:r>
+        <w:rPr>
+          <w:lang w:val="ru"/>
+        </w:rPr>
+        <w:t xml:space="preserve"> </w:t>
+      </w:r>
+      <w:r>
+        <w:rPr>
+          <w:lang w:val="ru"/>
+        </w:rPr>
+        <w:t xml:space="preserve">без VPN. Кнопка «Открыть в…» у промптов этого урока предлагает все четыре сервиса.</w:t>
+      </w:r>
+      <w:r>
+        <w:rPr>
+          <w:lang w:val="ru"/>
+        </w:rPr>
+        <w:t xml:space="preserve"> </w:t>
+      </w:r>
+      <w:r>
+        <w:rPr>
+          <w:lang w:val="ru"/>
+        </w:rPr>
+        <w:t xml:space="preserve">Midjourney в курсе нет: бесплатного доступа на сайте у него нет</w:t>
+      </w:r>
+      <w:r>
+        <w:rPr>
+          <w:lang w:val="ru"/>
+        </w:rPr>
+        <w:t xml:space="preserve"> </w:t>
+      </w:r>
+      <w:r>
+        <w:rPr>
+          <w:lang w:val="ru"/>
+        </w:rPr>
+        <w:t xml:space="preserve">(</w:t>
+      </w:r>
+      <w:hyperlink r:id="rId18">
+        <w:r>
+          <w:rPr>
+            <w:rStyle w:val="Hyperlink"/>
+            <w:lang w:val="ru"/>
+          </w:rPr>
+          <w:t xml:space="preserve">справка Midjourney</w:t>
+        </w:r>
+      </w:hyperlink>
+      <w:r>
+        <w:rPr>
+          <w:lang w:val="ru"/>
+        </w:rPr>
+        <w:t xml:space="preserve">).</w:t>
+      </w:r>
+    </w:p>
+    <w:p>
+      <w:pPr>
+        <w:pStyle w:val="BodyText"/>
+      </w:pPr>
+      <w:r>
+        <w:rPr>
+          <w:lang w:val="ru"/>
+        </w:rPr>
         <w:t xml:space="preserve">Автор курса рисовал примеры этого урока в Алисе AI — получается красиво; GigaChat по тем же</w:t>
       </w:r>
       <w:r>
@@ -617,8 +857,8 @@
         <w:t xml:space="preserve">из коллекции ниже — вставлять как есть.</w:t>
       </w:r>
     </w:p>
-    <w:bookmarkEnd w:id="14"/>
-    <w:bookmarkStart w:id="15" w:name="formula"/>
+    <w:bookmarkEnd w:id="19"/>
+    <w:bookmarkStart w:id="20" w:name="formula"/>
     <w:p>
       <w:pPr>
         <w:pStyle w:val="Heading2"/>
@@ -1444,8 +1684,8 @@
         <w:t xml:space="preserve">с другом.</w:t>
       </w:r>
     </w:p>
-    <w:bookmarkEnd w:id="15"/>
-    <w:bookmarkStart w:id="16" w:name="k-slajdu"/>
+    <w:bookmarkEnd w:id="20"/>
+    <w:bookmarkStart w:id="21" w:name="k-slajdu"/>
     <w:p>
       <w:pPr>
         <w:pStyle w:val="Heading2"/>
@@ -1775,8 +2015,8 @@
         <w:t xml:space="preserve">детали эпохи и анатомию сверяйте так же, как факты в тексте (лекция 1).</w:t>
       </w:r>
     </w:p>
-    <w:bookmarkEnd w:id="16"/>
-    <w:bookmarkStart w:id="17" w:name="po-obrazcu"/>
+    <w:bookmarkEnd w:id="21"/>
+    <w:bookmarkStart w:id="22" w:name="po-obrazcu"/>
     <w:p>
       <w:pPr>
         <w:pStyle w:val="Heading2"/>
@@ -1950,8 +2190,8 @@
         <w:t xml:space="preserve">публикацией убедитесь, что результат не повторяет узнаваемое чужое произведение.</w:t>
       </w:r>
     </w:p>
-    <w:bookmarkEnd w:id="17"/>
-    <w:bookmarkStart w:id="18" w:name="dorabotka"/>
+    <w:bookmarkEnd w:id="22"/>
+    <w:bookmarkStart w:id="23" w:name="dorabotka"/>
     <w:p>
       <w:pPr>
         <w:pStyle w:val="Heading2"/>
@@ -2224,8 +2464,8 @@
         </w:tc>
       </w:tr>
     </w:tbl>
-    <w:bookmarkEnd w:id="18"/>
-    <w:bookmarkStart w:id="21" w:name="prava"/>
+    <w:bookmarkEnd w:id="23"/>
+    <w:bookmarkStart w:id="26" w:name="prava"/>
     <w:p>
       <w:pPr>
         <w:pStyle w:val="Heading2"/>
@@ -2283,7 +2523,7 @@
         </w:rPr>
         <w:t xml:space="preserve"> </w:t>
       </w:r>
-      <w:hyperlink r:id="rId19">
+      <w:hyperlink r:id="rId24">
         <w:r>
           <w:rPr>
             <w:rStyle w:val="Hyperlink"/>
@@ -2322,7 +2562,7 @@
         </w:rPr>
         <w:t xml:space="preserve"> </w:t>
       </w:r>
-      <w:hyperlink r:id="rId20">
+      <w:hyperlink r:id="rId25">
         <w:r>
           <w:rPr>
             <w:rStyle w:val="Hyperlink"/>
@@ -2520,8 +2760,8 @@
         <w:t xml:space="preserve">приёмы словами, особенно у современных авторов.</w:t>
       </w:r>
     </w:p>
-    <w:bookmarkEnd w:id="21"/>
-    <w:bookmarkStart w:id="24" w:name="navyk"/>
+    <w:bookmarkEnd w:id="26"/>
+    <w:bookmarkStart w:id="29" w:name="navyk"/>
     <w:p>
       <w:pPr>
         <w:pStyle w:val="Heading2"/>
@@ -2592,7 +2832,7 @@
         </w:rPr>
         <w:t xml:space="preserve"> </w:t>
       </w:r>
-      <w:hyperlink r:id="rId22">
+      <w:hyperlink r:id="rId27">
         <w:r>
           <w:rPr>
             <w:rStyle w:val="Hyperlink"/>
@@ -2613,7 +2853,7 @@
         </w:rPr>
         <w:t xml:space="preserve"> </w:t>
       </w:r>
-      <w:hyperlink r:id="rId23">
+      <w:hyperlink r:id="rId28">
         <w:r>
           <w:rPr>
             <w:rStyle w:val="Hyperlink"/>
@@ -2677,8 +2917,8 @@
         <w:t xml:space="preserve">следовать инструкции — и нарисуйте по лучшему варианту.</w:t>
       </w:r>
     </w:p>
-    <w:bookmarkEnd w:id="24"/>
-    <w:bookmarkStart w:id="36" w:name="stili"/>
+    <w:bookmarkEnd w:id="29"/>
+    <w:bookmarkStart w:id="41" w:name="stili"/>
     <w:p>
       <w:pPr>
         <w:pStyle w:val="Heading2"/>
@@ -2713,7 +2953,7 @@
         <w:t xml:space="preserve">Midjourney убраны, формат указан словами. Картинки — образцы стилей из тех же материалов.</w:t>
       </w:r>
     </w:p>
-    <w:bookmarkStart w:id="25" w:name="stil-1"/>
+    <w:bookmarkStart w:id="30" w:name="stil-1"/>
     <w:p>
       <w:pPr>
         <w:pStyle w:val="Heading3"/>
@@ -2905,8 +3145,8 @@
         <w:t xml:space="preserve">Photorealistic 3D render of futuristic female cyborg, wearing glossy orange-red plastic helmet with chrome metallic details, perfect human skin visible on face, cybernetic implants, futuristic visor, studio lighting with sharp highlights and reflections, cold blue gradient background, contrast between organic and synthetic materials, shot in portrait orientation, rendered in Octane Render with ray tracing, ultra-detailed textures, hyperrealistic, vertical 9:16 format</w:t>
       </w:r>
     </w:p>
-    <w:bookmarkEnd w:id="25"/>
-    <w:bookmarkStart w:id="26" w:name="stil-2"/>
+    <w:bookmarkEnd w:id="30"/>
+    <w:bookmarkStart w:id="31" w:name="stil-2"/>
     <w:p>
       <w:pPr>
         <w:pStyle w:val="Heading3"/>
@@ -3098,8 +3338,8 @@
         <w:t xml:space="preserve">Monochrome black and white deconstructivist architectural illustration, fragmented geometric structures, multiple perspectives simultaneously, dramatic rays of light radiating from center, crowds of people as dark silhouettes, architectural elements like columns steps platforms in chaotic arrangement, central symmetrical composition, high contrast chiaroscuro lighting, sense of monumentality and controlled chaos, inspired by M.C. Escher and Zaha Hadid, digital art, intricate details, square 1:1 format</w:t>
       </w:r>
     </w:p>
-    <w:bookmarkEnd w:id="26"/>
-    <w:bookmarkStart w:id="27" w:name="stil-3"/>
+    <w:bookmarkEnd w:id="31"/>
+    <w:bookmarkStart w:id="32" w:name="stil-3"/>
     <w:p>
       <w:pPr>
         <w:pStyle w:val="Heading3"/>
@@ -3279,8 +3519,8 @@
         <w:t xml:space="preserve">Film noir style black and white portrait photography, mysterious woman with dark lipstick, dramatic fabric or veil flowing dynamically around face as if blown by wind, strong chiaroscuro lighting from side, high contrast shadows, moody and mysterious atmosphere, detailed fabric textures, cinematic composition, inspired by classic 1940s film noir, fashion photography aesthetic, shot on medium format camera, sharp focus on face, 3:2 format</w:t>
       </w:r>
     </w:p>
-    <w:bookmarkEnd w:id="27"/>
-    <w:bookmarkStart w:id="28" w:name="stil-4"/>
+    <w:bookmarkEnd w:id="32"/>
+    <w:bookmarkStart w:id="33" w:name="stil-4"/>
     <w:p>
       <w:pPr>
         <w:pStyle w:val="Heading3"/>
@@ -3460,8 +3700,8 @@
         <w:t xml:space="preserve">Thomas Kinkade style romantic landscape painting, cozy cottage with half-timbered architecture, warm glowing lights from windows, winding stone path leading to house, lush green meadow with wildflowers, majestic mountains in background, serene lake reflecting scene, golden hour sunset lighting with volumetric light rays, soft clouds with sunlight breaking through, magical warm atmosphere, rich colors, oil painting texture, idyllic and peaceful mood, highly detailed foliage and architectural details, wide 16:9 format</w:t>
       </w:r>
     </w:p>
-    <w:bookmarkEnd w:id="28"/>
-    <w:bookmarkStart w:id="29" w:name="stil-5"/>
+    <w:bookmarkEnd w:id="33"/>
+    <w:bookmarkStart w:id="34" w:name="stil-5"/>
     <w:p>
       <w:pPr>
         <w:pStyle w:val="Heading3"/>
@@ -3629,8 +3869,8 @@
         <w:t xml:space="preserve">Paper cut art, layered papercraft illustration, underwater ocean scene with whales and marine life, multiple layers of colored paper creating depth, wave patterns in turquoise and dark blue paper layers, coral reefs and seaweed in foreground, two whales swimming, small tropical fish, gold and yellow accent elements, visible shadows between layers creating 3D effect, paper texture visible, limited color palette of teal turquoise navy blue white gold, clean silhouettes, papercraft style, top view lighting, wide 16:9 format</w:t>
       </w:r>
     </w:p>
-    <w:bookmarkEnd w:id="29"/>
-    <w:bookmarkStart w:id="30" w:name="stil-6"/>
+    <w:bookmarkEnd w:id="34"/>
+    <w:bookmarkStart w:id="35" w:name="stil-6"/>
     <w:p>
       <w:pPr>
         <w:pStyle w:val="Heading3"/>
@@ -3751,8 +3991,8 @@
         <w:t xml:space="preserve">Detailed cartoon illustration, cheerful plump Bavarian chef character with exaggerated proportions, large head, big bushy moustache, holding huge steaming mug of tea, table full of traditional food (sausages, pretzels, sauerkraut), warm cozy lighting from lanterns and candles, traditional Bavarian restaurant interior with wooden barrels in background, people celebrating, rich detailed textures on food glass and wood, caricature style but highly detailed, festive joyful atmosphere, warm golden brown color palette, professional digital illustration, concept art quality, wide 16:9 format</w:t>
       </w:r>
     </w:p>
-    <w:bookmarkEnd w:id="30"/>
-    <w:bookmarkStart w:id="31" w:name="stil-7"/>
+    <w:bookmarkEnd w:id="35"/>
+    <w:bookmarkStart w:id="36" w:name="stil-7"/>
     <w:p>
       <w:pPr>
         <w:pStyle w:val="Heading3"/>
@@ -3932,8 +4172,8 @@
         <w:t xml:space="preserve">Epic cinematic panoramic shot, ancient city at golden hour, massive armies and crowds, monumental classical architecture with temples walls towers, dramatic sunset sky with volumetric clouds, atmospheric dust and haze in air, silhouettes of warriors on foreground, wide-angle perspective, sense of epic scale and grandeur, warm color grading with golden ochre brown tones, cinematic lighting, inspired by films like Gladiator and 300, matte painting quality, photorealistic, ultra-wide 21:9 panorama</w:t>
       </w:r>
     </w:p>
-    <w:bookmarkEnd w:id="31"/>
-    <w:bookmarkStart w:id="32" w:name="stil-8"/>
+    <w:bookmarkEnd w:id="36"/>
+    <w:bookmarkStart w:id="37" w:name="stil-8"/>
     <w:p>
       <w:pPr>
         <w:pStyle w:val="Heading3"/>
@@ -4125,8 +4365,8 @@
         <w:t xml:space="preserve">Ultra realistic photography, three hikers with backpacks walking away on mountain trail, shot from behind, golden dry grass field, majestic mountains in background, clear blue sky with white clouds, natural sunlight, authentic outdoor adventure aesthetic, shot on Canon EOS R5 with 24-70mm lens at f/4, slight shallow depth of field with background softly blurred, realistic textures on clothing backpacks and landscape, warm natural color palette, professional outdoor photography, documentary style, wide 16:9 format</w:t>
       </w:r>
     </w:p>
-    <w:bookmarkEnd w:id="32"/>
-    <w:bookmarkStart w:id="33" w:name="stil-9"/>
+    <w:bookmarkEnd w:id="37"/>
+    <w:bookmarkStart w:id="38" w:name="stil-9"/>
     <w:p>
       <w:pPr>
         <w:pStyle w:val="Heading3"/>
@@ -4235,8 +4475,8 @@
         <w:t xml:space="preserve">Grotesque surrealist illustration, distorted human figures with exaggerated features, spiral organic patterns throughout, multiple eyes and strange details, textured skin with intricate patterns, unsettling chubby baby-like creatures with wide grins, elderly man with elongated features covered in swirls, vintage muted color palette of beige sepia grey-green, extreme level of detail, style combining Hieronymus Bosch and HR Giger and Mark Ryden, lowbrow surrealism, simultaneously repulsive and mesmerizing, intricate pen and ink quality, square 1:1 format</w:t>
       </w:r>
     </w:p>
-    <w:bookmarkEnd w:id="33"/>
-    <w:bookmarkStart w:id="34" w:name="stil-10"/>
+    <w:bookmarkEnd w:id="38"/>
+    <w:bookmarkStart w:id="39" w:name="stil-10"/>
     <w:p>
       <w:pPr>
         <w:pStyle w:val="Heading3"/>
@@ -4357,8 +4597,8 @@
         <w:t xml:space="preserve">Neon outline icon illustration on pure black background, science and education theme with flasks microscope books globe light bulb, glowing neon line art in multiple colors (pink cyan yellow green orange), no fill only outlines, neon tubes effect, reflections on glossy black surface below, minimalist clean design, vector art style, glowing edges, electric aesthetic, vibrant neon colors against darkness, modern icon design, square 1:1 format</w:t>
       </w:r>
     </w:p>
-    <w:bookmarkEnd w:id="34"/>
-    <w:bookmarkStart w:id="35" w:name="stil-11"/>
+    <w:bookmarkEnd w:id="39"/>
+    <w:bookmarkStart w:id="40" w:name="stil-11"/>
     <w:p>
       <w:pPr>
         <w:pStyle w:val="Heading3"/>
@@ -4586,9 +4826,9 @@
         <w:t xml:space="preserve">Classical maritime oil painting on textured canvas, detailed tall ship sailing vessel with multiple masts and rigging clearly visible, wind-filled sails with realistic fabric folds and shadows showing volume, sails illuminated by warm golden-orange sunset light creating dramatic backlight effect, dark silhouette of ship hull with deck details, ship positioned against dramatic sky, highly detailed dynamic ocean with translucent multi-layered waves structure, each wave showing depth and three-dimensional form with pronounced crests and troughs, thick impasto paint application creating visible physical texture on wave surfaces, color gradient within waves from deep emerald-green in depths to light turquoise-cyan on illuminated surfaces, golden-yellow sunlight reflections painted with thick brushstrokes in diagonal patterns naturally following organic wave movement, white foaming wave crests with fine textural detail, light penetrating through water creating realistic luminosity effect, spectacular sunset sky with volumetric clouds and atmospheric depth, warm color palette dominated by golden orange pink and coral tones, dramatic sunlight breaking through clouds with volumetric rays creating atmospheric perspective, strong contrast between warm lighting (sky, water reflections) and cool tones (deep ocean shadows), visible expressive brushstrokes throughout showing passionate artist's hand and technique, rich impasto texture especially pronounced on wave surfaces, romantic and dramatic maritime atmosphere evoking emotion and grandeur, inspired by Russian marine painter Ivan Aivazovsky's mastery combined with J.M.W. Turner's atmospheric effects and light philosophy, authentic 19th century classical academic painting technique, museum quality artwork, 3:2 format</w:t>
       </w:r>
     </w:p>
-    <w:bookmarkEnd w:id="35"/>
-    <w:bookmarkEnd w:id="36"/>
-    <w:bookmarkStart w:id="37" w:name="promty"/>
+    <w:bookmarkEnd w:id="40"/>
+    <w:bookmarkEnd w:id="41"/>
+    <w:bookmarkStart w:id="42" w:name="promty"/>
     <w:p>
       <w:pPr>
         <w:pStyle w:val="Heading2"/>
@@ -4878,8 +5118,8 @@
         <w:t xml:space="preserve">Затем для каждого слайда — [СПИСОК СЛАЙДОВ] — напиши промпт: общий блок стиля плюс свой объект и действие.</w:t>
       </w:r>
     </w:p>
-    <w:bookmarkEnd w:id="37"/>
-    <w:bookmarkStart w:id="39" w:name="samostoyatelno"/>
+    <w:bookmarkEnd w:id="42"/>
+    <w:bookmarkStart w:id="44" w:name="samostoyatelno"/>
     <w:p>
       <w:pPr>
         <w:pStyle w:val="Heading2"/>
@@ -4921,7 +5161,7 @@
         </w:rPr>
         <w:t xml:space="preserve"> </w:t>
       </w:r>
-      <w:hyperlink r:id="rId38">
+      <w:hyperlink r:id="rId43">
         <w:r>
           <w:rPr>
             <w:rStyle w:val="Hyperlink"/>
@@ -5143,8 +5383,8 @@
         <w:t xml:space="preserve">на ней нет текста и ошибок по сути; серия выглядит одной; под картинкой стоит подпись.</w:t>
       </w:r>
     </w:p>
-    <w:bookmarkEnd w:id="39"/>
-    <w:bookmarkStart w:id="40" w:name="proverte-sebya"/>
+    <w:bookmarkEnd w:id="44"/>
+    <w:bookmarkStart w:id="45" w:name="proverte-sebya"/>
     <w:p>
       <w:pPr>
         <w:pStyle w:val="Heading2"/>
@@ -5324,8 +5564,8 @@
         <w:t xml:space="preserve">Держать одинаковыми блоки стиля, света, цвета и формата и менять только объект и действие.</w:t>
       </w:r>
     </w:p>
-    <w:bookmarkEnd w:id="40"/>
-    <w:bookmarkStart w:id="41" w:name="istochniki"/>
+    <w:bookmarkEnd w:id="45"/>
+    <w:bookmarkStart w:id="46" w:name="istochniki"/>
     <w:p>
       <w:pPr>
         <w:pStyle w:val="Heading2"/>
@@ -5397,7 +5637,7 @@
         <w:t xml:space="preserve">Материалы автора курса 2025 года: универсальный фреймворк промпта для нейроиллюстраций, коллекция промптов, системная инструкция агента ART PROMPT MASTER.</w:t>
       </w:r>
     </w:p>
-    <w:bookmarkEnd w:id="41"/>
+    <w:bookmarkEnd w:id="46"/>
     <w:sectPr>
       <w:footnotePr>
         <w:numRestart w:val="eachSect"/>

--- a/site/files/konspekt-bonus-illyustracii.docx
+++ b/site/files/konspekt-bonus-illyustracii.docx
@@ -48,7 +48,65 @@
         <w:t xml:space="preserve">как образец и получить своё решение.</w:t>
       </w:r>
     </w:p>
-    <w:bookmarkStart w:id="9" w:name="что-вы-унесёте-с-урока"/>
+    <w:p>
+      <w:pPr>
+        <w:pStyle w:val="BlockText"/>
+      </w:pPr>
+      <w:r>
+        <w:rPr>
+          <w:b/>
+          <w:bCs/>
+          <w:lang w:val="ru"/>
+        </w:rPr>
+        <w:t xml:space="preserve">Благодарность</w:t>
+      </w:r>
+      <w:r>
+        <w:rPr>
+          <w:lang w:val="ru"/>
+        </w:rPr>
+        <w:t xml:space="preserve"> </w:t>
+      </w:r>
+      <w:r>
+        <w:rPr>
+          <w:lang w:val="ru"/>
+        </w:rPr>
+        <w:t xml:space="preserve">Дамиру Халилову: рисовать картинки нейросетями автор курса учился</w:t>
+      </w:r>
+      <w:r>
+        <w:rPr>
+          <w:lang w:val="ru"/>
+        </w:rPr>
+        <w:t xml:space="preserve"> </w:t>
+      </w:r>
+      <w:r>
+        <w:rPr>
+          <w:lang w:val="ru"/>
+        </w:rPr>
+        <w:t xml:space="preserve">по его бесплатным урокам. Сайт Дамира —</w:t>
+      </w:r>
+      <w:r>
+        <w:rPr>
+          <w:lang w:val="ru"/>
+        </w:rPr>
+        <w:t xml:space="preserve"> </w:t>
+      </w:r>
+      <w:hyperlink r:id="rId9">
+        <w:r>
+          <w:rPr>
+            <w:rStyle w:val="Hyperlink"/>
+            <w:lang w:val="ru"/>
+          </w:rPr>
+          <w:t xml:space="preserve">damir-khalilov.com</w:t>
+        </w:r>
+      </w:hyperlink>
+      <w:r>
+        <w:rPr>
+          <w:lang w:val="ru"/>
+        </w:rPr>
+        <w:t xml:space="preserve">.</w:t>
+      </w:r>
+    </w:p>
+    <w:bookmarkStart w:id="10" w:name="что-вы-унесёте-с-урока"/>
     <w:p>
       <w:pPr>
         <w:pStyle w:val="Heading2"/>
@@ -120,8 +178,8 @@
         <w:t xml:space="preserve">коллекцию из 11 стилей с готовыми промптами и навык-иллюстратор.</w:t>
       </w:r>
     </w:p>
-    <w:bookmarkEnd w:id="9"/>
-    <w:bookmarkStart w:id="19" w:name="gde-risovat"/>
+    <w:bookmarkEnd w:id="10"/>
+    <w:bookmarkStart w:id="20" w:name="gde-risovat"/>
     <w:p>
       <w:pPr>
         <w:pStyle w:val="Heading2"/>
@@ -479,7 +537,7 @@
         </w:rPr>
         <w:t xml:space="preserve"> </w:t>
       </w:r>
-      <w:hyperlink r:id="rId10">
+      <w:hyperlink r:id="rId11">
         <w:r>
           <w:rPr>
             <w:rStyle w:val="Hyperlink"/>
@@ -506,7 +564,7 @@
         </w:rPr>
         <w:t xml:space="preserve"> </w:t>
       </w:r>
-      <w:hyperlink r:id="rId11">
+      <w:hyperlink r:id="rId12">
         <w:r>
           <w:rPr>
             <w:rStyle w:val="Hyperlink"/>
@@ -539,7 +597,7 @@
         </w:rPr>
         <w:t xml:space="preserve"> </w:t>
       </w:r>
-      <w:hyperlink r:id="rId12">
+      <w:hyperlink r:id="rId13">
         <w:r>
           <w:rPr>
             <w:rStyle w:val="Hyperlink"/>
@@ -566,7 +624,7 @@
         </w:rPr>
         <w:t xml:space="preserve"> </w:t>
       </w:r>
-      <w:hyperlink r:id="rId13">
+      <w:hyperlink r:id="rId14">
         <w:r>
           <w:rPr>
             <w:rStyle w:val="Hyperlink"/>
@@ -624,7 +682,7 @@
         </w:rPr>
         <w:t xml:space="preserve"> </w:t>
       </w:r>
-      <w:hyperlink r:id="rId14">
+      <w:hyperlink r:id="rId15">
         <w:r>
           <w:rPr>
             <w:rStyle w:val="Hyperlink"/>
@@ -669,7 +727,7 @@
         </w:rPr>
         <w:t xml:space="preserve">(</w:t>
       </w:r>
-      <w:hyperlink r:id="rId15">
+      <w:hyperlink r:id="rId16">
         <w:r>
           <w:rPr>
             <w:rStyle w:val="Hyperlink"/>
@@ -716,7 +774,7 @@
         </w:rPr>
         <w:t xml:space="preserve"> </w:t>
       </w:r>
-      <w:hyperlink r:id="rId16">
+      <w:hyperlink r:id="rId17">
         <w:r>
           <w:rPr>
             <w:rStyle w:val="Hyperlink"/>
@@ -749,7 +807,7 @@
         </w:rPr>
         <w:t xml:space="preserve"> </w:t>
       </w:r>
-      <w:hyperlink r:id="rId17">
+      <w:hyperlink r:id="rId18">
         <w:r>
           <w:rPr>
             <w:rStyle w:val="Hyperlink"/>
@@ -806,7 +864,7 @@
         </w:rPr>
         <w:t xml:space="preserve">(</w:t>
       </w:r>
-      <w:hyperlink r:id="rId18">
+      <w:hyperlink r:id="rId19">
         <w:r>
           <w:rPr>
             <w:rStyle w:val="Hyperlink"/>
@@ -857,8 +915,8 @@
         <w:t xml:space="preserve">из коллекции ниже — вставлять как есть.</w:t>
       </w:r>
     </w:p>
-    <w:bookmarkEnd w:id="19"/>
-    <w:bookmarkStart w:id="20" w:name="formula"/>
+    <w:bookmarkEnd w:id="20"/>
+    <w:bookmarkStart w:id="21" w:name="formula"/>
     <w:p>
       <w:pPr>
         <w:pStyle w:val="Heading2"/>
@@ -1684,8 +1742,8 @@
         <w:t xml:space="preserve">с другом.</w:t>
       </w:r>
     </w:p>
-    <w:bookmarkEnd w:id="20"/>
-    <w:bookmarkStart w:id="21" w:name="k-slajdu"/>
+    <w:bookmarkEnd w:id="21"/>
+    <w:bookmarkStart w:id="22" w:name="k-slajdu"/>
     <w:p>
       <w:pPr>
         <w:pStyle w:val="Heading2"/>
@@ -2015,8 +2073,8 @@
         <w:t xml:space="preserve">детали эпохи и анатомию сверяйте так же, как факты в тексте (лекция 1).</w:t>
       </w:r>
     </w:p>
-    <w:bookmarkEnd w:id="21"/>
-    <w:bookmarkStart w:id="22" w:name="po-obrazcu"/>
+    <w:bookmarkEnd w:id="22"/>
+    <w:bookmarkStart w:id="23" w:name="po-obrazcu"/>
     <w:p>
       <w:pPr>
         <w:pStyle w:val="Heading2"/>
@@ -2190,8 +2248,8 @@
         <w:t xml:space="preserve">публикацией убедитесь, что результат не повторяет узнаваемое чужое произведение.</w:t>
       </w:r>
     </w:p>
-    <w:bookmarkEnd w:id="22"/>
-    <w:bookmarkStart w:id="23" w:name="dorabotka"/>
+    <w:bookmarkEnd w:id="23"/>
+    <w:bookmarkStart w:id="24" w:name="dorabotka"/>
     <w:p>
       <w:pPr>
         <w:pStyle w:val="Heading2"/>
@@ -2464,8 +2522,8 @@
         </w:tc>
       </w:tr>
     </w:tbl>
-    <w:bookmarkEnd w:id="23"/>
-    <w:bookmarkStart w:id="26" w:name="prava"/>
+    <w:bookmarkEnd w:id="24"/>
+    <w:bookmarkStart w:id="27" w:name="prava"/>
     <w:p>
       <w:pPr>
         <w:pStyle w:val="Heading2"/>
@@ -2523,7 +2581,7 @@
         </w:rPr>
         <w:t xml:space="preserve"> </w:t>
       </w:r>
-      <w:hyperlink r:id="rId24">
+      <w:hyperlink r:id="rId25">
         <w:r>
           <w:rPr>
             <w:rStyle w:val="Hyperlink"/>
@@ -2562,7 +2620,7 @@
         </w:rPr>
         <w:t xml:space="preserve"> </w:t>
       </w:r>
-      <w:hyperlink r:id="rId25">
+      <w:hyperlink r:id="rId26">
         <w:r>
           <w:rPr>
             <w:rStyle w:val="Hyperlink"/>
@@ -2760,8 +2818,8 @@
         <w:t xml:space="preserve">приёмы словами, особенно у современных авторов.</w:t>
       </w:r>
     </w:p>
-    <w:bookmarkEnd w:id="26"/>
-    <w:bookmarkStart w:id="29" w:name="navyk"/>
+    <w:bookmarkEnd w:id="27"/>
+    <w:bookmarkStart w:id="30" w:name="navyk"/>
     <w:p>
       <w:pPr>
         <w:pStyle w:val="Heading2"/>
@@ -2832,7 +2890,7 @@
         </w:rPr>
         <w:t xml:space="preserve"> </w:t>
       </w:r>
-      <w:hyperlink r:id="rId27">
+      <w:hyperlink r:id="rId28">
         <w:r>
           <w:rPr>
             <w:rStyle w:val="Hyperlink"/>
@@ -2853,7 +2911,7 @@
         </w:rPr>
         <w:t xml:space="preserve"> </w:t>
       </w:r>
-      <w:hyperlink r:id="rId28">
+      <w:hyperlink r:id="rId29">
         <w:r>
           <w:rPr>
             <w:rStyle w:val="Hyperlink"/>
@@ -2917,8 +2975,8 @@
         <w:t xml:space="preserve">следовать инструкции — и нарисуйте по лучшему варианту.</w:t>
       </w:r>
     </w:p>
-    <w:bookmarkEnd w:id="29"/>
-    <w:bookmarkStart w:id="41" w:name="stili"/>
+    <w:bookmarkEnd w:id="30"/>
+    <w:bookmarkStart w:id="42" w:name="stili"/>
     <w:p>
       <w:pPr>
         <w:pStyle w:val="Heading2"/>
@@ -2953,7 +3011,7 @@
         <w:t xml:space="preserve">Midjourney убраны, формат указан словами. Картинки — образцы стилей из тех же материалов.</w:t>
       </w:r>
     </w:p>
-    <w:bookmarkStart w:id="30" w:name="stil-1"/>
+    <w:bookmarkStart w:id="31" w:name="stil-1"/>
     <w:p>
       <w:pPr>
         <w:pStyle w:val="Heading3"/>
@@ -3145,8 +3203,8 @@
         <w:t xml:space="preserve">Photorealistic 3D render of futuristic female cyborg, wearing glossy orange-red plastic helmet with chrome metallic details, perfect human skin visible on face, cybernetic implants, futuristic visor, studio lighting with sharp highlights and reflections, cold blue gradient background, contrast between organic and synthetic materials, shot in portrait orientation, rendered in Octane Render with ray tracing, ultra-detailed textures, hyperrealistic, vertical 9:16 format</w:t>
       </w:r>
     </w:p>
-    <w:bookmarkEnd w:id="30"/>
-    <w:bookmarkStart w:id="31" w:name="stil-2"/>
+    <w:bookmarkEnd w:id="31"/>
+    <w:bookmarkStart w:id="32" w:name="stil-2"/>
     <w:p>
       <w:pPr>
         <w:pStyle w:val="Heading3"/>
@@ -3338,8 +3396,8 @@
         <w:t xml:space="preserve">Monochrome black and white deconstructivist architectural illustration, fragmented geometric structures, multiple perspectives simultaneously, dramatic rays of light radiating from center, crowds of people as dark silhouettes, architectural elements like columns steps platforms in chaotic arrangement, central symmetrical composition, high contrast chiaroscuro lighting, sense of monumentality and controlled chaos, inspired by M.C. Escher and Zaha Hadid, digital art, intricate details, square 1:1 format</w:t>
       </w:r>
     </w:p>
-    <w:bookmarkEnd w:id="31"/>
-    <w:bookmarkStart w:id="32" w:name="stil-3"/>
+    <w:bookmarkEnd w:id="32"/>
+    <w:bookmarkStart w:id="33" w:name="stil-3"/>
     <w:p>
       <w:pPr>
         <w:pStyle w:val="Heading3"/>
@@ -3519,8 +3577,8 @@
         <w:t xml:space="preserve">Film noir style black and white portrait photography, mysterious woman with dark lipstick, dramatic fabric or veil flowing dynamically around face as if blown by wind, strong chiaroscuro lighting from side, high contrast shadows, moody and mysterious atmosphere, detailed fabric textures, cinematic composition, inspired by classic 1940s film noir, fashion photography aesthetic, shot on medium format camera, sharp focus on face, 3:2 format</w:t>
       </w:r>
     </w:p>
-    <w:bookmarkEnd w:id="32"/>
-    <w:bookmarkStart w:id="33" w:name="stil-4"/>
+    <w:bookmarkEnd w:id="33"/>
+    <w:bookmarkStart w:id="34" w:name="stil-4"/>
     <w:p>
       <w:pPr>
         <w:pStyle w:val="Heading3"/>
@@ -3700,8 +3758,8 @@
         <w:t xml:space="preserve">Thomas Kinkade style romantic landscape painting, cozy cottage with half-timbered architecture, warm glowing lights from windows, winding stone path leading to house, lush green meadow with wildflowers, majestic mountains in background, serene lake reflecting scene, golden hour sunset lighting with volumetric light rays, soft clouds with sunlight breaking through, magical warm atmosphere, rich colors, oil painting texture, idyllic and peaceful mood, highly detailed foliage and architectural details, wide 16:9 format</w:t>
       </w:r>
     </w:p>
-    <w:bookmarkEnd w:id="33"/>
-    <w:bookmarkStart w:id="34" w:name="stil-5"/>
+    <w:bookmarkEnd w:id="34"/>
+    <w:bookmarkStart w:id="35" w:name="stil-5"/>
     <w:p>
       <w:pPr>
         <w:pStyle w:val="Heading3"/>
@@ -3869,8 +3927,8 @@
         <w:t xml:space="preserve">Paper cut art, layered papercraft illustration, underwater ocean scene with whales and marine life, multiple layers of colored paper creating depth, wave patterns in turquoise and dark blue paper layers, coral reefs and seaweed in foreground, two whales swimming, small tropical fish, gold and yellow accent elements, visible shadows between layers creating 3D effect, paper texture visible, limited color palette of teal turquoise navy blue white gold, clean silhouettes, papercraft style, top view lighting, wide 16:9 format</w:t>
       </w:r>
     </w:p>
-    <w:bookmarkEnd w:id="34"/>
-    <w:bookmarkStart w:id="35" w:name="stil-6"/>
+    <w:bookmarkEnd w:id="35"/>
+    <w:bookmarkStart w:id="36" w:name="stil-6"/>
     <w:p>
       <w:pPr>
         <w:pStyle w:val="Heading3"/>
@@ -3991,8 +4049,8 @@
         <w:t xml:space="preserve">Detailed cartoon illustration, cheerful plump Bavarian chef character with exaggerated proportions, large head, big bushy moustache, holding huge steaming mug of tea, table full of traditional food (sausages, pretzels, sauerkraut), warm cozy lighting from lanterns and candles, traditional Bavarian restaurant interior with wooden barrels in background, people celebrating, rich detailed textures on food glass and wood, caricature style but highly detailed, festive joyful atmosphere, warm golden brown color palette, professional digital illustration, concept art quality, wide 16:9 format</w:t>
       </w:r>
     </w:p>
-    <w:bookmarkEnd w:id="35"/>
-    <w:bookmarkStart w:id="36" w:name="stil-7"/>
+    <w:bookmarkEnd w:id="36"/>
+    <w:bookmarkStart w:id="37" w:name="stil-7"/>
     <w:p>
       <w:pPr>
         <w:pStyle w:val="Heading3"/>
@@ -4172,8 +4230,8 @@
         <w:t xml:space="preserve">Epic cinematic panoramic shot, ancient city at golden hour, massive armies and crowds, monumental classical architecture with temples walls towers, dramatic sunset sky with volumetric clouds, atmospheric dust and haze in air, silhouettes of warriors on foreground, wide-angle perspective, sense of epic scale and grandeur, warm color grading with golden ochre brown tones, cinematic lighting, inspired by films like Gladiator and 300, matte painting quality, photorealistic, ultra-wide 21:9 panorama</w:t>
       </w:r>
     </w:p>
-    <w:bookmarkEnd w:id="36"/>
-    <w:bookmarkStart w:id="37" w:name="stil-8"/>
+    <w:bookmarkEnd w:id="37"/>
+    <w:bookmarkStart w:id="38" w:name="stil-8"/>
     <w:p>
       <w:pPr>
         <w:pStyle w:val="Heading3"/>
@@ -4365,8 +4423,8 @@
         <w:t xml:space="preserve">Ultra realistic photography, three hikers with backpacks walking away on mountain trail, shot from behind, golden dry grass field, majestic mountains in background, clear blue sky with white clouds, natural sunlight, authentic outdoor adventure aesthetic, shot on Canon EOS R5 with 24-70mm lens at f/4, slight shallow depth of field with background softly blurred, realistic textures on clothing backpacks and landscape, warm natural color palette, professional outdoor photography, documentary style, wide 16:9 format</w:t>
       </w:r>
     </w:p>
-    <w:bookmarkEnd w:id="37"/>
-    <w:bookmarkStart w:id="38" w:name="stil-9"/>
+    <w:bookmarkEnd w:id="38"/>
+    <w:bookmarkStart w:id="39" w:name="stil-9"/>
     <w:p>
       <w:pPr>
         <w:pStyle w:val="Heading3"/>
@@ -4475,8 +4533,8 @@
         <w:t xml:space="preserve">Grotesque surrealist illustration, distorted human figures with exaggerated features, spiral organic patterns throughout, multiple eyes and strange details, textured skin with intricate patterns, unsettling chubby baby-like creatures with wide grins, elderly man with elongated features covered in swirls, vintage muted color palette of beige sepia grey-green, extreme level of detail, style combining Hieronymus Bosch and HR Giger and Mark Ryden, lowbrow surrealism, simultaneously repulsive and mesmerizing, intricate pen and ink quality, square 1:1 format</w:t>
       </w:r>
     </w:p>
-    <w:bookmarkEnd w:id="38"/>
-    <w:bookmarkStart w:id="39" w:name="stil-10"/>
+    <w:bookmarkEnd w:id="39"/>
+    <w:bookmarkStart w:id="40" w:name="stil-10"/>
     <w:p>
       <w:pPr>
         <w:pStyle w:val="Heading3"/>
@@ -4597,8 +4655,8 @@
         <w:t xml:space="preserve">Neon outline icon illustration on pure black background, science and education theme with flasks microscope books globe light bulb, glowing neon line art in multiple colors (pink cyan yellow green orange), no fill only outlines, neon tubes effect, reflections on glossy black surface below, minimalist clean design, vector art style, glowing edges, electric aesthetic, vibrant neon colors against darkness, modern icon design, square 1:1 format</w:t>
       </w:r>
     </w:p>
-    <w:bookmarkEnd w:id="39"/>
-    <w:bookmarkStart w:id="40" w:name="stil-11"/>
+    <w:bookmarkEnd w:id="40"/>
+    <w:bookmarkStart w:id="41" w:name="stil-11"/>
     <w:p>
       <w:pPr>
         <w:pStyle w:val="Heading3"/>
@@ -4826,9 +4884,9 @@
         <w:t xml:space="preserve">Classical maritime oil painting on textured canvas, detailed tall ship sailing vessel with multiple masts and rigging clearly visible, wind-filled sails with realistic fabric folds and shadows showing volume, sails illuminated by warm golden-orange sunset light creating dramatic backlight effect, dark silhouette of ship hull with deck details, ship positioned against dramatic sky, highly detailed dynamic ocean with translucent multi-layered waves structure, each wave showing depth and three-dimensional form with pronounced crests and troughs, thick impasto paint application creating visible physical texture on wave surfaces, color gradient within waves from deep emerald-green in depths to light turquoise-cyan on illuminated surfaces, golden-yellow sunlight reflections painted with thick brushstrokes in diagonal patterns naturally following organic wave movement, white foaming wave crests with fine textural detail, light penetrating through water creating realistic luminosity effect, spectacular sunset sky with volumetric clouds and atmospheric depth, warm color palette dominated by golden orange pink and coral tones, dramatic sunlight breaking through clouds with volumetric rays creating atmospheric perspective, strong contrast between warm lighting (sky, water reflections) and cool tones (deep ocean shadows), visible expressive brushstrokes throughout showing passionate artist's hand and technique, rich impasto texture especially pronounced on wave surfaces, romantic and dramatic maritime atmosphere evoking emotion and grandeur, inspired by Russian marine painter Ivan Aivazovsky's mastery combined with J.M.W. Turner's atmospheric effects and light philosophy, authentic 19th century classical academic painting technique, museum quality artwork, 3:2 format</w:t>
       </w:r>
     </w:p>
-    <w:bookmarkEnd w:id="40"/>
     <w:bookmarkEnd w:id="41"/>
-    <w:bookmarkStart w:id="42" w:name="promty"/>
+    <w:bookmarkEnd w:id="42"/>
+    <w:bookmarkStart w:id="43" w:name="promty"/>
     <w:p>
       <w:pPr>
         <w:pStyle w:val="Heading2"/>
@@ -5118,8 +5176,8 @@
         <w:t xml:space="preserve">Затем для каждого слайда — [СПИСОК СЛАЙДОВ] — напиши промпт: общий блок стиля плюс свой объект и действие.</w:t>
       </w:r>
     </w:p>
-    <w:bookmarkEnd w:id="42"/>
-    <w:bookmarkStart w:id="44" w:name="samostoyatelno"/>
+    <w:bookmarkEnd w:id="43"/>
+    <w:bookmarkStart w:id="45" w:name="samostoyatelno"/>
     <w:p>
       <w:pPr>
         <w:pStyle w:val="Heading2"/>
@@ -5161,7 +5219,7 @@
         </w:rPr>
         <w:t xml:space="preserve"> </w:t>
       </w:r>
-      <w:hyperlink r:id="rId43">
+      <w:hyperlink r:id="rId44">
         <w:r>
           <w:rPr>
             <w:rStyle w:val="Hyperlink"/>
@@ -5383,8 +5441,8 @@
         <w:t xml:space="preserve">на ней нет текста и ошибок по сути; серия выглядит одной; под картинкой стоит подпись.</w:t>
       </w:r>
     </w:p>
-    <w:bookmarkEnd w:id="44"/>
-    <w:bookmarkStart w:id="45" w:name="proverte-sebya"/>
+    <w:bookmarkEnd w:id="45"/>
+    <w:bookmarkStart w:id="46" w:name="proverte-sebya"/>
     <w:p>
       <w:pPr>
         <w:pStyle w:val="Heading2"/>
@@ -5564,8 +5622,8 @@
         <w:t xml:space="preserve">Держать одинаковыми блоки стиля, света, цвета и формата и менять только объект и действие.</w:t>
       </w:r>
     </w:p>
-    <w:bookmarkEnd w:id="45"/>
-    <w:bookmarkStart w:id="46" w:name="istochniki"/>
+    <w:bookmarkEnd w:id="46"/>
+    <w:bookmarkStart w:id="47" w:name="istochniki"/>
     <w:p>
       <w:pPr>
         <w:pStyle w:val="Heading2"/>
@@ -5637,7 +5695,7 @@
         <w:t xml:space="preserve">Материалы автора курса 2025 года: универсальный фреймворк промпта для нейроиллюстраций, коллекция промптов, системная инструкция агента ART PROMPT MASTER.</w:t>
       </w:r>
     </w:p>
-    <w:bookmarkEnd w:id="46"/>
+    <w:bookmarkEnd w:id="47"/>
     <w:sectPr>
       <w:footnotePr>
         <w:numRestart w:val="eachSect"/>

--- a/site/files/konspekt-bonus-illyustracii.docx
+++ b/site/files/konspekt-bonus-illyustracii.docx
@@ -5177,7 +5177,7 @@
       </w:r>
     </w:p>
     <w:bookmarkEnd w:id="43"/>
-    <w:bookmarkStart w:id="45" w:name="samostoyatelno"/>
+    <w:bookmarkStart w:id="46" w:name="samostoyatelno"/>
     <w:p>
       <w:pPr>
         <w:pStyle w:val="Heading2"/>
@@ -5225,14 +5225,53 @@
             <w:rStyle w:val="Hyperlink"/>
             <w:lang w:val="ru"/>
           </w:rPr>
-          <w:t xml:space="preserve">итоговый тест</w:t>
+          <w:t xml:space="preserve">тест в форме</w:t>
         </w:r>
       </w:hyperlink>
       <w:r>
         <w:rPr>
           <w:lang w:val="ru"/>
         </w:rPr>
-        <w:t xml:space="preserve">, от 44 баллов из 72 (60 %).</w:t>
+        <w:t xml:space="preserve"> </w:t>
+      </w:r>
+      <w:r>
+        <w:rPr>
+          <w:lang w:val="ru"/>
+        </w:rPr>
+        <w:t xml:space="preserve">— результат попадёт в ведомость; «сдано» — от 44 баллов</w:t>
+      </w:r>
+      <w:r>
+        <w:rPr>
+          <w:lang w:val="ru"/>
+        </w:rPr>
+        <w:t xml:space="preserve"> </w:t>
+      </w:r>
+      <w:r>
+        <w:rPr>
+          <w:lang w:val="ru"/>
+        </w:rPr>
+        <w:t xml:space="preserve">из 72 (60 %). Потренироваться —</w:t>
+      </w:r>
+      <w:r>
+        <w:rPr>
+          <w:lang w:val="ru"/>
+        </w:rPr>
+        <w:t xml:space="preserve"> </w:t>
+      </w:r>
+      <w:hyperlink r:id="rId45">
+        <w:r>
+          <w:rPr>
+            <w:rStyle w:val="Hyperlink"/>
+            <w:lang w:val="ru"/>
+          </w:rPr>
+          <w:t xml:space="preserve">тест на сайте</w:t>
+        </w:r>
+      </w:hyperlink>
+      <w:r>
+        <w:rPr>
+          <w:lang w:val="ru"/>
+        </w:rPr>
+        <w:t xml:space="preserve">.</w:t>
       </w:r>
     </w:p>
     <w:p>
@@ -5441,8 +5480,8 @@
         <w:t xml:space="preserve">на ней нет текста и ошибок по сути; серия выглядит одной; под картинкой стоит подпись.</w:t>
       </w:r>
     </w:p>
-    <w:bookmarkEnd w:id="45"/>
-    <w:bookmarkStart w:id="46" w:name="proverte-sebya"/>
+    <w:bookmarkEnd w:id="46"/>
+    <w:bookmarkStart w:id="47" w:name="proverte-sebya"/>
     <w:p>
       <w:pPr>
         <w:pStyle w:val="Heading2"/>
@@ -5622,8 +5661,8 @@
         <w:t xml:space="preserve">Держать одинаковыми блоки стиля, света, цвета и формата и менять только объект и действие.</w:t>
       </w:r>
     </w:p>
-    <w:bookmarkEnd w:id="46"/>
-    <w:bookmarkStart w:id="47" w:name="istochniki"/>
+    <w:bookmarkEnd w:id="47"/>
+    <w:bookmarkStart w:id="48" w:name="istochniki"/>
     <w:p>
       <w:pPr>
         <w:pStyle w:val="Heading2"/>
@@ -5695,7 +5734,7 @@
         <w:t xml:space="preserve">Материалы автора курса 2025 года: универсальный фреймворк промпта для нейроиллюстраций, коллекция промптов, системная инструкция агента ART PROMPT MASTER.</w:t>
       </w:r>
     </w:p>
-    <w:bookmarkEnd w:id="47"/>
+    <w:bookmarkEnd w:id="48"/>
     <w:sectPr>
       <w:footnotePr>
         <w:numRestart w:val="eachSect"/>

--- a/site/files/konspekt-bonus-illyustracii.docx
+++ b/site/files/konspekt-bonus-illyustracii.docx
@@ -82,7 +82,7 @@
         <w:rPr>
           <w:lang w:val="ru"/>
         </w:rPr>
-        <w:t xml:space="preserve">по его бесплатным урокам. Сайт Дамира —</w:t>
+        <w:t xml:space="preserve">по его бесплатным урокам. Бесплатный Telegram-канал Дамира с промптами —</w:t>
       </w:r>
       <w:r>
         <w:rPr>
@@ -96,7 +96,7 @@
             <w:rStyle w:val="Hyperlink"/>
             <w:lang w:val="ru"/>
           </w:rPr>
-          <w:t xml:space="preserve">damir-khalilov.com</w:t>
+          <w:t xml:space="preserve">«Промт дня»</w:t>
         </w:r>
       </w:hyperlink>
       <w:r>
@@ -2976,7 +2976,7 @@
       </w:r>
     </w:p>
     <w:bookmarkEnd w:id="30"/>
-    <w:bookmarkStart w:id="42" w:name="stili"/>
+    <w:bookmarkStart w:id="66" w:name="stili"/>
     <w:p>
       <w:pPr>
         <w:pStyle w:val="Heading2"/>
@@ -3011,7 +3011,7 @@
         <w:t xml:space="preserve">Midjourney убраны, формат указан словами. Картинки — образцы стилей из тех же материалов.</w:t>
       </w:r>
     </w:p>
-    <w:bookmarkStart w:id="31" w:name="stil-1"/>
+    <w:bookmarkStart w:id="34" w:name="stil-1"/>
     <w:p>
       <w:pPr>
         <w:pStyle w:val="Heading3"/>
@@ -3028,10 +3028,46 @@
         <w:pStyle w:val="FirstParagraph"/>
       </w:pPr>
       <w:r>
-        <w:rPr>
-          <w:lang w:val="ru"/>
-        </w:rPr>
-        <w:t xml:space="preserve">Стиль 1: 3D-рендер, футуристические киборги</w:t>
+        <w:drawing>
+          <wp:inline>
+            <wp:extent cx="5334000" cy="2453298"/>
+            <wp:effectExtent b="0" l="0" r="0" t="0"/>
+            <wp:docPr descr="Стиль 1: 3D-рендер, футуристические киборги" title="" id="32" name="Picture"/>
+            <a:graphic>
+              <a:graphicData uri="http://schemas.openxmlformats.org/drawingml/2006/picture">
+                <pic:pic>
+                  <pic:nvPicPr>
+                    <pic:cNvPr descr="https://ai-in-the-education.vercel.app/kartinki/illyustracii/stil-01.jpg" id="33" name="Picture"/>
+                    <pic:cNvPicPr>
+                      <a:picLocks noChangeArrowheads="1" noChangeAspect="1"/>
+                    </pic:cNvPicPr>
+                  </pic:nvPicPr>
+                  <pic:blipFill>
+                    <a:blip r:embed="rId31"/>
+                    <a:stretch>
+                      <a:fillRect/>
+                    </a:stretch>
+                  </pic:blipFill>
+                  <pic:spPr bwMode="auto">
+                    <a:xfrm>
+                      <a:off x="0" y="0"/>
+                      <a:ext cx="5334000" cy="2453298"/>
+                    </a:xfrm>
+                    <a:prstGeom prst="rect">
+                      <a:avLst/>
+                    </a:prstGeom>
+                    <a:noFill/>
+                    <a:ln w="9525">
+                      <a:noFill/>
+                      <a:headEnd/>
+                      <a:tailEnd/>
+                    </a:ln>
+                  </pic:spPr>
+                </pic:pic>
+              </a:graphicData>
+            </a:graphic>
+          </wp:inline>
+        </w:drawing>
       </w:r>
       <w:r>
         <w:rPr>
@@ -3203,8 +3239,8 @@
         <w:t xml:space="preserve">Photorealistic 3D render of futuristic female cyborg, wearing glossy orange-red plastic helmet with chrome metallic details, perfect human skin visible on face, cybernetic implants, futuristic visor, studio lighting with sharp highlights and reflections, cold blue gradient background, contrast between organic and synthetic materials, shot in portrait orientation, rendered in Octane Render with ray tracing, ultra-detailed textures, hyperrealistic, vertical 9:16 format</w:t>
       </w:r>
     </w:p>
-    <w:bookmarkEnd w:id="31"/>
-    <w:bookmarkStart w:id="32" w:name="stil-2"/>
+    <w:bookmarkEnd w:id="34"/>
+    <w:bookmarkStart w:id="38" w:name="stil-2"/>
     <w:p>
       <w:pPr>
         <w:pStyle w:val="Heading3"/>
@@ -3221,10 +3257,46 @@
         <w:pStyle w:val="FirstParagraph"/>
       </w:pPr>
       <w:r>
-        <w:rPr>
-          <w:lang w:val="ru"/>
-        </w:rPr>
-        <w:t xml:space="preserve">Стиль 2: деконструктивизм, архитектурный хаос</w:t>
+        <w:drawing>
+          <wp:inline>
+            <wp:extent cx="5334000" cy="5410932"/>
+            <wp:effectExtent b="0" l="0" r="0" t="0"/>
+            <wp:docPr descr="Стиль 2: деконструктивизм, архитектурный хаос" title="" id="36" name="Picture"/>
+            <a:graphic>
+              <a:graphicData uri="http://schemas.openxmlformats.org/drawingml/2006/picture">
+                <pic:pic>
+                  <pic:nvPicPr>
+                    <pic:cNvPr descr="https://ai-in-the-education.vercel.app/kartinki/illyustracii/stil-02.jpg" id="37" name="Picture"/>
+                    <pic:cNvPicPr>
+                      <a:picLocks noChangeArrowheads="1" noChangeAspect="1"/>
+                    </pic:cNvPicPr>
+                  </pic:nvPicPr>
+                  <pic:blipFill>
+                    <a:blip r:embed="rId35"/>
+                    <a:stretch>
+                      <a:fillRect/>
+                    </a:stretch>
+                  </pic:blipFill>
+                  <pic:spPr bwMode="auto">
+                    <a:xfrm>
+                      <a:off x="0" y="0"/>
+                      <a:ext cx="5334000" cy="5410932"/>
+                    </a:xfrm>
+                    <a:prstGeom prst="rect">
+                      <a:avLst/>
+                    </a:prstGeom>
+                    <a:noFill/>
+                    <a:ln w="9525">
+                      <a:noFill/>
+                      <a:headEnd/>
+                      <a:tailEnd/>
+                    </a:ln>
+                  </pic:spPr>
+                </pic:pic>
+              </a:graphicData>
+            </a:graphic>
+          </wp:inline>
+        </w:drawing>
       </w:r>
       <w:r>
         <w:rPr>
@@ -3396,8 +3468,8 @@
         <w:t xml:space="preserve">Monochrome black and white deconstructivist architectural illustration, fragmented geometric structures, multiple perspectives simultaneously, dramatic rays of light radiating from center, crowds of people as dark silhouettes, architectural elements like columns steps platforms in chaotic arrangement, central symmetrical composition, high contrast chiaroscuro lighting, sense of monumentality and controlled chaos, inspired by M.C. Escher and Zaha Hadid, digital art, intricate details, square 1:1 format</w:t>
       </w:r>
     </w:p>
-    <w:bookmarkEnd w:id="32"/>
-    <w:bookmarkStart w:id="33" w:name="stil-3"/>
+    <w:bookmarkEnd w:id="38"/>
+    <w:bookmarkStart w:id="42" w:name="stil-3"/>
     <w:p>
       <w:pPr>
         <w:pStyle w:val="Heading3"/>
@@ -3414,10 +3486,46 @@
         <w:pStyle w:val="FirstParagraph"/>
       </w:pPr>
       <w:r>
-        <w:rPr>
-          <w:lang w:val="ru"/>
-        </w:rPr>
-        <w:t xml:space="preserve">Стиль 3: нуар, чёрно-белый портрет</w:t>
+        <w:drawing>
+          <wp:inline>
+            <wp:extent cx="5334000" cy="2564423"/>
+            <wp:effectExtent b="0" l="0" r="0" t="0"/>
+            <wp:docPr descr="Стиль 3: нуар, чёрно-белый портрет" title="" id="40" name="Picture"/>
+            <a:graphic>
+              <a:graphicData uri="http://schemas.openxmlformats.org/drawingml/2006/picture">
+                <pic:pic>
+                  <pic:nvPicPr>
+                    <pic:cNvPr descr="https://ai-in-the-education.vercel.app/kartinki/illyustracii/stil-03.jpg" id="41" name="Picture"/>
+                    <pic:cNvPicPr>
+                      <a:picLocks noChangeArrowheads="1" noChangeAspect="1"/>
+                    </pic:cNvPicPr>
+                  </pic:nvPicPr>
+                  <pic:blipFill>
+                    <a:blip r:embed="rId39"/>
+                    <a:stretch>
+                      <a:fillRect/>
+                    </a:stretch>
+                  </pic:blipFill>
+                  <pic:spPr bwMode="auto">
+                    <a:xfrm>
+                      <a:off x="0" y="0"/>
+                      <a:ext cx="5334000" cy="2564423"/>
+                    </a:xfrm>
+                    <a:prstGeom prst="rect">
+                      <a:avLst/>
+                    </a:prstGeom>
+                    <a:noFill/>
+                    <a:ln w="9525">
+                      <a:noFill/>
+                      <a:headEnd/>
+                      <a:tailEnd/>
+                    </a:ln>
+                  </pic:spPr>
+                </pic:pic>
+              </a:graphicData>
+            </a:graphic>
+          </wp:inline>
+        </w:drawing>
       </w:r>
       <w:r>
         <w:rPr>
@@ -3577,8 +3685,8 @@
         <w:t xml:space="preserve">Film noir style black and white portrait photography, mysterious woman with dark lipstick, dramatic fabric or veil flowing dynamically around face as if blown by wind, strong chiaroscuro lighting from side, high contrast shadows, moody and mysterious atmosphere, detailed fabric textures, cinematic composition, inspired by classic 1940s film noir, fashion photography aesthetic, shot on medium format camera, sharp focus on face, 3:2 format</w:t>
       </w:r>
     </w:p>
-    <w:bookmarkEnd w:id="33"/>
-    <w:bookmarkStart w:id="34" w:name="stil-4"/>
+    <w:bookmarkEnd w:id="42"/>
+    <w:bookmarkStart w:id="46" w:name="stil-4"/>
     <w:p>
       <w:pPr>
         <w:pStyle w:val="Heading3"/>
@@ -3595,10 +3703,46 @@
         <w:pStyle w:val="FirstParagraph"/>
       </w:pPr>
       <w:r>
-        <w:rPr>
-          <w:lang w:val="ru"/>
-        </w:rPr>
-        <w:t xml:space="preserve">Стиль 4: романтический пейзаж</w:t>
+        <w:drawing>
+          <wp:inline>
+            <wp:extent cx="5334000" cy="3581644"/>
+            <wp:effectExtent b="0" l="0" r="0" t="0"/>
+            <wp:docPr descr="Стиль 4: романтический пейзаж" title="" id="44" name="Picture"/>
+            <a:graphic>
+              <a:graphicData uri="http://schemas.openxmlformats.org/drawingml/2006/picture">
+                <pic:pic>
+                  <pic:nvPicPr>
+                    <pic:cNvPr descr="https://ai-in-the-education.vercel.app/kartinki/illyustracii/stil-04.jpg" id="45" name="Picture"/>
+                    <pic:cNvPicPr>
+                      <a:picLocks noChangeArrowheads="1" noChangeAspect="1"/>
+                    </pic:cNvPicPr>
+                  </pic:nvPicPr>
+                  <pic:blipFill>
+                    <a:blip r:embed="rId43"/>
+                    <a:stretch>
+                      <a:fillRect/>
+                    </a:stretch>
+                  </pic:blipFill>
+                  <pic:spPr bwMode="auto">
+                    <a:xfrm>
+                      <a:off x="0" y="0"/>
+                      <a:ext cx="5334000" cy="3581644"/>
+                    </a:xfrm>
+                    <a:prstGeom prst="rect">
+                      <a:avLst/>
+                    </a:prstGeom>
+                    <a:noFill/>
+                    <a:ln w="9525">
+                      <a:noFill/>
+                      <a:headEnd/>
+                      <a:tailEnd/>
+                    </a:ln>
+                  </pic:spPr>
+                </pic:pic>
+              </a:graphicData>
+            </a:graphic>
+          </wp:inline>
+        </w:drawing>
       </w:r>
       <w:r>
         <w:rPr>
@@ -3758,8 +3902,8 @@
         <w:t xml:space="preserve">Thomas Kinkade style romantic landscape painting, cozy cottage with half-timbered architecture, warm glowing lights from windows, winding stone path leading to house, lush green meadow with wildflowers, majestic mountains in background, serene lake reflecting scene, golden hour sunset lighting with volumetric light rays, soft clouds with sunlight breaking through, magical warm atmosphere, rich colors, oil painting texture, idyllic and peaceful mood, highly detailed foliage and architectural details, wide 16:9 format</w:t>
       </w:r>
     </w:p>
-    <w:bookmarkEnd w:id="34"/>
-    <w:bookmarkStart w:id="35" w:name="stil-5"/>
+    <w:bookmarkEnd w:id="46"/>
+    <w:bookmarkStart w:id="50" w:name="stil-5"/>
     <w:p>
       <w:pPr>
         <w:pStyle w:val="Heading3"/>
@@ -3776,10 +3920,46 @@
         <w:pStyle w:val="FirstParagraph"/>
       </w:pPr>
       <w:r>
-        <w:rPr>
-          <w:lang w:val="ru"/>
-        </w:rPr>
-        <w:t xml:space="preserve">Стиль 5: многослойная бумажная аппликация</w:t>
+        <w:drawing>
+          <wp:inline>
+            <wp:extent cx="5334000" cy="3179884"/>
+            <wp:effectExtent b="0" l="0" r="0" t="0"/>
+            <wp:docPr descr="Стиль 5: многослойная бумажная аппликация" title="" id="48" name="Picture"/>
+            <a:graphic>
+              <a:graphicData uri="http://schemas.openxmlformats.org/drawingml/2006/picture">
+                <pic:pic>
+                  <pic:nvPicPr>
+                    <pic:cNvPr descr="https://ai-in-the-education.vercel.app/kartinki/illyustracii/stil-05.jpg" id="49" name="Picture"/>
+                    <pic:cNvPicPr>
+                      <a:picLocks noChangeArrowheads="1" noChangeAspect="1"/>
+                    </pic:cNvPicPr>
+                  </pic:nvPicPr>
+                  <pic:blipFill>
+                    <a:blip r:embed="rId47"/>
+                    <a:stretch>
+                      <a:fillRect/>
+                    </a:stretch>
+                  </pic:blipFill>
+                  <pic:spPr bwMode="auto">
+                    <a:xfrm>
+                      <a:off x="0" y="0"/>
+                      <a:ext cx="5334000" cy="3179884"/>
+                    </a:xfrm>
+                    <a:prstGeom prst="rect">
+                      <a:avLst/>
+                    </a:prstGeom>
+                    <a:noFill/>
+                    <a:ln w="9525">
+                      <a:noFill/>
+                      <a:headEnd/>
+                      <a:tailEnd/>
+                    </a:ln>
+                  </pic:spPr>
+                </pic:pic>
+              </a:graphicData>
+            </a:graphic>
+          </wp:inline>
+        </w:drawing>
       </w:r>
       <w:r>
         <w:rPr>
@@ -3927,8 +4107,8 @@
         <w:t xml:space="preserve">Paper cut art, layered papercraft illustration, underwater ocean scene with whales and marine life, multiple layers of colored paper creating depth, wave patterns in turquoise and dark blue paper layers, coral reefs and seaweed in foreground, two whales swimming, small tropical fish, gold and yellow accent elements, visible shadows between layers creating 3D effect, paper texture visible, limited color palette of teal turquoise navy blue white gold, clean silhouettes, papercraft style, top view lighting, wide 16:9 format</w:t>
       </w:r>
     </w:p>
-    <w:bookmarkEnd w:id="35"/>
-    <w:bookmarkStart w:id="36" w:name="stil-6"/>
+    <w:bookmarkEnd w:id="50"/>
+    <w:bookmarkStart w:id="51" w:name="stil-6"/>
     <w:p>
       <w:pPr>
         <w:pStyle w:val="Heading3"/>
@@ -4049,8 +4229,8 @@
         <w:t xml:space="preserve">Detailed cartoon illustration, cheerful plump Bavarian chef character with exaggerated proportions, large head, big bushy moustache, holding huge steaming mug of tea, table full of traditional food (sausages, pretzels, sauerkraut), warm cozy lighting from lanterns and candles, traditional Bavarian restaurant interior with wooden barrels in background, people celebrating, rich detailed textures on food glass and wood, caricature style but highly detailed, festive joyful atmosphere, warm golden brown color palette, professional digital illustration, concept art quality, wide 16:9 format</w:t>
       </w:r>
     </w:p>
-    <w:bookmarkEnd w:id="36"/>
-    <w:bookmarkStart w:id="37" w:name="stil-7"/>
+    <w:bookmarkEnd w:id="51"/>
+    <w:bookmarkStart w:id="55" w:name="stil-7"/>
     <w:p>
       <w:pPr>
         <w:pStyle w:val="Heading3"/>
@@ -4067,10 +4247,46 @@
         <w:pStyle w:val="FirstParagraph"/>
       </w:pPr>
       <w:r>
-        <w:rPr>
-          <w:lang w:val="ru"/>
-        </w:rPr>
-        <w:t xml:space="preserve">Стиль 7: кинематографическая панорама древнего города</w:t>
+        <w:drawing>
+          <wp:inline>
+            <wp:extent cx="5334000" cy="3214076"/>
+            <wp:effectExtent b="0" l="0" r="0" t="0"/>
+            <wp:docPr descr="Стиль 7: кинематографическая панорама древнего города" title="" id="53" name="Picture"/>
+            <a:graphic>
+              <a:graphicData uri="http://schemas.openxmlformats.org/drawingml/2006/picture">
+                <pic:pic>
+                  <pic:nvPicPr>
+                    <pic:cNvPr descr="https://ai-in-the-education.vercel.app/kartinki/illyustracii/stil-07.jpg" id="54" name="Picture"/>
+                    <pic:cNvPicPr>
+                      <a:picLocks noChangeArrowheads="1" noChangeAspect="1"/>
+                    </pic:cNvPicPr>
+                  </pic:nvPicPr>
+                  <pic:blipFill>
+                    <a:blip r:embed="rId52"/>
+                    <a:stretch>
+                      <a:fillRect/>
+                    </a:stretch>
+                  </pic:blipFill>
+                  <pic:spPr bwMode="auto">
+                    <a:xfrm>
+                      <a:off x="0" y="0"/>
+                      <a:ext cx="5334000" cy="3214076"/>
+                    </a:xfrm>
+                    <a:prstGeom prst="rect">
+                      <a:avLst/>
+                    </a:prstGeom>
+                    <a:noFill/>
+                    <a:ln w="9525">
+                      <a:noFill/>
+                      <a:headEnd/>
+                      <a:tailEnd/>
+                    </a:ln>
+                  </pic:spPr>
+                </pic:pic>
+              </a:graphicData>
+            </a:graphic>
+          </wp:inline>
+        </w:drawing>
       </w:r>
       <w:r>
         <w:rPr>
@@ -4230,8 +4446,8 @@
         <w:t xml:space="preserve">Epic cinematic panoramic shot, ancient city at golden hour, massive armies and crowds, monumental classical architecture with temples walls towers, dramatic sunset sky with volumetric clouds, atmospheric dust and haze in air, silhouettes of warriors on foreground, wide-angle perspective, sense of epic scale and grandeur, warm color grading with golden ochre brown tones, cinematic lighting, inspired by films like Gladiator and 300, matte painting quality, photorealistic, ultra-wide 21:9 panorama</w:t>
       </w:r>
     </w:p>
-    <w:bookmarkEnd w:id="37"/>
-    <w:bookmarkStart w:id="38" w:name="stil-8"/>
+    <w:bookmarkEnd w:id="55"/>
+    <w:bookmarkStart w:id="59" w:name="stil-8"/>
     <w:p>
       <w:pPr>
         <w:pStyle w:val="Heading3"/>
@@ -4248,10 +4464,46 @@
         <w:pStyle w:val="FirstParagraph"/>
       </w:pPr>
       <w:r>
-        <w:rPr>
-          <w:lang w:val="ru"/>
-        </w:rPr>
-        <w:t xml:space="preserve">Стиль 8: ультрареалистичная фотография, туристы в горах</w:t>
+        <w:drawing>
+          <wp:inline>
+            <wp:extent cx="5334000" cy="2940538"/>
+            <wp:effectExtent b="0" l="0" r="0" t="0"/>
+            <wp:docPr descr="Стиль 8: ультрареалистичная фотография, туристы в горах" title="" id="57" name="Picture"/>
+            <a:graphic>
+              <a:graphicData uri="http://schemas.openxmlformats.org/drawingml/2006/picture">
+                <pic:pic>
+                  <pic:nvPicPr>
+                    <pic:cNvPr descr="https://ai-in-the-education.vercel.app/kartinki/illyustracii/stil-08.jpg" id="58" name="Picture"/>
+                    <pic:cNvPicPr>
+                      <a:picLocks noChangeArrowheads="1" noChangeAspect="1"/>
+                    </pic:cNvPicPr>
+                  </pic:nvPicPr>
+                  <pic:blipFill>
+                    <a:blip r:embed="rId56"/>
+                    <a:stretch>
+                      <a:fillRect/>
+                    </a:stretch>
+                  </pic:blipFill>
+                  <pic:spPr bwMode="auto">
+                    <a:xfrm>
+                      <a:off x="0" y="0"/>
+                      <a:ext cx="5334000" cy="2940538"/>
+                    </a:xfrm>
+                    <a:prstGeom prst="rect">
+                      <a:avLst/>
+                    </a:prstGeom>
+                    <a:noFill/>
+                    <a:ln w="9525">
+                      <a:noFill/>
+                      <a:headEnd/>
+                      <a:tailEnd/>
+                    </a:ln>
+                  </pic:spPr>
+                </pic:pic>
+              </a:graphicData>
+            </a:graphic>
+          </wp:inline>
+        </w:drawing>
       </w:r>
       <w:r>
         <w:rPr>
@@ -4423,8 +4675,8 @@
         <w:t xml:space="preserve">Ultra realistic photography, three hikers with backpacks walking away on mountain trail, shot from behind, golden dry grass field, majestic mountains in background, clear blue sky with white clouds, natural sunlight, authentic outdoor adventure aesthetic, shot on Canon EOS R5 with 24-70mm lens at f/4, slight shallow depth of field with background softly blurred, realistic textures on clothing backpacks and landscape, warm natural color palette, professional outdoor photography, documentary style, wide 16:9 format</w:t>
       </w:r>
     </w:p>
-    <w:bookmarkEnd w:id="38"/>
-    <w:bookmarkStart w:id="39" w:name="stil-9"/>
+    <w:bookmarkEnd w:id="59"/>
+    <w:bookmarkStart w:id="60" w:name="stil-9"/>
     <w:p>
       <w:pPr>
         <w:pStyle w:val="Heading3"/>
@@ -4533,8 +4785,8 @@
         <w:t xml:space="preserve">Grotesque surrealist illustration, distorted human figures with exaggerated features, spiral organic patterns throughout, multiple eyes and strange details, textured skin with intricate patterns, unsettling chubby baby-like creatures with wide grins, elderly man with elongated features covered in swirls, vintage muted color palette of beige sepia grey-green, extreme level of detail, style combining Hieronymus Bosch and HR Giger and Mark Ryden, lowbrow surrealism, simultaneously repulsive and mesmerizing, intricate pen and ink quality, square 1:1 format</w:t>
       </w:r>
     </w:p>
-    <w:bookmarkEnd w:id="39"/>
-    <w:bookmarkStart w:id="40" w:name="stil-10"/>
+    <w:bookmarkEnd w:id="60"/>
+    <w:bookmarkStart w:id="61" w:name="stil-10"/>
     <w:p>
       <w:pPr>
         <w:pStyle w:val="Heading3"/>
@@ -4655,8 +4907,8 @@
         <w:t xml:space="preserve">Neon outline icon illustration on pure black background, science and education theme with flasks microscope books globe light bulb, glowing neon line art in multiple colors (pink cyan yellow green orange), no fill only outlines, neon tubes effect, reflections on glossy black surface below, minimalist clean design, vector art style, glowing edges, electric aesthetic, vibrant neon colors against darkness, modern icon design, square 1:1 format</w:t>
       </w:r>
     </w:p>
-    <w:bookmarkEnd w:id="40"/>
-    <w:bookmarkStart w:id="41" w:name="stil-11"/>
+    <w:bookmarkEnd w:id="61"/>
+    <w:bookmarkStart w:id="65" w:name="stil-11"/>
     <w:p>
       <w:pPr>
         <w:pStyle w:val="Heading3"/>
@@ -4673,10 +4925,46 @@
         <w:pStyle w:val="FirstParagraph"/>
       </w:pPr>
       <w:r>
-        <w:rPr>
-          <w:lang w:val="ru"/>
-        </w:rPr>
-        <w:t xml:space="preserve">Стиль 11: масляная живопись, маяк и море</w:t>
+        <w:drawing>
+          <wp:inline>
+            <wp:extent cx="5334000" cy="2974730"/>
+            <wp:effectExtent b="0" l="0" r="0" t="0"/>
+            <wp:docPr descr="Стиль 11: масляная живопись, маяк и море" title="" id="63" name="Picture"/>
+            <a:graphic>
+              <a:graphicData uri="http://schemas.openxmlformats.org/drawingml/2006/picture">
+                <pic:pic>
+                  <pic:nvPicPr>
+                    <pic:cNvPr descr="https://ai-in-the-education.vercel.app/kartinki/illyustracii/stil-11.jpg" id="64" name="Picture"/>
+                    <pic:cNvPicPr>
+                      <a:picLocks noChangeArrowheads="1" noChangeAspect="1"/>
+                    </pic:cNvPicPr>
+                  </pic:nvPicPr>
+                  <pic:blipFill>
+                    <a:blip r:embed="rId62"/>
+                    <a:stretch>
+                      <a:fillRect/>
+                    </a:stretch>
+                  </pic:blipFill>
+                  <pic:spPr bwMode="auto">
+                    <a:xfrm>
+                      <a:off x="0" y="0"/>
+                      <a:ext cx="5334000" cy="2974730"/>
+                    </a:xfrm>
+                    <a:prstGeom prst="rect">
+                      <a:avLst/>
+                    </a:prstGeom>
+                    <a:noFill/>
+                    <a:ln w="9525">
+                      <a:noFill/>
+                      <a:headEnd/>
+                      <a:tailEnd/>
+                    </a:ln>
+                  </pic:spPr>
+                </pic:pic>
+              </a:graphicData>
+            </a:graphic>
+          </wp:inline>
+        </w:drawing>
       </w:r>
       <w:r>
         <w:rPr>
@@ -4884,9 +5172,9 @@
         <w:t xml:space="preserve">Classical maritime oil painting on textured canvas, detailed tall ship sailing vessel with multiple masts and rigging clearly visible, wind-filled sails with realistic fabric folds and shadows showing volume, sails illuminated by warm golden-orange sunset light creating dramatic backlight effect, dark silhouette of ship hull with deck details, ship positioned against dramatic sky, highly detailed dynamic ocean with translucent multi-layered waves structure, each wave showing depth and three-dimensional form with pronounced crests and troughs, thick impasto paint application creating visible physical texture on wave surfaces, color gradient within waves from deep emerald-green in depths to light turquoise-cyan on illuminated surfaces, golden-yellow sunlight reflections painted with thick brushstrokes in diagonal patterns naturally following organic wave movement, white foaming wave crests with fine textural detail, light penetrating through water creating realistic luminosity effect, spectacular sunset sky with volumetric clouds and atmospheric depth, warm color palette dominated by golden orange pink and coral tones, dramatic sunlight breaking through clouds with volumetric rays creating atmospheric perspective, strong contrast between warm lighting (sky, water reflections) and cool tones (deep ocean shadows), visible expressive brushstrokes throughout showing passionate artist's hand and technique, rich impasto texture especially pronounced on wave surfaces, romantic and dramatic maritime atmosphere evoking emotion and grandeur, inspired by Russian marine painter Ivan Aivazovsky's mastery combined with J.M.W. Turner's atmospheric effects and light philosophy, authentic 19th century classical academic painting technique, museum quality artwork, 3:2 format</w:t>
       </w:r>
     </w:p>
-    <w:bookmarkEnd w:id="41"/>
-    <w:bookmarkEnd w:id="42"/>
-    <w:bookmarkStart w:id="43" w:name="promty"/>
+    <w:bookmarkEnd w:id="65"/>
+    <w:bookmarkEnd w:id="66"/>
+    <w:bookmarkStart w:id="67" w:name="promty"/>
     <w:p>
       <w:pPr>
         <w:pStyle w:val="Heading2"/>
@@ -5176,8 +5464,8 @@
         <w:t xml:space="preserve">Затем для каждого слайда — [СПИСОК СЛАЙДОВ] — напиши промпт: общий блок стиля плюс свой объект и действие.</w:t>
       </w:r>
     </w:p>
-    <w:bookmarkEnd w:id="43"/>
-    <w:bookmarkStart w:id="46" w:name="samostoyatelno"/>
+    <w:bookmarkEnd w:id="67"/>
+    <w:bookmarkStart w:id="70" w:name="samostoyatelno"/>
     <w:p>
       <w:pPr>
         <w:pStyle w:val="Heading2"/>
@@ -5219,7 +5507,7 @@
         </w:rPr>
         <w:t xml:space="preserve"> </w:t>
       </w:r>
-      <w:hyperlink r:id="rId44">
+      <w:hyperlink r:id="rId68">
         <w:r>
           <w:rPr>
             <w:rStyle w:val="Hyperlink"/>
@@ -5258,7 +5546,7 @@
         </w:rPr>
         <w:t xml:space="preserve"> </w:t>
       </w:r>
-      <w:hyperlink r:id="rId45">
+      <w:hyperlink r:id="rId69">
         <w:r>
           <w:rPr>
             <w:rStyle w:val="Hyperlink"/>
@@ -5480,8 +5768,8 @@
         <w:t xml:space="preserve">на ней нет текста и ошибок по сути; серия выглядит одной; под картинкой стоит подпись.</w:t>
       </w:r>
     </w:p>
-    <w:bookmarkEnd w:id="46"/>
-    <w:bookmarkStart w:id="47" w:name="proverte-sebya"/>
+    <w:bookmarkEnd w:id="70"/>
+    <w:bookmarkStart w:id="71" w:name="proverte-sebya"/>
     <w:p>
       <w:pPr>
         <w:pStyle w:val="Heading2"/>
@@ -5661,8 +5949,8 @@
         <w:t xml:space="preserve">Держать одинаковыми блоки стиля, света, цвета и формата и менять только объект и действие.</w:t>
       </w:r>
     </w:p>
-    <w:bookmarkEnd w:id="47"/>
-    <w:bookmarkStart w:id="48" w:name="istochniki"/>
+    <w:bookmarkEnd w:id="71"/>
+    <w:bookmarkStart w:id="72" w:name="istochniki"/>
     <w:p>
       <w:pPr>
         <w:pStyle w:val="Heading2"/>
@@ -5734,7 +6022,7 @@
         <w:t xml:space="preserve">Материалы автора курса 2025 года: универсальный фреймворк промпта для нейроиллюстраций, коллекция промптов, системная инструкция агента ART PROMPT MASTER.</w:t>
       </w:r>
     </w:p>
-    <w:bookmarkEnd w:id="48"/>
+    <w:bookmarkEnd w:id="72"/>
     <w:sectPr>
       <w:footnotePr>
         <w:numRestart w:val="eachSect"/>

--- a/site/files/konspekt-bonus-illyustracii.docx
+++ b/site/files/konspekt-bonus-illyustracii.docx
@@ -5507,13 +5507,25 @@
         </w:rPr>
         <w:t xml:space="preserve"> </w:t>
       </w:r>
+      <w:r>
+        <w:rPr>
+          <w:lang w:val="ru"/>
+        </w:rPr>
+        <w:t xml:space="preserve">на сайте НГУ: итоговый тест из 10 вопросов. Проверить себя здесь — тесты</w:t>
+      </w:r>
+      <w:r>
+        <w:rPr>
+          <w:lang w:val="ru"/>
+        </w:rPr>
+        <w:t xml:space="preserve"> </w:t>
+      </w:r>
       <w:hyperlink r:id="rId68">
         <w:r>
           <w:rPr>
             <w:rStyle w:val="Hyperlink"/>
             <w:lang w:val="ru"/>
           </w:rPr>
-          <w:t xml:space="preserve">тест в форме</w:t>
+          <w:t xml:space="preserve">среднего уровня</w:t>
         </w:r>
       </w:hyperlink>
       <w:r>
@@ -5526,19 +5538,7 @@
         <w:rPr>
           <w:lang w:val="ru"/>
         </w:rPr>
-        <w:t xml:space="preserve">— результат попадёт в ведомость; «сдано» — от 44 баллов</w:t>
-      </w:r>
-      <w:r>
-        <w:rPr>
-          <w:lang w:val="ru"/>
-        </w:rPr>
-        <w:t xml:space="preserve"> </w:t>
-      </w:r>
-      <w:r>
-        <w:rPr>
-          <w:lang w:val="ru"/>
-        </w:rPr>
-        <w:t xml:space="preserve">из 72 (60 %). Потренироваться —</w:t>
+        <w:t xml:space="preserve">и</w:t>
       </w:r>
       <w:r>
         <w:rPr>
@@ -5552,7 +5552,7 @@
             <w:rStyle w:val="Hyperlink"/>
             <w:lang w:val="ru"/>
           </w:rPr>
-          <w:t xml:space="preserve">тест на сайте</w:t>
+          <w:t xml:space="preserve">повышенной сложности</w:t>
         </w:r>
       </w:hyperlink>
       <w:r>

--- a/site/files/konspekt-bonus-illyustracii.docx
+++ b/site/files/konspekt-bonus-illyustracii.docx
@@ -3037,7 +3037,7 @@
               <a:graphicData uri="http://schemas.openxmlformats.org/drawingml/2006/picture">
                 <pic:pic>
                   <pic:nvPicPr>
-                    <pic:cNvPr descr="https://ai-in-the-education.vercel.app/kartinki/illyustracii/stil-01.jpg" id="33" name="Picture"/>
+                    <pic:cNvPr descr="https://barbashin1970.github.io/PROMPT-Professor/kartinki/illyustracii/stil-01.jpg" id="33" name="Picture"/>
                     <pic:cNvPicPr>
                       <a:picLocks noChangeArrowheads="1" noChangeAspect="1"/>
                     </pic:cNvPicPr>
@@ -3266,7 +3266,7 @@
               <a:graphicData uri="http://schemas.openxmlformats.org/drawingml/2006/picture">
                 <pic:pic>
                   <pic:nvPicPr>
-                    <pic:cNvPr descr="https://ai-in-the-education.vercel.app/kartinki/illyustracii/stil-02.jpg" id="37" name="Picture"/>
+                    <pic:cNvPr descr="https://barbashin1970.github.io/PROMPT-Professor/kartinki/illyustracii/stil-02.jpg" id="37" name="Picture"/>
                     <pic:cNvPicPr>
                       <a:picLocks noChangeArrowheads="1" noChangeAspect="1"/>
                     </pic:cNvPicPr>
@@ -3495,7 +3495,7 @@
               <a:graphicData uri="http://schemas.openxmlformats.org/drawingml/2006/picture">
                 <pic:pic>
                   <pic:nvPicPr>
-                    <pic:cNvPr descr="https://ai-in-the-education.vercel.app/kartinki/illyustracii/stil-03.jpg" id="41" name="Picture"/>
+                    <pic:cNvPr descr="https://barbashin1970.github.io/PROMPT-Professor/kartinki/illyustracii/stil-03.jpg" id="41" name="Picture"/>
                     <pic:cNvPicPr>
                       <a:picLocks noChangeArrowheads="1" noChangeAspect="1"/>
                     </pic:cNvPicPr>
@@ -3712,7 +3712,7 @@
               <a:graphicData uri="http://schemas.openxmlformats.org/drawingml/2006/picture">
                 <pic:pic>
                   <pic:nvPicPr>
-                    <pic:cNvPr descr="https://ai-in-the-education.vercel.app/kartinki/illyustracii/stil-04.jpg" id="45" name="Picture"/>
+                    <pic:cNvPr descr="https://barbashin1970.github.io/PROMPT-Professor/kartinki/illyustracii/stil-04.jpg" id="45" name="Picture"/>
                     <pic:cNvPicPr>
                       <a:picLocks noChangeArrowheads="1" noChangeAspect="1"/>
                     </pic:cNvPicPr>
@@ -3929,7 +3929,7 @@
               <a:graphicData uri="http://schemas.openxmlformats.org/drawingml/2006/picture">
                 <pic:pic>
                   <pic:nvPicPr>
-                    <pic:cNvPr descr="https://ai-in-the-education.vercel.app/kartinki/illyustracii/stil-05.jpg" id="49" name="Picture"/>
+                    <pic:cNvPr descr="https://barbashin1970.github.io/PROMPT-Professor/kartinki/illyustracii/stil-05.jpg" id="49" name="Picture"/>
                     <pic:cNvPicPr>
                       <a:picLocks noChangeArrowheads="1" noChangeAspect="1"/>
                     </pic:cNvPicPr>
@@ -4256,7 +4256,7 @@
               <a:graphicData uri="http://schemas.openxmlformats.org/drawingml/2006/picture">
                 <pic:pic>
                   <pic:nvPicPr>
-                    <pic:cNvPr descr="https://ai-in-the-education.vercel.app/kartinki/illyustracii/stil-07.jpg" id="54" name="Picture"/>
+                    <pic:cNvPr descr="https://barbashin1970.github.io/PROMPT-Professor/kartinki/illyustracii/stil-07.jpg" id="54" name="Picture"/>
                     <pic:cNvPicPr>
                       <a:picLocks noChangeArrowheads="1" noChangeAspect="1"/>
                     </pic:cNvPicPr>
@@ -4473,7 +4473,7 @@
               <a:graphicData uri="http://schemas.openxmlformats.org/drawingml/2006/picture">
                 <pic:pic>
                   <pic:nvPicPr>
-                    <pic:cNvPr descr="https://ai-in-the-education.vercel.app/kartinki/illyustracii/stil-08.jpg" id="58" name="Picture"/>
+                    <pic:cNvPr descr="https://barbashin1970.github.io/PROMPT-Professor/kartinki/illyustracii/stil-08.jpg" id="58" name="Picture"/>
                     <pic:cNvPicPr>
                       <a:picLocks noChangeArrowheads="1" noChangeAspect="1"/>
                     </pic:cNvPicPr>
@@ -4934,7 +4934,7 @@
               <a:graphicData uri="http://schemas.openxmlformats.org/drawingml/2006/picture">
                 <pic:pic>
                   <pic:nvPicPr>
-                    <pic:cNvPr descr="https://ai-in-the-education.vercel.app/kartinki/illyustracii/stil-11.jpg" id="64" name="Picture"/>
+                    <pic:cNvPr descr="https://barbashin1970.github.io/PROMPT-Professor/kartinki/illyustracii/stil-11.jpg" id="64" name="Picture"/>
                     <pic:cNvPicPr>
                       <a:picLocks noChangeArrowheads="1" noChangeAspect="1"/>
                     </pic:cNvPicPr>

--- a/site/files/konspekt-bonus-illyustracii.docx
+++ b/site/files/konspekt-bonus-illyustracii.docx
@@ -826,19 +826,19 @@
         <w:rPr>
           <w:lang w:val="ru"/>
         </w:rPr>
-        <w:t xml:space="preserve">работает</w:t>
-      </w:r>
-      <w:r>
-        <w:rPr>
-          <w:lang w:val="ru"/>
-        </w:rPr>
-        <w:t xml:space="preserve"> </w:t>
-      </w:r>
-      <w:r>
-        <w:rPr>
-          <w:lang w:val="ru"/>
-        </w:rPr>
-        <w:t xml:space="preserve">без VPN. Кнопка «Открыть в…» у промптов этого урока предлагает все четыре сервиса.</w:t>
+        <w:t xml:space="preserve">открывается</w:t>
+      </w:r>
+      <w:r>
+        <w:rPr>
+          <w:lang w:val="ru"/>
+        </w:rPr>
+        <w:t xml:space="preserve"> </w:t>
+      </w:r>
+      <w:r>
+        <w:rPr>
+          <w:lang w:val="ru"/>
+        </w:rPr>
+        <w:t xml:space="preserve">из России. Кнопка «Открыть в…» у промптов этого урока предлагает все четыре сервиса.</w:t>
       </w:r>
       <w:r>
         <w:rPr>

--- a/site/files/konspekt-bonus-illyustracii.docx
+++ b/site/files/konspekt-bonus-illyustracii.docx
@@ -161,6 +161,21 @@
           <w:lang w:val="ru"/>
         </w:rPr>
         <w:t xml:space="preserve">как сделать своё изображение по найденному образцу и довести его до нужного;</w:t>
+      </w:r>
+    </w:p>
+    <w:p>
+      <w:pPr>
+        <w:pStyle w:val="Compact"/>
+        <w:numPr>
+          <w:ilvl w:val="0"/>
+          <w:numId w:val="1001"/>
+        </w:numPr>
+      </w:pPr>
+      <w:r>
+        <w:rPr>
+          <w:lang w:val="ru"/>
+        </w:rPr>
+        <w:t xml:space="preserve">как записать картинку кодом JSON по тем же 11 блокам и перенести сцену с образца на своё фото;</w:t>
       </w:r>
     </w:p>
     <w:p>
@@ -457,21 +472,21 @@
               <w:rPr>
                 <w:lang w:val="ru"/>
               </w:rPr>
-              <w:t xml:space="preserve">режим редактирования: JPEG или PNG до 20 МБ, изменения описываются словами; сверх лимита — платно</w:t>
-            </w:r>
-          </w:p>
-        </w:tc>
-        <w:tc>
-          <w:tcPr/>
-          <w:p>
-            <w:pPr>
-              <w:pStyle w:val="Compact"/>
-            </w:pPr>
-            <w:r>
-              <w:rPr>
-                <w:lang w:val="ru"/>
-              </w:rPr>
-              <w:t xml:space="preserve">—</w:t>
+              <w:t xml:space="preserve">режим редактирования: JPEG или PNG до 20 МБ; меняет фон, стиль, одежду, причёску и сохраняет лицо, как в оригинале; изменения описываются словами; сверх лимита — «буст» за 100 ₽ на месяц или «Алиса Плюс»</w:t>
+            </w:r>
+          </w:p>
+        </w:tc>
+        <w:tc>
+          <w:tcPr/>
+          <w:p>
+            <w:pPr>
+              <w:pStyle w:val="Compact"/>
+            </w:pPr>
+            <w:r>
+              <w:rPr>
+                <w:lang w:val="ru"/>
+              </w:rPr>
+              <w:t xml:space="preserve">загруженные фото описывает, но не правит</w:t>
             </w:r>
           </w:p>
         </w:tc>
@@ -501,7 +516,7 @@
               <w:rPr>
                 <w:lang w:val="ru"/>
               </w:rPr>
-              <w:t xml:space="preserve">14 дней</w:t>
+              <w:t xml:space="preserve">14 дней, с «Алисой Плюс» — 30</w:t>
             </w:r>
           </w:p>
         </w:tc>
@@ -529,7 +544,7 @@
         <w:rPr>
           <w:lang w:val="ru"/>
         </w:rPr>
-        <w:t xml:space="preserve">Источники: справка Алисы AI о</w:t>
+        <w:t xml:space="preserve">Режим редактирования Алисы AI сверен по справке 14.10.2026. Источники: справка Алисы AI о</w:t>
       </w:r>
       <w:r>
         <w:rPr>
@@ -959,9 +974,10 @@
         <w:tblLook w:firstRow="1" w:lastRow="0" w:firstColumn="0" w:lastColumn="0" w:noHBand="0" w:noVBand="0" w:val="0020"/>
       </w:tblPr>
       <w:tblGrid>
-        <w:gridCol w:w="2640"/>
-        <w:gridCol w:w="2640"/>
-        <w:gridCol w:w="2640"/>
+        <w:gridCol w:w="1980"/>
+        <w:gridCol w:w="1980"/>
+        <w:gridCol w:w="1980"/>
+        <w:gridCol w:w="1980"/>
       </w:tblGrid>
       <w:tr>
         <w:trPr>
@@ -1009,6 +1025,20 @@
             </w:r>
           </w:p>
         </w:tc>
+        <w:tc>
+          <w:tcPr/>
+          <w:p>
+            <w:pPr>
+              <w:pStyle w:val="Compact"/>
+            </w:pPr>
+            <w:r>
+              <w:rPr>
+                <w:lang w:val="ru"/>
+              </w:rPr>
+              <w:t xml:space="preserve">Ключ в JSON</w:t>
+            </w:r>
+          </w:p>
+        </w:tc>
       </w:tr>
       <w:tr>
         <w:tc>
@@ -1053,6 +1083,21 @@
             </w:r>
           </w:p>
         </w:tc>
+        <w:tc>
+          <w:tcPr/>
+          <w:p>
+            <w:pPr>
+              <w:pStyle w:val="Compact"/>
+            </w:pPr>
+            <w:r>
+              <w:rPr>
+                <w:rStyle w:val="VerbatimChar"/>
+                <w:lang w:val="ru"/>
+              </w:rPr>
+              <w:t xml:space="preserve">subject</w:t>
+            </w:r>
+          </w:p>
+        </w:tc>
       </w:tr>
       <w:tr>
         <w:tc>
@@ -1097,6 +1142,21 @@
             </w:r>
           </w:p>
         </w:tc>
+        <w:tc>
+          <w:tcPr/>
+          <w:p>
+            <w:pPr>
+              <w:pStyle w:val="Compact"/>
+            </w:pPr>
+            <w:r>
+              <w:rPr>
+                <w:rStyle w:val="VerbatimChar"/>
+                <w:lang w:val="ru"/>
+              </w:rPr>
+              <w:t xml:space="preserve">action</w:t>
+            </w:r>
+          </w:p>
+        </w:tc>
       </w:tr>
       <w:tr>
         <w:tc>
@@ -1141,6 +1201,21 @@
             </w:r>
           </w:p>
         </w:tc>
+        <w:tc>
+          <w:tcPr/>
+          <w:p>
+            <w:pPr>
+              <w:pStyle w:val="Compact"/>
+            </w:pPr>
+            <w:r>
+              <w:rPr>
+                <w:rStyle w:val="VerbatimChar"/>
+                <w:lang w:val="ru"/>
+              </w:rPr>
+              <w:t xml:space="preserve">setting</w:t>
+            </w:r>
+          </w:p>
+        </w:tc>
       </w:tr>
       <w:tr>
         <w:tc>
@@ -1185,6 +1260,21 @@
             </w:r>
           </w:p>
         </w:tc>
+        <w:tc>
+          <w:tcPr/>
+          <w:p>
+            <w:pPr>
+              <w:pStyle w:val="Compact"/>
+            </w:pPr>
+            <w:r>
+              <w:rPr>
+                <w:rStyle w:val="VerbatimChar"/>
+                <w:lang w:val="ru"/>
+              </w:rPr>
+              <w:t xml:space="preserve">lighting</w:t>
+            </w:r>
+          </w:p>
+        </w:tc>
       </w:tr>
       <w:tr>
         <w:tc>
@@ -1229,6 +1319,21 @@
             </w:r>
           </w:p>
         </w:tc>
+        <w:tc>
+          <w:tcPr/>
+          <w:p>
+            <w:pPr>
+              <w:pStyle w:val="Compact"/>
+            </w:pPr>
+            <w:r>
+              <w:rPr>
+                <w:rStyle w:val="VerbatimChar"/>
+                <w:lang w:val="ru"/>
+              </w:rPr>
+              <w:t xml:space="preserve">color</w:t>
+            </w:r>
+          </w:p>
+        </w:tc>
       </w:tr>
       <w:tr>
         <w:tc>
@@ -1273,6 +1378,21 @@
             </w:r>
           </w:p>
         </w:tc>
+        <w:tc>
+          <w:tcPr/>
+          <w:p>
+            <w:pPr>
+              <w:pStyle w:val="Compact"/>
+            </w:pPr>
+            <w:r>
+              <w:rPr>
+                <w:rStyle w:val="VerbatimChar"/>
+                <w:lang w:val="ru"/>
+              </w:rPr>
+              <w:t xml:space="preserve">style</w:t>
+            </w:r>
+          </w:p>
+        </w:tc>
       </w:tr>
       <w:tr>
         <w:tc>
@@ -1317,6 +1437,21 @@
             </w:r>
           </w:p>
         </w:tc>
+        <w:tc>
+          <w:tcPr/>
+          <w:p>
+            <w:pPr>
+              <w:pStyle w:val="Compact"/>
+            </w:pPr>
+            <w:r>
+              <w:rPr>
+                <w:rStyle w:val="VerbatimChar"/>
+                <w:lang w:val="ru"/>
+              </w:rPr>
+              <w:t xml:space="preserve">composition</w:t>
+            </w:r>
+          </w:p>
+        </w:tc>
       </w:tr>
       <w:tr>
         <w:tc>
@@ -1361,6 +1496,21 @@
             </w:r>
           </w:p>
         </w:tc>
+        <w:tc>
+          <w:tcPr/>
+          <w:p>
+            <w:pPr>
+              <w:pStyle w:val="Compact"/>
+            </w:pPr>
+            <w:r>
+              <w:rPr>
+                <w:rStyle w:val="VerbatimChar"/>
+                <w:lang w:val="ru"/>
+              </w:rPr>
+              <w:t xml:space="preserve">camera</w:t>
+            </w:r>
+          </w:p>
+        </w:tc>
       </w:tr>
       <w:tr>
         <w:tc>
@@ -1405,6 +1555,21 @@
             </w:r>
           </w:p>
         </w:tc>
+        <w:tc>
+          <w:tcPr/>
+          <w:p>
+            <w:pPr>
+              <w:pStyle w:val="Compact"/>
+            </w:pPr>
+            <w:r>
+              <w:rPr>
+                <w:rStyle w:val="VerbatimChar"/>
+                <w:lang w:val="ru"/>
+              </w:rPr>
+              <w:t xml:space="preserve">mood</w:t>
+            </w:r>
+          </w:p>
+        </w:tc>
       </w:tr>
       <w:tr>
         <w:tc>
@@ -1449,6 +1614,21 @@
             </w:r>
           </w:p>
         </w:tc>
+        <w:tc>
+          <w:tcPr/>
+          <w:p>
+            <w:pPr>
+              <w:pStyle w:val="Compact"/>
+            </w:pPr>
+            <w:r>
+              <w:rPr>
+                <w:rStyle w:val="VerbatimChar"/>
+                <w:lang w:val="ru"/>
+              </w:rPr>
+              <w:t xml:space="preserve">quality</w:t>
+            </w:r>
+          </w:p>
+        </w:tc>
       </w:tr>
       <w:tr>
         <w:tc>
@@ -1493,6 +1673,21 @@
             </w:r>
           </w:p>
         </w:tc>
+        <w:tc>
+          <w:tcPr/>
+          <w:p>
+            <w:pPr>
+              <w:pStyle w:val="Compact"/>
+            </w:pPr>
+            <w:r>
+              <w:rPr>
+                <w:rStyle w:val="VerbatimChar"/>
+                <w:lang w:val="ru"/>
+              </w:rPr>
+              <w:t xml:space="preserve">negative</w:t>
+            </w:r>
+          </w:p>
+        </w:tc>
       </w:tr>
     </w:tbl>
     <w:p>
@@ -1522,6 +1717,560 @@
     <w:p>
       <w:pPr>
         <w:pStyle w:val="BodyText"/>
+      </w:pPr>
+      <w:r>
+        <w:rPr>
+          <w:b/>
+          <w:bCs/>
+          <w:lang w:val="ru"/>
+        </w:rPr>
+        <w:t xml:space="preserve">Те же 11 блоков — кодом.</w:t>
+      </w:r>
+      <w:r>
+        <w:rPr>
+          <w:lang w:val="ru"/>
+        </w:rPr>
+        <w:t xml:space="preserve"> </w:t>
+      </w:r>
+      <w:r>
+        <w:rPr>
+          <w:lang w:val="ru"/>
+        </w:rPr>
+        <w:t xml:space="preserve">Промпт можно записать в формате JSON: по ключу на блок.</w:t>
+      </w:r>
+      <w:r>
+        <w:rPr>
+          <w:lang w:val="ru"/>
+        </w:rPr>
+        <w:t xml:space="preserve"> </w:t>
+      </w:r>
+      <w:r>
+        <w:rPr>
+          <w:lang w:val="ru"/>
+        </w:rPr>
+        <w:t xml:space="preserve">Такой «код картинки» модель читает без двусмысленностей, а вы правите его по одному полю —</w:t>
+      </w:r>
+      <w:r>
+        <w:rPr>
+          <w:lang w:val="ru"/>
+        </w:rPr>
+        <w:t xml:space="preserve"> </w:t>
+      </w:r>
+      <w:r>
+        <w:rPr>
+          <w:lang w:val="ru"/>
+        </w:rPr>
+        <w:t xml:space="preserve">например,</w:t>
+      </w:r>
+      <w:r>
+        <w:rPr>
+          <w:lang w:val="ru"/>
+        </w:rPr>
+        <w:t xml:space="preserve"> </w:t>
+      </w:r>
+      <w:r>
+        <w:rPr>
+          <w:rStyle w:val="VerbatimChar"/>
+          <w:lang w:val="ru"/>
+        </w:rPr>
+        <w:t xml:space="preserve">"setting": "осенний лес"</w:t>
+      </w:r>
+      <w:r>
+        <w:rPr>
+          <w:lang w:val="ru"/>
+        </w:rPr>
+        <w:t xml:space="preserve"> </w:t>
+      </w:r>
+      <w:r>
+        <w:rPr>
+          <w:lang w:val="ru"/>
+        </w:rPr>
+        <w:t xml:space="preserve">меняете на</w:t>
+      </w:r>
+      <w:r>
+        <w:rPr>
+          <w:lang w:val="ru"/>
+        </w:rPr>
+        <w:t xml:space="preserve"> </w:t>
+      </w:r>
+      <w:r>
+        <w:rPr>
+          <w:rStyle w:val="VerbatimChar"/>
+          <w:lang w:val="ru"/>
+        </w:rPr>
+        <w:t xml:space="preserve">"зимний лес"</w:t>
+      </w:r>
+      <w:r>
+        <w:rPr>
+          <w:lang w:val="ru"/>
+        </w:rPr>
+        <w:t xml:space="preserve"> </w:t>
+      </w:r>
+      <w:r>
+        <w:rPr>
+          <w:lang w:val="ru"/>
+        </w:rPr>
+        <w:t xml:space="preserve">— и используете снова.</w:t>
+      </w:r>
+      <w:r>
+        <w:rPr>
+          <w:lang w:val="ru"/>
+        </w:rPr>
+        <w:t xml:space="preserve"> </w:t>
+      </w:r>
+      <w:r>
+        <w:rPr>
+          <w:lang w:val="ru"/>
+        </w:rPr>
+        <w:t xml:space="preserve">Как получить код с готовой картинки и применить его к своему фото — в разделе 4.</w:t>
+      </w:r>
+    </w:p>
+    <w:p>
+      <w:pPr>
+        <w:pStyle w:val="SourceCode"/>
+      </w:pPr>
+      <w:r>
+        <w:rPr>
+          <w:rStyle w:val="FunctionTok"/>
+        </w:rPr>
+        <w:t xml:space="preserve">{</w:t>
+      </w:r>
+      <w:r>
+        <w:br/>
+      </w:r>
+      <w:r>
+        <w:rPr>
+          <w:rStyle w:val="NormalTok"/>
+        </w:rPr>
+        <w:t xml:space="preserve">  </w:t>
+      </w:r>
+      <w:r>
+        <w:rPr>
+          <w:rStyle w:val="DataTypeTok"/>
+        </w:rPr>
+        <w:t xml:space="preserve">"subject"</w:t>
+      </w:r>
+      <w:r>
+        <w:rPr>
+          <w:rStyle w:val="FunctionTok"/>
+        </w:rPr>
+        <w:t xml:space="preserve">:</w:t>
+      </w:r>
+      <w:r>
+        <w:rPr>
+          <w:rStyle w:val="NormalTok"/>
+        </w:rPr>
+        <w:t xml:space="preserve"> </w:t>
+      </w:r>
+      <w:r>
+        <w:rPr>
+          <w:rStyle w:val="StringTok"/>
+        </w:rPr>
+        <w:t xml:space="preserve">"человек с приложенного фото, в бежевом вязаном свитере и шарфе"</w:t>
+      </w:r>
+      <w:r>
+        <w:rPr>
+          <w:rStyle w:val="FunctionTok"/>
+        </w:rPr>
+        <w:t xml:space="preserve">,</w:t>
+      </w:r>
+      <w:r>
+        <w:br/>
+      </w:r>
+      <w:r>
+        <w:rPr>
+          <w:rStyle w:val="NormalTok"/>
+        </w:rPr>
+        <w:t xml:space="preserve">  </w:t>
+      </w:r>
+      <w:r>
+        <w:rPr>
+          <w:rStyle w:val="DataTypeTok"/>
+        </w:rPr>
+        <w:t xml:space="preserve">"action"</w:t>
+      </w:r>
+      <w:r>
+        <w:rPr>
+          <w:rStyle w:val="FunctionTok"/>
+        </w:rPr>
+        <w:t xml:space="preserve">:</w:t>
+      </w:r>
+      <w:r>
+        <w:rPr>
+          <w:rStyle w:val="NormalTok"/>
+        </w:rPr>
+        <w:t xml:space="preserve"> </w:t>
+      </w:r>
+      <w:r>
+        <w:rPr>
+          <w:rStyle w:val="StringTok"/>
+        </w:rPr>
+        <w:t xml:space="preserve">"идёт по лесной тропинке, оглядывается через плечо, лёгкая улыбка"</w:t>
+      </w:r>
+      <w:r>
+        <w:rPr>
+          <w:rStyle w:val="FunctionTok"/>
+        </w:rPr>
+        <w:t xml:space="preserve">,</w:t>
+      </w:r>
+      <w:r>
+        <w:br/>
+      </w:r>
+      <w:r>
+        <w:rPr>
+          <w:rStyle w:val="NormalTok"/>
+        </w:rPr>
+        <w:t xml:space="preserve">  </w:t>
+      </w:r>
+      <w:r>
+        <w:rPr>
+          <w:rStyle w:val="DataTypeTok"/>
+        </w:rPr>
+        <w:t xml:space="preserve">"setting"</w:t>
+      </w:r>
+      <w:r>
+        <w:rPr>
+          <w:rStyle w:val="FunctionTok"/>
+        </w:rPr>
+        <w:t xml:space="preserve">:</w:t>
+      </w:r>
+      <w:r>
+        <w:rPr>
+          <w:rStyle w:val="NormalTok"/>
+        </w:rPr>
+        <w:t xml:space="preserve"> </w:t>
+      </w:r>
+      <w:r>
+        <w:rPr>
+          <w:rStyle w:val="StringTok"/>
+        </w:rPr>
+        <w:t xml:space="preserve">"осенний лес, листопад, тропинка в жёлтых листьях"</w:t>
+      </w:r>
+      <w:r>
+        <w:rPr>
+          <w:rStyle w:val="FunctionTok"/>
+        </w:rPr>
+        <w:t xml:space="preserve">,</w:t>
+      </w:r>
+      <w:r>
+        <w:br/>
+      </w:r>
+      <w:r>
+        <w:rPr>
+          <w:rStyle w:val="NormalTok"/>
+        </w:rPr>
+        <w:t xml:space="preserve">  </w:t>
+      </w:r>
+      <w:r>
+        <w:rPr>
+          <w:rStyle w:val="DataTypeTok"/>
+        </w:rPr>
+        <w:t xml:space="preserve">"lighting"</w:t>
+      </w:r>
+      <w:r>
+        <w:rPr>
+          <w:rStyle w:val="FunctionTok"/>
+        </w:rPr>
+        <w:t xml:space="preserve">:</w:t>
+      </w:r>
+      <w:r>
+        <w:rPr>
+          <w:rStyle w:val="NormalTok"/>
+        </w:rPr>
+        <w:t xml:space="preserve"> </w:t>
+      </w:r>
+      <w:r>
+        <w:rPr>
+          <w:rStyle w:val="StringTok"/>
+        </w:rPr>
+        <w:t xml:space="preserve">"мягкий контровой свет низкого солнца, золотой час"</w:t>
+      </w:r>
+      <w:r>
+        <w:rPr>
+          <w:rStyle w:val="FunctionTok"/>
+        </w:rPr>
+        <w:t xml:space="preserve">,</w:t>
+      </w:r>
+      <w:r>
+        <w:br/>
+      </w:r>
+      <w:r>
+        <w:rPr>
+          <w:rStyle w:val="NormalTok"/>
+        </w:rPr>
+        <w:t xml:space="preserve">  </w:t>
+      </w:r>
+      <w:r>
+        <w:rPr>
+          <w:rStyle w:val="DataTypeTok"/>
+        </w:rPr>
+        <w:t xml:space="preserve">"color"</w:t>
+      </w:r>
+      <w:r>
+        <w:rPr>
+          <w:rStyle w:val="FunctionTok"/>
+        </w:rPr>
+        <w:t xml:space="preserve">:</w:t>
+      </w:r>
+      <w:r>
+        <w:rPr>
+          <w:rStyle w:val="NormalTok"/>
+        </w:rPr>
+        <w:t xml:space="preserve"> </w:t>
+      </w:r>
+      <w:r>
+        <w:rPr>
+          <w:rStyle w:val="StringTok"/>
+        </w:rPr>
+        <w:t xml:space="preserve">"тёплые охра и янтарь, приглушённый оливковый"</w:t>
+      </w:r>
+      <w:r>
+        <w:rPr>
+          <w:rStyle w:val="FunctionTok"/>
+        </w:rPr>
+        <w:t xml:space="preserve">,</w:t>
+      </w:r>
+      <w:r>
+        <w:br/>
+      </w:r>
+      <w:r>
+        <w:rPr>
+          <w:rStyle w:val="NormalTok"/>
+        </w:rPr>
+        <w:t xml:space="preserve">  </w:t>
+      </w:r>
+      <w:r>
+        <w:rPr>
+          <w:rStyle w:val="DataTypeTok"/>
+        </w:rPr>
+        <w:t xml:space="preserve">"style"</w:t>
+      </w:r>
+      <w:r>
+        <w:rPr>
+          <w:rStyle w:val="FunctionTok"/>
+        </w:rPr>
+        <w:t xml:space="preserve">:</w:t>
+      </w:r>
+      <w:r>
+        <w:rPr>
+          <w:rStyle w:val="NormalTok"/>
+        </w:rPr>
+        <w:t xml:space="preserve"> </w:t>
+      </w:r>
+      <w:r>
+        <w:rPr>
+          <w:rStyle w:val="StringTok"/>
+        </w:rPr>
+        <w:t xml:space="preserve">"фотореализм, лёгкая плёночная обработка"</w:t>
+      </w:r>
+      <w:r>
+        <w:rPr>
+          <w:rStyle w:val="FunctionTok"/>
+        </w:rPr>
+        <w:t xml:space="preserve">,</w:t>
+      </w:r>
+      <w:r>
+        <w:br/>
+      </w:r>
+      <w:r>
+        <w:rPr>
+          <w:rStyle w:val="NormalTok"/>
+        </w:rPr>
+        <w:t xml:space="preserve">  </w:t>
+      </w:r>
+      <w:r>
+        <w:rPr>
+          <w:rStyle w:val="DataTypeTok"/>
+        </w:rPr>
+        <w:t xml:space="preserve">"composition"</w:t>
+      </w:r>
+      <w:r>
+        <w:rPr>
+          <w:rStyle w:val="FunctionTok"/>
+        </w:rPr>
+        <w:t xml:space="preserve">:</w:t>
+      </w:r>
+      <w:r>
+        <w:rPr>
+          <w:rStyle w:val="NormalTok"/>
+        </w:rPr>
+        <w:t xml:space="preserve"> </w:t>
+      </w:r>
+      <w:r>
+        <w:rPr>
+          <w:rStyle w:val="StringTok"/>
+        </w:rPr>
+        <w:t xml:space="preserve">"средний план, человек справа, вертикальный формат 4:5"</w:t>
+      </w:r>
+      <w:r>
+        <w:rPr>
+          <w:rStyle w:val="FunctionTok"/>
+        </w:rPr>
+        <w:t xml:space="preserve">,</w:t>
+      </w:r>
+      <w:r>
+        <w:br/>
+      </w:r>
+      <w:r>
+        <w:rPr>
+          <w:rStyle w:val="NormalTok"/>
+        </w:rPr>
+        <w:t xml:space="preserve">  </w:t>
+      </w:r>
+      <w:r>
+        <w:rPr>
+          <w:rStyle w:val="DataTypeTok"/>
+        </w:rPr>
+        <w:t xml:space="preserve">"camera"</w:t>
+      </w:r>
+      <w:r>
+        <w:rPr>
+          <w:rStyle w:val="FunctionTok"/>
+        </w:rPr>
+        <w:t xml:space="preserve">:</w:t>
+      </w:r>
+      <w:r>
+        <w:rPr>
+          <w:rStyle w:val="NormalTok"/>
+        </w:rPr>
+        <w:t xml:space="preserve"> </w:t>
+      </w:r>
+      <w:r>
+        <w:rPr>
+          <w:rStyle w:val="StringTok"/>
+        </w:rPr>
+        <w:t xml:space="preserve">"85 мм, размытый фон"</w:t>
+      </w:r>
+      <w:r>
+        <w:rPr>
+          <w:rStyle w:val="FunctionTok"/>
+        </w:rPr>
+        <w:t xml:space="preserve">,</w:t>
+      </w:r>
+      <w:r>
+        <w:br/>
+      </w:r>
+      <w:r>
+        <w:rPr>
+          <w:rStyle w:val="NormalTok"/>
+        </w:rPr>
+        <w:t xml:space="preserve">  </w:t>
+      </w:r>
+      <w:r>
+        <w:rPr>
+          <w:rStyle w:val="DataTypeTok"/>
+        </w:rPr>
+        <w:t xml:space="preserve">"mood"</w:t>
+      </w:r>
+      <w:r>
+        <w:rPr>
+          <w:rStyle w:val="FunctionTok"/>
+        </w:rPr>
+        <w:t xml:space="preserve">:</w:t>
+      </w:r>
+      <w:r>
+        <w:rPr>
+          <w:rStyle w:val="NormalTok"/>
+        </w:rPr>
+        <w:t xml:space="preserve"> </w:t>
+      </w:r>
+      <w:r>
+        <w:rPr>
+          <w:rStyle w:val="StringTok"/>
+        </w:rPr>
+        <w:t xml:space="preserve">"спокойное, тёплое, немного задумчивое"</w:t>
+      </w:r>
+      <w:r>
+        <w:rPr>
+          <w:rStyle w:val="FunctionTok"/>
+        </w:rPr>
+        <w:t xml:space="preserve">,</w:t>
+      </w:r>
+      <w:r>
+        <w:br/>
+      </w:r>
+      <w:r>
+        <w:rPr>
+          <w:rStyle w:val="NormalTok"/>
+        </w:rPr>
+        <w:t xml:space="preserve">  </w:t>
+      </w:r>
+      <w:r>
+        <w:rPr>
+          <w:rStyle w:val="DataTypeTok"/>
+        </w:rPr>
+        <w:t xml:space="preserve">"quality"</w:t>
+      </w:r>
+      <w:r>
+        <w:rPr>
+          <w:rStyle w:val="FunctionTok"/>
+        </w:rPr>
+        <w:t xml:space="preserve">:</w:t>
+      </w:r>
+      <w:r>
+        <w:rPr>
+          <w:rStyle w:val="NormalTok"/>
+        </w:rPr>
+        <w:t xml:space="preserve"> </w:t>
+      </w:r>
+      <w:r>
+        <w:rPr>
+          <w:rStyle w:val="StringTok"/>
+        </w:rPr>
+        <w:t xml:space="preserve">"высокая детализация"</w:t>
+      </w:r>
+      <w:r>
+        <w:rPr>
+          <w:rStyle w:val="FunctionTok"/>
+        </w:rPr>
+        <w:t xml:space="preserve">,</w:t>
+      </w:r>
+      <w:r>
+        <w:br/>
+      </w:r>
+      <w:r>
+        <w:rPr>
+          <w:rStyle w:val="NormalTok"/>
+        </w:rPr>
+        <w:t xml:space="preserve">  </w:t>
+      </w:r>
+      <w:r>
+        <w:rPr>
+          <w:rStyle w:val="DataTypeTok"/>
+        </w:rPr>
+        <w:t xml:space="preserve">"negative"</w:t>
+      </w:r>
+      <w:r>
+        <w:rPr>
+          <w:rStyle w:val="FunctionTok"/>
+        </w:rPr>
+        <w:t xml:space="preserve">:</w:t>
+      </w:r>
+      <w:r>
+        <w:rPr>
+          <w:rStyle w:val="NormalTok"/>
+        </w:rPr>
+        <w:t xml:space="preserve"> </w:t>
+      </w:r>
+      <w:r>
+        <w:rPr>
+          <w:rStyle w:val="StringTok"/>
+        </w:rPr>
+        <w:t xml:space="preserve">"без текста и надписей, без других людей"</w:t>
+      </w:r>
+      <w:r>
+        <w:br/>
+      </w:r>
+      <w:r>
+        <w:rPr>
+          <w:rStyle w:val="FunctionTok"/>
+        </w:rPr>
+        <w:t xml:space="preserve">}</w:t>
+      </w:r>
+    </w:p>
+    <w:p>
+      <w:pPr>
+        <w:pStyle w:val="FirstParagraph"/>
       </w:pPr>
       <w:r>
         <w:rPr>
@@ -2074,7 +2823,7 @@
       </w:r>
     </w:p>
     <w:bookmarkEnd w:id="22"/>
-    <w:bookmarkStart w:id="23" w:name="po-obrazcu"/>
+    <w:bookmarkStart w:id="24" w:name="po-obrazcu"/>
     <w:p>
       <w:pPr>
         <w:pStyle w:val="Heading2"/>
@@ -2248,8 +2997,396 @@
         <w:t xml:space="preserve">публикацией убедитесь, что результат не повторяет узнаваемое чужое произведение.</w:t>
       </w:r>
     </w:p>
+    <w:bookmarkStart w:id="23" w:name="json-kod"/>
+    <w:p>
+      <w:pPr>
+        <w:pStyle w:val="Heading3"/>
+      </w:pPr>
+      <w:r>
+        <w:rPr>
+          <w:lang w:val="ru"/>
+        </w:rPr>
+        <w:t xml:space="preserve">Код картинки в JSON: сцена с образца — на своё фото</w:t>
+      </w:r>
+    </w:p>
+    <w:p>
+      <w:pPr>
+        <w:pStyle w:val="FirstParagraph"/>
+      </w:pPr>
+      <w:r>
+        <w:rPr>
+          <w:lang w:val="ru"/>
+        </w:rPr>
+        <w:t xml:space="preserve">Приём, который автор курса увидел в коротком видеоролике и доработал. По фото-образцу —</w:t>
+      </w:r>
+      <w:r>
+        <w:rPr>
+          <w:lang w:val="ru"/>
+        </w:rPr>
+        <w:t xml:space="preserve"> </w:t>
+      </w:r>
+      <w:r>
+        <w:rPr>
+          <w:lang w:val="ru"/>
+        </w:rPr>
+        <w:t xml:space="preserve">например, портрету в осеннем лесу — нейросеть пишет «код» сцены, а потом применяет его</w:t>
+      </w:r>
+      <w:r>
+        <w:rPr>
+          <w:lang w:val="ru"/>
+        </w:rPr>
+        <w:t xml:space="preserve"> </w:t>
+      </w:r>
+      <w:r>
+        <w:rPr>
+          <w:lang w:val="ru"/>
+        </w:rPr>
+        <w:t xml:space="preserve">к вашему обычному фото: вы оказываетесь в той же сцене.</w:t>
+      </w:r>
+    </w:p>
+    <w:p>
+      <w:pPr>
+        <w:pStyle w:val="Compact"/>
+        <w:numPr>
+          <w:ilvl w:val="0"/>
+          <w:numId w:val="1005"/>
+        </w:numPr>
+      </w:pPr>
+      <w:r>
+        <w:rPr>
+          <w:b/>
+          <w:bCs/>
+          <w:lang w:val="ru"/>
+        </w:rPr>
+        <w:t xml:space="preserve">Код сцены.</w:t>
+      </w:r>
+      <w:r>
+        <w:rPr>
+          <w:lang w:val="ru"/>
+        </w:rPr>
+        <w:t xml:space="preserve"> </w:t>
+      </w:r>
+      <w:r>
+        <w:rPr>
+          <w:lang w:val="ru"/>
+        </w:rPr>
+        <w:t xml:space="preserve">Загрузите образец в Алису AI или GigaChat и дайте промпт «Код картинки</w:t>
+      </w:r>
+      <w:r>
+        <w:rPr>
+          <w:lang w:val="ru"/>
+        </w:rPr>
+        <w:t xml:space="preserve"> </w:t>
+      </w:r>
+      <w:r>
+        <w:rPr>
+          <w:lang w:val="ru"/>
+        </w:rPr>
+        <w:t xml:space="preserve">в JSON». Модель разложит картинку по 11 блокам в формате JSON — место, свет, позу,</w:t>
+      </w:r>
+      <w:r>
+        <w:rPr>
+          <w:lang w:val="ru"/>
+        </w:rPr>
+        <w:t xml:space="preserve"> </w:t>
+      </w:r>
+      <w:r>
+        <w:rPr>
+          <w:lang w:val="ru"/>
+        </w:rPr>
+        <w:t xml:space="preserve">композицию, камеру, палитру, обработку — и добавит краткую версию одним абзацем.</w:t>
+      </w:r>
+    </w:p>
+    <w:p>
+      <w:pPr>
+        <w:pStyle w:val="Compact"/>
+        <w:numPr>
+          <w:ilvl w:val="0"/>
+          <w:numId w:val="1005"/>
+        </w:numPr>
+      </w:pPr>
+      <w:r>
+        <w:rPr>
+          <w:b/>
+          <w:bCs/>
+          <w:lang w:val="ru"/>
+        </w:rPr>
+        <w:t xml:space="preserve">Своё фото.</w:t>
+      </w:r>
+      <w:r>
+        <w:rPr>
+          <w:lang w:val="ru"/>
+        </w:rPr>
+        <w:t xml:space="preserve"> </w:t>
+      </w:r>
+      <w:r>
+        <w:rPr>
+          <w:lang w:val="ru"/>
+        </w:rPr>
+        <w:t xml:space="preserve">В Алисе AI откройте режим редактирования, приложите своё обычное фото —</w:t>
+      </w:r>
+      <w:r>
+        <w:rPr>
+          <w:lang w:val="ru"/>
+        </w:rPr>
+        <w:t xml:space="preserve"> </w:t>
+      </w:r>
+      <w:r>
+        <w:rPr>
+          <w:lang w:val="ru"/>
+        </w:rPr>
+        <w:t xml:space="preserve">например, портрет — и дайте промпт «Перенести сцену на своё фото» с этим кодом. Алиса</w:t>
+      </w:r>
+      <w:r>
+        <w:rPr>
+          <w:lang w:val="ru"/>
+        </w:rPr>
+        <w:t xml:space="preserve"> </w:t>
+      </w:r>
+      <w:r>
+        <w:rPr>
+          <w:lang w:val="ru"/>
+        </w:rPr>
+        <w:t xml:space="preserve">меняет фон, свет, одежду и стиль и сохраняет лицо, как в оригинале. GigaChat загруженные</w:t>
+      </w:r>
+      <w:r>
+        <w:rPr>
+          <w:lang w:val="ru"/>
+        </w:rPr>
+        <w:t xml:space="preserve"> </w:t>
+      </w:r>
+      <w:r>
+        <w:rPr>
+          <w:lang w:val="ru"/>
+        </w:rPr>
+        <w:t xml:space="preserve">фото только описывает, поэтому шаг 2 — в Алисе AI. Если длинный код не подходит, вставьте</w:t>
+      </w:r>
+      <w:r>
+        <w:rPr>
+          <w:lang w:val="ru"/>
+        </w:rPr>
+        <w:t xml:space="preserve"> </w:t>
+      </w:r>
+      <w:r>
+        <w:rPr>
+          <w:lang w:val="ru"/>
+        </w:rPr>
+        <w:t xml:space="preserve">краткую версию из шага 1.</w:t>
+      </w:r>
+    </w:p>
+    <w:p>
+      <w:pPr>
+        <w:pStyle w:val="Compact"/>
+        <w:numPr>
+          <w:ilvl w:val="0"/>
+          <w:numId w:val="1005"/>
+        </w:numPr>
+      </w:pPr>
+      <w:r>
+        <w:rPr>
+          <w:b/>
+          <w:bCs/>
+          <w:lang w:val="ru"/>
+        </w:rPr>
+        <w:t xml:space="preserve">Сверка.</w:t>
+      </w:r>
+      <w:r>
+        <w:rPr>
+          <w:lang w:val="ru"/>
+        </w:rPr>
+        <w:t xml:space="preserve"> </w:t>
+      </w:r>
+      <w:r>
+        <w:rPr>
+          <w:lang w:val="ru"/>
+        </w:rPr>
+        <w:t xml:space="preserve">Что-то не совпало — промпт «Сверить результат с кодом»: модель найдёт главное</w:t>
+      </w:r>
+      <w:r>
+        <w:rPr>
+          <w:lang w:val="ru"/>
+        </w:rPr>
+        <w:t xml:space="preserve"> </w:t>
+      </w:r>
+      <w:r>
+        <w:rPr>
+          <w:lang w:val="ru"/>
+        </w:rPr>
+        <w:t xml:space="preserve">расхождение, и вы исправите одно за раз, как в разделе 5.</w:t>
+      </w:r>
+    </w:p>
+    <w:p>
+      <w:pPr>
+        <w:pStyle w:val="FirstParagraph"/>
+      </w:pPr>
+      <w:r>
+        <w:rPr>
+          <w:lang w:val="ru"/>
+        </w:rPr>
+        <w:t xml:space="preserve">Зачем код, если есть описание по 11 блокам: структура не даёт модели пропустить свет</w:t>
+      </w:r>
+      <w:r>
+        <w:rPr>
+          <w:lang w:val="ru"/>
+        </w:rPr>
+        <w:t xml:space="preserve"> </w:t>
+      </w:r>
+      <w:r>
+        <w:rPr>
+          <w:lang w:val="ru"/>
+        </w:rPr>
+        <w:t xml:space="preserve">или ракурс, поле легко поменять — осень на зиму, вечер на утро, — а код с одного образца</w:t>
+      </w:r>
+      <w:r>
+        <w:rPr>
+          <w:lang w:val="ru"/>
+        </w:rPr>
+        <w:t xml:space="preserve"> </w:t>
+      </w:r>
+      <w:r>
+        <w:rPr>
+          <w:lang w:val="ru"/>
+        </w:rPr>
+        <w:t xml:space="preserve">служит паспортом стиля для целой серии слайдов (промпт «Паспорт стиля для серии слайдов»).</w:t>
+      </w:r>
+    </w:p>
+    <w:p>
+      <w:pPr>
+        <w:pStyle w:val="BodyText"/>
+      </w:pPr>
+      <w:r>
+        <w:rPr>
+          <w:lang w:val="ru"/>
+        </w:rPr>
+        <w:t xml:space="preserve">Для занятий так получаются обложка лекции, где вы — в лаборатории XIX века или</w:t>
+      </w:r>
+      <w:r>
+        <w:rPr>
+          <w:lang w:val="ru"/>
+        </w:rPr>
+        <w:t xml:space="preserve"> </w:t>
+      </w:r>
+      <w:r>
+        <w:rPr>
+          <w:lang w:val="ru"/>
+        </w:rPr>
+        <w:t xml:space="preserve">на раскопках, и серия иллюстраций в одном стиле по одному понравившемуся образцу.</w:t>
+      </w:r>
+    </w:p>
+    <w:p>
+      <w:pPr>
+        <w:pStyle w:val="Compact"/>
+        <w:numPr>
+          <w:ilvl w:val="0"/>
+          <w:numId w:val="1006"/>
+        </w:numPr>
+      </w:pPr>
+      <w:r>
+        <w:rPr>
+          <w:b/>
+          <w:bCs/>
+          <w:lang w:val="ru"/>
+        </w:rPr>
+        <w:t xml:space="preserve">Только своё фото</w:t>
+      </w:r>
+      <w:r>
+        <w:rPr>
+          <w:lang w:val="ru"/>
+        </w:rPr>
+        <w:t xml:space="preserve"> </w:t>
+      </w:r>
+      <w:r>
+        <w:rPr>
+          <w:lang w:val="ru"/>
+        </w:rPr>
+        <w:t xml:space="preserve">— или того, кто согласился. Фотографии студентов и коллег</w:t>
+      </w:r>
+      <w:r>
+        <w:rPr>
+          <w:lang w:val="ru"/>
+        </w:rPr>
+        <w:t xml:space="preserve"> </w:t>
+      </w:r>
+      <w:r>
+        <w:rPr>
+          <w:lang w:val="ru"/>
+        </w:rPr>
+        <w:t xml:space="preserve">не загружайте (раздел 6).</w:t>
+      </w:r>
+    </w:p>
+    <w:p>
+      <w:pPr>
+        <w:pStyle w:val="Compact"/>
+        <w:numPr>
+          <w:ilvl w:val="0"/>
+          <w:numId w:val="1006"/>
+        </w:numPr>
+      </w:pPr>
+      <w:r>
+        <w:rPr>
+          <w:b/>
+          <w:bCs/>
+          <w:lang w:val="ru"/>
+        </w:rPr>
+        <w:t xml:space="preserve">Если на образце человек,</w:t>
+      </w:r>
+      <w:r>
+        <w:rPr>
+          <w:lang w:val="ru"/>
+        </w:rPr>
+        <w:t xml:space="preserve"> </w:t>
+      </w:r>
+      <w:r>
+        <w:rPr>
+          <w:lang w:val="ru"/>
+        </w:rPr>
+        <w:t xml:space="preserve">код описывает сцену, позу и свет, а не его внешность:</w:t>
+      </w:r>
+      <w:r>
+        <w:rPr>
+          <w:lang w:val="ru"/>
+        </w:rPr>
+        <w:t xml:space="preserve"> </w:t>
+      </w:r>
+      <w:r>
+        <w:rPr>
+          <w:lang w:val="ru"/>
+        </w:rPr>
+        <w:t xml:space="preserve">переносится сцена, а не чужое лицо.</w:t>
+      </w:r>
+    </w:p>
+    <w:p>
+      <w:pPr>
+        <w:pStyle w:val="Compact"/>
+        <w:numPr>
+          <w:ilvl w:val="0"/>
+          <w:numId w:val="1006"/>
+        </w:numPr>
+      </w:pPr>
+      <w:r>
+        <w:rPr>
+          <w:b/>
+          <w:bCs/>
+          <w:lang w:val="ru"/>
+        </w:rPr>
+        <w:t xml:space="preserve">Подпишите</w:t>
+      </w:r>
+      <w:r>
+        <w:rPr>
+          <w:lang w:val="ru"/>
+        </w:rPr>
+        <w:t xml:space="preserve"> </w:t>
+      </w:r>
+      <w:r>
+        <w:rPr>
+          <w:lang w:val="ru"/>
+        </w:rPr>
+        <w:t xml:space="preserve">результат «Изображение создано нейросетью».</w:t>
+      </w:r>
+    </w:p>
     <w:bookmarkEnd w:id="23"/>
-    <w:bookmarkStart w:id="24" w:name="dorabotka"/>
+    <w:bookmarkEnd w:id="24"/>
+    <w:bookmarkStart w:id="25" w:name="dorabotka"/>
     <w:p>
       <w:pPr>
         <w:pStyle w:val="Heading2"/>
@@ -2522,8 +3659,8 @@
         </w:tc>
       </w:tr>
     </w:tbl>
-    <w:bookmarkEnd w:id="24"/>
-    <w:bookmarkStart w:id="27" w:name="prava"/>
+    <w:bookmarkEnd w:id="25"/>
+    <w:bookmarkStart w:id="28" w:name="prava"/>
     <w:p>
       <w:pPr>
         <w:pStyle w:val="Heading2"/>
@@ -2552,7 +3689,7 @@
         <w:pStyle w:val="Compact"/>
         <w:numPr>
           <w:ilvl w:val="0"/>
-          <w:numId w:val="1005"/>
+          <w:numId w:val="1007"/>
         </w:numPr>
       </w:pPr>
       <w:r>
@@ -2581,7 +3718,7 @@
         </w:rPr>
         <w:t xml:space="preserve"> </w:t>
       </w:r>
-      <w:hyperlink r:id="rId25">
+      <w:hyperlink r:id="rId26">
         <w:r>
           <w:rPr>
             <w:rStyle w:val="Hyperlink"/>
@@ -2620,7 +3757,7 @@
         </w:rPr>
         <w:t xml:space="preserve"> </w:t>
       </w:r>
-      <w:hyperlink r:id="rId26">
+      <w:hyperlink r:id="rId27">
         <w:r>
           <w:rPr>
             <w:rStyle w:val="Hyperlink"/>
@@ -2671,7 +3808,7 @@
         <w:pStyle w:val="Compact"/>
         <w:numPr>
           <w:ilvl w:val="0"/>
-          <w:numId w:val="1005"/>
+          <w:numId w:val="1007"/>
         </w:numPr>
       </w:pPr>
       <w:r>
@@ -2712,7 +3849,7 @@
         <w:pStyle w:val="Compact"/>
         <w:numPr>
           <w:ilvl w:val="0"/>
-          <w:numId w:val="1005"/>
+          <w:numId w:val="1007"/>
         </w:numPr>
       </w:pPr>
       <w:r>
@@ -2753,7 +3890,7 @@
         <w:pStyle w:val="Compact"/>
         <w:numPr>
           <w:ilvl w:val="0"/>
-          <w:numId w:val="1005"/>
+          <w:numId w:val="1007"/>
         </w:numPr>
       </w:pPr>
       <w:r>
@@ -2782,7 +3919,7 @@
         <w:pStyle w:val="Compact"/>
         <w:numPr>
           <w:ilvl w:val="0"/>
-          <w:numId w:val="1005"/>
+          <w:numId w:val="1007"/>
         </w:numPr>
       </w:pPr>
       <w:r>
@@ -2818,8 +3955,8 @@
         <w:t xml:space="preserve">приёмы словами, особенно у современных авторов.</w:t>
       </w:r>
     </w:p>
-    <w:bookmarkEnd w:id="27"/>
-    <w:bookmarkStart w:id="30" w:name="navyk"/>
+    <w:bookmarkEnd w:id="28"/>
+    <w:bookmarkStart w:id="31" w:name="navyk"/>
     <w:p>
       <w:pPr>
         <w:pStyle w:val="Heading2"/>
@@ -2890,7 +4027,7 @@
         </w:rPr>
         <w:t xml:space="preserve"> </w:t>
       </w:r>
-      <w:hyperlink r:id="rId28">
+      <w:hyperlink r:id="rId29">
         <w:r>
           <w:rPr>
             <w:rStyle w:val="Hyperlink"/>
@@ -2911,7 +4048,7 @@
         </w:rPr>
         <w:t xml:space="preserve"> </w:t>
       </w:r>
-      <w:hyperlink r:id="rId29">
+      <w:hyperlink r:id="rId30">
         <w:r>
           <w:rPr>
             <w:rStyle w:val="Hyperlink"/>
@@ -2975,8 +4112,8 @@
         <w:t xml:space="preserve">следовать инструкции — и нарисуйте по лучшему варианту.</w:t>
       </w:r>
     </w:p>
-    <w:bookmarkEnd w:id="30"/>
-    <w:bookmarkStart w:id="66" w:name="stili"/>
+    <w:bookmarkEnd w:id="31"/>
+    <w:bookmarkStart w:id="67" w:name="stili"/>
     <w:p>
       <w:pPr>
         <w:pStyle w:val="Heading2"/>
@@ -3011,7 +4148,7 @@
         <w:t xml:space="preserve">Midjourney убраны, формат указан словами. Картинки — образцы стилей из тех же материалов.</w:t>
       </w:r>
     </w:p>
-    <w:bookmarkStart w:id="34" w:name="stil-1"/>
+    <w:bookmarkStart w:id="35" w:name="stil-1"/>
     <w:p>
       <w:pPr>
         <w:pStyle w:val="Heading3"/>
@@ -3032,18 +4169,18 @@
           <wp:inline>
             <wp:extent cx="5334000" cy="2453298"/>
             <wp:effectExtent b="0" l="0" r="0" t="0"/>
-            <wp:docPr descr="Стиль 1: 3D-рендер, футуристические киборги" title="" id="32" name="Picture"/>
+            <wp:docPr descr="Стиль 1: 3D-рендер, футуристические киборги" title="" id="33" name="Picture"/>
             <a:graphic>
               <a:graphicData uri="http://schemas.openxmlformats.org/drawingml/2006/picture">
                 <pic:pic>
                   <pic:nvPicPr>
-                    <pic:cNvPr descr="https://barbashin1970.github.io/PROMPT-Professor/kartinki/illyustracii/stil-01.jpg" id="33" name="Picture"/>
+                    <pic:cNvPr descr="https://barbashin1970.github.io/PROMPT-Professor/kartinki/illyustracii/stil-01.jpg" id="34" name="Picture"/>
                     <pic:cNvPicPr>
                       <a:picLocks noChangeArrowheads="1" noChangeAspect="1"/>
                     </pic:cNvPicPr>
                   </pic:nvPicPr>
                   <pic:blipFill>
-                    <a:blip r:embed="rId31"/>
+                    <a:blip r:embed="rId32"/>
                     <a:stretch>
                       <a:fillRect/>
                     </a:stretch>
@@ -3239,8 +4376,8 @@
         <w:t xml:space="preserve">Photorealistic 3D render of futuristic female cyborg, wearing glossy orange-red plastic helmet with chrome metallic details, perfect human skin visible on face, cybernetic implants, futuristic visor, studio lighting with sharp highlights and reflections, cold blue gradient background, contrast between organic and synthetic materials, shot in portrait orientation, rendered in Octane Render with ray tracing, ultra-detailed textures, hyperrealistic, vertical 9:16 format</w:t>
       </w:r>
     </w:p>
-    <w:bookmarkEnd w:id="34"/>
-    <w:bookmarkStart w:id="38" w:name="stil-2"/>
+    <w:bookmarkEnd w:id="35"/>
+    <w:bookmarkStart w:id="39" w:name="stil-2"/>
     <w:p>
       <w:pPr>
         <w:pStyle w:val="Heading3"/>
@@ -3261,18 +4398,18 @@
           <wp:inline>
             <wp:extent cx="5334000" cy="5410932"/>
             <wp:effectExtent b="0" l="0" r="0" t="0"/>
-            <wp:docPr descr="Стиль 2: деконструктивизм, архитектурный хаос" title="" id="36" name="Picture"/>
+            <wp:docPr descr="Стиль 2: деконструктивизм, архитектурный хаос" title="" id="37" name="Picture"/>
             <a:graphic>
               <a:graphicData uri="http://schemas.openxmlformats.org/drawingml/2006/picture">
                 <pic:pic>
                   <pic:nvPicPr>
-                    <pic:cNvPr descr="https://barbashin1970.github.io/PROMPT-Professor/kartinki/illyustracii/stil-02.jpg" id="37" name="Picture"/>
+                    <pic:cNvPr descr="https://barbashin1970.github.io/PROMPT-Professor/kartinki/illyustracii/stil-02.jpg" id="38" name="Picture"/>
                     <pic:cNvPicPr>
                       <a:picLocks noChangeArrowheads="1" noChangeAspect="1"/>
                     </pic:cNvPicPr>
                   </pic:nvPicPr>
                   <pic:blipFill>
-                    <a:blip r:embed="rId35"/>
+                    <a:blip r:embed="rId36"/>
                     <a:stretch>
                       <a:fillRect/>
                     </a:stretch>
@@ -3468,8 +4605,8 @@
         <w:t xml:space="preserve">Monochrome black and white deconstructivist architectural illustration, fragmented geometric structures, multiple perspectives simultaneously, dramatic rays of light radiating from center, crowds of people as dark silhouettes, architectural elements like columns steps platforms in chaotic arrangement, central symmetrical composition, high contrast chiaroscuro lighting, sense of monumentality and controlled chaos, inspired by M.C. Escher and Zaha Hadid, digital art, intricate details, square 1:1 format</w:t>
       </w:r>
     </w:p>
-    <w:bookmarkEnd w:id="38"/>
-    <w:bookmarkStart w:id="42" w:name="stil-3"/>
+    <w:bookmarkEnd w:id="39"/>
+    <w:bookmarkStart w:id="43" w:name="stil-3"/>
     <w:p>
       <w:pPr>
         <w:pStyle w:val="Heading3"/>
@@ -3490,18 +4627,18 @@
           <wp:inline>
             <wp:extent cx="5334000" cy="2564423"/>
             <wp:effectExtent b="0" l="0" r="0" t="0"/>
-            <wp:docPr descr="Стиль 3: нуар, чёрно-белый портрет" title="" id="40" name="Picture"/>
+            <wp:docPr descr="Стиль 3: нуар, чёрно-белый портрет" title="" id="41" name="Picture"/>
             <a:graphic>
               <a:graphicData uri="http://schemas.openxmlformats.org/drawingml/2006/picture">
                 <pic:pic>
                   <pic:nvPicPr>
-                    <pic:cNvPr descr="https://barbashin1970.github.io/PROMPT-Professor/kartinki/illyustracii/stil-03.jpg" id="41" name="Picture"/>
+                    <pic:cNvPr descr="https://barbashin1970.github.io/PROMPT-Professor/kartinki/illyustracii/stil-03.jpg" id="42" name="Picture"/>
                     <pic:cNvPicPr>
                       <a:picLocks noChangeArrowheads="1" noChangeAspect="1"/>
                     </pic:cNvPicPr>
                   </pic:nvPicPr>
                   <pic:blipFill>
-                    <a:blip r:embed="rId39"/>
+                    <a:blip r:embed="rId40"/>
                     <a:stretch>
                       <a:fillRect/>
                     </a:stretch>
@@ -3685,8 +4822,8 @@
         <w:t xml:space="preserve">Film noir style black and white portrait photography, mysterious woman with dark lipstick, dramatic fabric or veil flowing dynamically around face as if blown by wind, strong chiaroscuro lighting from side, high contrast shadows, moody and mysterious atmosphere, detailed fabric textures, cinematic composition, inspired by classic 1940s film noir, fashion photography aesthetic, shot on medium format camera, sharp focus on face, 3:2 format</w:t>
       </w:r>
     </w:p>
-    <w:bookmarkEnd w:id="42"/>
-    <w:bookmarkStart w:id="46" w:name="stil-4"/>
+    <w:bookmarkEnd w:id="43"/>
+    <w:bookmarkStart w:id="47" w:name="stil-4"/>
     <w:p>
       <w:pPr>
         <w:pStyle w:val="Heading3"/>
@@ -3707,18 +4844,18 @@
           <wp:inline>
             <wp:extent cx="5334000" cy="3581644"/>
             <wp:effectExtent b="0" l="0" r="0" t="0"/>
-            <wp:docPr descr="Стиль 4: романтический пейзаж" title="" id="44" name="Picture"/>
+            <wp:docPr descr="Стиль 4: романтический пейзаж" title="" id="45" name="Picture"/>
             <a:graphic>
               <a:graphicData uri="http://schemas.openxmlformats.org/drawingml/2006/picture">
                 <pic:pic>
                   <pic:nvPicPr>
-                    <pic:cNvPr descr="https://barbashin1970.github.io/PROMPT-Professor/kartinki/illyustracii/stil-04.jpg" id="45" name="Picture"/>
+                    <pic:cNvPr descr="https://barbashin1970.github.io/PROMPT-Professor/kartinki/illyustracii/stil-04.jpg" id="46" name="Picture"/>
                     <pic:cNvPicPr>
                       <a:picLocks noChangeArrowheads="1" noChangeAspect="1"/>
                     </pic:cNvPicPr>
                   </pic:nvPicPr>
                   <pic:blipFill>
-                    <a:blip r:embed="rId43"/>
+                    <a:blip r:embed="rId44"/>
                     <a:stretch>
                       <a:fillRect/>
                     </a:stretch>
@@ -3902,8 +5039,8 @@
         <w:t xml:space="preserve">Thomas Kinkade style romantic landscape painting, cozy cottage with half-timbered architecture, warm glowing lights from windows, winding stone path leading to house, lush green meadow with wildflowers, majestic mountains in background, serene lake reflecting scene, golden hour sunset lighting with volumetric light rays, soft clouds with sunlight breaking through, magical warm atmosphere, rich colors, oil painting texture, idyllic and peaceful mood, highly detailed foliage and architectural details, wide 16:9 format</w:t>
       </w:r>
     </w:p>
-    <w:bookmarkEnd w:id="46"/>
-    <w:bookmarkStart w:id="50" w:name="stil-5"/>
+    <w:bookmarkEnd w:id="47"/>
+    <w:bookmarkStart w:id="51" w:name="stil-5"/>
     <w:p>
       <w:pPr>
         <w:pStyle w:val="Heading3"/>
@@ -3924,18 +5061,18 @@
           <wp:inline>
             <wp:extent cx="5334000" cy="3179884"/>
             <wp:effectExtent b="0" l="0" r="0" t="0"/>
-            <wp:docPr descr="Стиль 5: многослойная бумажная аппликация" title="" id="48" name="Picture"/>
+            <wp:docPr descr="Стиль 5: многослойная бумажная аппликация" title="" id="49" name="Picture"/>
             <a:graphic>
               <a:graphicData uri="http://schemas.openxmlformats.org/drawingml/2006/picture">
                 <pic:pic>
                   <pic:nvPicPr>
-                    <pic:cNvPr descr="https://barbashin1970.github.io/PROMPT-Professor/kartinki/illyustracii/stil-05.jpg" id="49" name="Picture"/>
+                    <pic:cNvPr descr="https://barbashin1970.github.io/PROMPT-Professor/kartinki/illyustracii/stil-05.jpg" id="50" name="Picture"/>
                     <pic:cNvPicPr>
                       <a:picLocks noChangeArrowheads="1" noChangeAspect="1"/>
                     </pic:cNvPicPr>
                   </pic:nvPicPr>
                   <pic:blipFill>
-                    <a:blip r:embed="rId47"/>
+                    <a:blip r:embed="rId48"/>
                     <a:stretch>
                       <a:fillRect/>
                     </a:stretch>
@@ -4107,8 +5244,8 @@
         <w:t xml:space="preserve">Paper cut art, layered papercraft illustration, underwater ocean scene with whales and marine life, multiple layers of colored paper creating depth, wave patterns in turquoise and dark blue paper layers, coral reefs and seaweed in foreground, two whales swimming, small tropical fish, gold and yellow accent elements, visible shadows between layers creating 3D effect, paper texture visible, limited color palette of teal turquoise navy blue white gold, clean silhouettes, papercraft style, top view lighting, wide 16:9 format</w:t>
       </w:r>
     </w:p>
-    <w:bookmarkEnd w:id="50"/>
-    <w:bookmarkStart w:id="51" w:name="stil-6"/>
+    <w:bookmarkEnd w:id="51"/>
+    <w:bookmarkStart w:id="52" w:name="stil-6"/>
     <w:p>
       <w:pPr>
         <w:pStyle w:val="Heading3"/>
@@ -4229,8 +5366,8 @@
         <w:t xml:space="preserve">Detailed cartoon illustration, cheerful plump Bavarian chef character with exaggerated proportions, large head, big bushy moustache, holding huge steaming mug of tea, table full of traditional food (sausages, pretzels, sauerkraut), warm cozy lighting from lanterns and candles, traditional Bavarian restaurant interior with wooden barrels in background, people celebrating, rich detailed textures on food glass and wood, caricature style but highly detailed, festive joyful atmosphere, warm golden brown color palette, professional digital illustration, concept art quality, wide 16:9 format</w:t>
       </w:r>
     </w:p>
-    <w:bookmarkEnd w:id="51"/>
-    <w:bookmarkStart w:id="55" w:name="stil-7"/>
+    <w:bookmarkEnd w:id="52"/>
+    <w:bookmarkStart w:id="56" w:name="stil-7"/>
     <w:p>
       <w:pPr>
         <w:pStyle w:val="Heading3"/>
@@ -4251,18 +5388,18 @@
           <wp:inline>
             <wp:extent cx="5334000" cy="3214076"/>
             <wp:effectExtent b="0" l="0" r="0" t="0"/>
-            <wp:docPr descr="Стиль 7: кинематографическая панорама древнего города" title="" id="53" name="Picture"/>
+            <wp:docPr descr="Стиль 7: кинематографическая панорама древнего города" title="" id="54" name="Picture"/>
             <a:graphic>
               <a:graphicData uri="http://schemas.openxmlformats.org/drawingml/2006/picture">
                 <pic:pic>
                   <pic:nvPicPr>
-                    <pic:cNvPr descr="https://barbashin1970.github.io/PROMPT-Professor/kartinki/illyustracii/stil-07.jpg" id="54" name="Picture"/>
+                    <pic:cNvPr descr="https://barbashin1970.github.io/PROMPT-Professor/kartinki/illyustracii/stil-07.jpg" id="55" name="Picture"/>
                     <pic:cNvPicPr>
                       <a:picLocks noChangeArrowheads="1" noChangeAspect="1"/>
                     </pic:cNvPicPr>
                   </pic:nvPicPr>
                   <pic:blipFill>
-                    <a:blip r:embed="rId52"/>
+                    <a:blip r:embed="rId53"/>
                     <a:stretch>
                       <a:fillRect/>
                     </a:stretch>
@@ -4446,8 +5583,8 @@
         <w:t xml:space="preserve">Epic cinematic panoramic shot, ancient city at golden hour, massive armies and crowds, monumental classical architecture with temples walls towers, dramatic sunset sky with volumetric clouds, atmospheric dust and haze in air, silhouettes of warriors on foreground, wide-angle perspective, sense of epic scale and grandeur, warm color grading with golden ochre brown tones, cinematic lighting, inspired by films like Gladiator and 300, matte painting quality, photorealistic, ultra-wide 21:9 panorama</w:t>
       </w:r>
     </w:p>
-    <w:bookmarkEnd w:id="55"/>
-    <w:bookmarkStart w:id="59" w:name="stil-8"/>
+    <w:bookmarkEnd w:id="56"/>
+    <w:bookmarkStart w:id="60" w:name="stil-8"/>
     <w:p>
       <w:pPr>
         <w:pStyle w:val="Heading3"/>
@@ -4468,18 +5605,18 @@
           <wp:inline>
             <wp:extent cx="5334000" cy="2940538"/>
             <wp:effectExtent b="0" l="0" r="0" t="0"/>
-            <wp:docPr descr="Стиль 8: ультрареалистичная фотография, туристы в горах" title="" id="57" name="Picture"/>
+            <wp:docPr descr="Стиль 8: ультрареалистичная фотография, туристы в горах" title="" id="58" name="Picture"/>
             <a:graphic>
               <a:graphicData uri="http://schemas.openxmlformats.org/drawingml/2006/picture">
                 <pic:pic>
                   <pic:nvPicPr>
-                    <pic:cNvPr descr="https://barbashin1970.github.io/PROMPT-Professor/kartinki/illyustracii/stil-08.jpg" id="58" name="Picture"/>
+                    <pic:cNvPr descr="https://barbashin1970.github.io/PROMPT-Professor/kartinki/illyustracii/stil-08.jpg" id="59" name="Picture"/>
                     <pic:cNvPicPr>
                       <a:picLocks noChangeArrowheads="1" noChangeAspect="1"/>
                     </pic:cNvPicPr>
                   </pic:nvPicPr>
                   <pic:blipFill>
-                    <a:blip r:embed="rId56"/>
+                    <a:blip r:embed="rId57"/>
                     <a:stretch>
                       <a:fillRect/>
                     </a:stretch>
@@ -4675,8 +5812,8 @@
         <w:t xml:space="preserve">Ultra realistic photography, three hikers with backpacks walking away on mountain trail, shot from behind, golden dry grass field, majestic mountains in background, clear blue sky with white clouds, natural sunlight, authentic outdoor adventure aesthetic, shot on Canon EOS R5 with 24-70mm lens at f/4, slight shallow depth of field with background softly blurred, realistic textures on clothing backpacks and landscape, warm natural color palette, professional outdoor photography, documentary style, wide 16:9 format</w:t>
       </w:r>
     </w:p>
-    <w:bookmarkEnd w:id="59"/>
-    <w:bookmarkStart w:id="60" w:name="stil-9"/>
+    <w:bookmarkEnd w:id="60"/>
+    <w:bookmarkStart w:id="61" w:name="stil-9"/>
     <w:p>
       <w:pPr>
         <w:pStyle w:val="Heading3"/>
@@ -4785,8 +5922,8 @@
         <w:t xml:space="preserve">Grotesque surrealist illustration, distorted human figures with exaggerated features, spiral organic patterns throughout, multiple eyes and strange details, textured skin with intricate patterns, unsettling chubby baby-like creatures with wide grins, elderly man with elongated features covered in swirls, vintage muted color palette of beige sepia grey-green, extreme level of detail, style combining Hieronymus Bosch and HR Giger and Mark Ryden, lowbrow surrealism, simultaneously repulsive and mesmerizing, intricate pen and ink quality, square 1:1 format</w:t>
       </w:r>
     </w:p>
-    <w:bookmarkEnd w:id="60"/>
-    <w:bookmarkStart w:id="61" w:name="stil-10"/>
+    <w:bookmarkEnd w:id="61"/>
+    <w:bookmarkStart w:id="62" w:name="stil-10"/>
     <w:p>
       <w:pPr>
         <w:pStyle w:val="Heading3"/>
@@ -4907,8 +6044,8 @@
         <w:t xml:space="preserve">Neon outline icon illustration on pure black background, science and education theme with flasks microscope books globe light bulb, glowing neon line art in multiple colors (pink cyan yellow green orange), no fill only outlines, neon tubes effect, reflections on glossy black surface below, minimalist clean design, vector art style, glowing edges, electric aesthetic, vibrant neon colors against darkness, modern icon design, square 1:1 format</w:t>
       </w:r>
     </w:p>
-    <w:bookmarkEnd w:id="61"/>
-    <w:bookmarkStart w:id="65" w:name="stil-11"/>
+    <w:bookmarkEnd w:id="62"/>
+    <w:bookmarkStart w:id="66" w:name="stil-11"/>
     <w:p>
       <w:pPr>
         <w:pStyle w:val="Heading3"/>
@@ -4929,18 +6066,18 @@
           <wp:inline>
             <wp:extent cx="5334000" cy="2974730"/>
             <wp:effectExtent b="0" l="0" r="0" t="0"/>
-            <wp:docPr descr="Стиль 11: масляная живопись, маяк и море" title="" id="63" name="Picture"/>
+            <wp:docPr descr="Стиль 11: масляная живопись, маяк и море" title="" id="64" name="Picture"/>
             <a:graphic>
               <a:graphicData uri="http://schemas.openxmlformats.org/drawingml/2006/picture">
                 <pic:pic>
                   <pic:nvPicPr>
-                    <pic:cNvPr descr="https://barbashin1970.github.io/PROMPT-Professor/kartinki/illyustracii/stil-11.jpg" id="64" name="Picture"/>
+                    <pic:cNvPr descr="https://barbashin1970.github.io/PROMPT-Professor/kartinki/illyustracii/stil-11.jpg" id="65" name="Picture"/>
                     <pic:cNvPicPr>
                       <a:picLocks noChangeArrowheads="1" noChangeAspect="1"/>
                     </pic:cNvPicPr>
                   </pic:nvPicPr>
                   <pic:blipFill>
-                    <a:blip r:embed="rId62"/>
+                    <a:blip r:embed="rId63"/>
                     <a:stretch>
                       <a:fillRect/>
                     </a:stretch>
@@ -5172,9 +6309,9 @@
         <w:t xml:space="preserve">Classical maritime oil painting on textured canvas, detailed tall ship sailing vessel with multiple masts and rigging clearly visible, wind-filled sails with realistic fabric folds and shadows showing volume, sails illuminated by warm golden-orange sunset light creating dramatic backlight effect, dark silhouette of ship hull with deck details, ship positioned against dramatic sky, highly detailed dynamic ocean with translucent multi-layered waves structure, each wave showing depth and three-dimensional form with pronounced crests and troughs, thick impasto paint application creating visible physical texture on wave surfaces, color gradient within waves from deep emerald-green in depths to light turquoise-cyan on illuminated surfaces, golden-yellow sunlight reflections painted with thick brushstrokes in diagonal patterns naturally following organic wave movement, white foaming wave crests with fine textural detail, light penetrating through water creating realistic luminosity effect, spectacular sunset sky with volumetric clouds and atmospheric depth, warm color palette dominated by golden orange pink and coral tones, dramatic sunlight breaking through clouds with volumetric rays creating atmospheric perspective, strong contrast between warm lighting (sky, water reflections) and cool tones (deep ocean shadows), visible expressive brushstrokes throughout showing passionate artist's hand and technique, rich impasto texture especially pronounced on wave surfaces, romantic and dramatic maritime atmosphere evoking emotion and grandeur, inspired by Russian marine painter Ivan Aivazovsky's mastery combined with J.M.W. Turner's atmospheric effects and light philosophy, authentic 19th century classical academic painting technique, museum quality artwork, 3:2 format</w:t>
       </w:r>
     </w:p>
-    <w:bookmarkEnd w:id="65"/>
     <w:bookmarkEnd w:id="66"/>
-    <w:bookmarkStart w:id="67" w:name="promty"/>
+    <w:bookmarkEnd w:id="67"/>
+    <w:bookmarkStart w:id="68" w:name="promty"/>
     <w:p>
       <w:pPr>
         <w:pStyle w:val="Heading2"/>
@@ -5417,19 +6554,19 @@
           <w:bCs/>
           <w:lang w:val="ru"/>
         </w:rPr>
-        <w:t xml:space="preserve">Промпт: Серия в одном стиле.</w:t>
-      </w:r>
-      <w:r>
-        <w:rPr>
-          <w:lang w:val="ru"/>
-        </w:rPr>
-        <w:t xml:space="preserve"> </w:t>
-      </w:r>
-      <w:r>
-        <w:rPr>
-          <w:lang w:val="ru"/>
-        </w:rPr>
-        <w:t xml:space="preserve">Когда: несколько картинок для одной презентации.</w:t>
+        <w:t xml:space="preserve">Промпт: Код картинки в JSON по 11 блокам.</w:t>
+      </w:r>
+      <w:r>
+        <w:rPr>
+          <w:lang w:val="ru"/>
+        </w:rPr>
+        <w:t xml:space="preserve"> </w:t>
+      </w:r>
+      <w:r>
+        <w:rPr>
+          <w:lang w:val="ru"/>
+        </w:rPr>
+        <w:t xml:space="preserve">Когда: нашли фото или картинку с нужной сценой, светом и настроением.</w:t>
       </w:r>
     </w:p>
     <w:p>
@@ -5441,7 +6578,7 @@
           <w:rStyle w:val="VerbatimChar"/>
           <w:lang w:val="ru"/>
         </w:rPr>
-        <w:t xml:space="preserve">Мне нужна серия из [ЧИСЛО] картинок для одной презентации на тему «[ТЕМА]».</w:t>
+        <w:t xml:space="preserve">Ты — фотограф и арт-директор. Разбери приложенную картинку и пришли её код — технический бриф в формате JSON, по которому сцену можно воспроизвести с другим человеком или предметом.</w:t>
       </w:r>
       <w:r>
         <w:br/>
@@ -5451,7 +6588,7 @@
           <w:rStyle w:val="VerbatimChar"/>
           <w:lang w:val="ru"/>
         </w:rPr>
-        <w:t xml:space="preserve">Сначала напиши общий блок стиля — техника, свет, цвет, композиция, формат 16:9, «без текста и надписей», — одинаковый для всех картинок.</w:t>
+        <w:t xml:space="preserve">Ключи — 11 блоков: subject, action, setting, lighting, color, style, composition, camera, mood, quality, negative. Значения — по-русски, коротко и конкретно: что, где, откуда свет, какие цвета, какой план и формат.</w:t>
       </w:r>
       <w:r>
         <w:br/>
@@ -5461,20 +6598,17 @@
           <w:rStyle w:val="VerbatimChar"/>
           <w:lang w:val="ru"/>
         </w:rPr>
-        <w:t xml:space="preserve">Затем для каждого слайда — [СПИСОК СЛАЙДОВ] — напиши промпт: общий блок стиля плюс свой объект и действие.</w:t>
-      </w:r>
-    </w:p>
-    <w:bookmarkEnd w:id="67"/>
-    <w:bookmarkStart w:id="70" w:name="samostoyatelno"/>
-    <w:p>
-      <w:pPr>
-        <w:pStyle w:val="Heading2"/>
-      </w:pPr>
-      <w:r>
-        <w:rPr>
-          <w:lang w:val="ru"/>
-        </w:rPr>
-        <w:t xml:space="preserve">Самостоятельная практика</w:t>
+        <w:t xml:space="preserve">Если на картинке человек, не описывай его лицо, черты и возраст — в subject напиши «человек с приложенного фото» и только одежду; позу и жесты — в action.</w:t>
+      </w:r>
+      <w:r>
+        <w:br/>
+      </w:r>
+      <w:r>
+        <w:rPr>
+          <w:rStyle w:val="VerbatimChar"/>
+          <w:lang w:val="ru"/>
+        </w:rPr>
+        <w:t xml:space="preserve">После JSON — та же сцена одним абзацем на 2–3 предложения: краткая версия для сервисов, которым длинный код не подходит.</w:t>
       </w:r>
     </w:p>
     <w:p>
@@ -5487,6 +6621,237 @@
           <w:bCs/>
           <w:lang w:val="ru"/>
         </w:rPr>
+        <w:t xml:space="preserve">Промпт: Перенести сцену на своё фото.</w:t>
+      </w:r>
+      <w:r>
+        <w:rPr>
+          <w:lang w:val="ru"/>
+        </w:rPr>
+        <w:t xml:space="preserve"> </w:t>
+      </w:r>
+      <w:r>
+        <w:rPr>
+          <w:lang w:val="ru"/>
+        </w:rPr>
+        <w:t xml:space="preserve">Когда: есть код сцены и ваше обычное фото; в Алисе AI — режим редактирования фото.</w:t>
+      </w:r>
+    </w:p>
+    <w:p>
+      <w:pPr>
+        <w:pStyle w:val="SourceCode"/>
+      </w:pPr>
+      <w:r>
+        <w:rPr>
+          <w:rStyle w:val="VerbatimChar"/>
+          <w:lang w:val="ru"/>
+        </w:rPr>
+        <w:t xml:space="preserve">Приложено моё фото. Примени к нему код сцены ниже: перенеси меня в описанную сцену.</w:t>
+      </w:r>
+      <w:r>
+        <w:br/>
+      </w:r>
+      <w:r>
+        <w:rPr>
+          <w:rStyle w:val="VerbatimChar"/>
+          <w:lang w:val="ru"/>
+        </w:rPr>
+        <w:t xml:space="preserve">Сохрани меня узнаваемым: лицо, черты, причёску, цвет волос, возраст и телосложение не меняй. Меняй окружение, свет, позу, одежду, цвета и обработку — как в коде.</w:t>
+      </w:r>
+      <w:r>
+        <w:br/>
+      </w:r>
+      <w:r>
+        <w:rPr>
+          <w:rStyle w:val="VerbatimChar"/>
+          <w:lang w:val="ru"/>
+        </w:rPr>
+        <w:t xml:space="preserve">Не добавляй макияж, украшения и детали, которых нет в коде. Без текста и надписей.</w:t>
+      </w:r>
+      <w:r>
+        <w:br/>
+      </w:r>
+      <w:r>
+        <w:rPr>
+          <w:rStyle w:val="VerbatimChar"/>
+          <w:lang w:val="ru"/>
+        </w:rPr>
+        <w:t xml:space="preserve">Код сцены: [ВСТАВЬТЕ JSON ИЛИ КРАТКУЮ ВЕРСИЮ]</w:t>
+      </w:r>
+    </w:p>
+    <w:p>
+      <w:pPr>
+        <w:pStyle w:val="FirstParagraph"/>
+      </w:pPr>
+      <w:r>
+        <w:rPr>
+          <w:b/>
+          <w:bCs/>
+          <w:lang w:val="ru"/>
+        </w:rPr>
+        <w:t xml:space="preserve">Промпт: Сверить результат с кодом.</w:t>
+      </w:r>
+      <w:r>
+        <w:rPr>
+          <w:lang w:val="ru"/>
+        </w:rPr>
+        <w:t xml:space="preserve"> </w:t>
+      </w:r>
+      <w:r>
+        <w:rPr>
+          <w:lang w:val="ru"/>
+        </w:rPr>
+        <w:t xml:space="preserve">Когда: картинка получилась, но что-то не так.</w:t>
+      </w:r>
+    </w:p>
+    <w:p>
+      <w:pPr>
+        <w:pStyle w:val="SourceCode"/>
+      </w:pPr>
+      <w:r>
+        <w:rPr>
+          <w:rStyle w:val="VerbatimChar"/>
+          <w:lang w:val="ru"/>
+        </w:rPr>
+        <w:t xml:space="preserve">Сравни получившуюся картинку с кодом сцены по полям: setting, lighting, color, composition, style, action. Что совпало, что нет?</w:t>
+      </w:r>
+      <w:r>
+        <w:br/>
+      </w:r>
+      <w:r>
+        <w:rPr>
+          <w:rStyle w:val="VerbatimChar"/>
+          <w:lang w:val="ru"/>
+        </w:rPr>
+        <w:t xml:space="preserve">Назови одно главное расхождение и исправь только его. Лицо и черты человека не трогай.</w:t>
+      </w:r>
+    </w:p>
+    <w:p>
+      <w:pPr>
+        <w:pStyle w:val="FirstParagraph"/>
+      </w:pPr>
+      <w:r>
+        <w:rPr>
+          <w:b/>
+          <w:bCs/>
+          <w:lang w:val="ru"/>
+        </w:rPr>
+        <w:t xml:space="preserve">Промпт: Паспорт стиля для серии слайдов.</w:t>
+      </w:r>
+      <w:r>
+        <w:rPr>
+          <w:lang w:val="ru"/>
+        </w:rPr>
+        <w:t xml:space="preserve"> </w:t>
+      </w:r>
+      <w:r>
+        <w:rPr>
+          <w:lang w:val="ru"/>
+        </w:rPr>
+        <w:t xml:space="preserve">Когда: нужна серия иллюстраций в одном стиле, а понравившийся образец уже есть.</w:t>
+      </w:r>
+    </w:p>
+    <w:p>
+      <w:pPr>
+        <w:pStyle w:val="SourceCode"/>
+      </w:pPr>
+      <w:r>
+        <w:rPr>
+          <w:rStyle w:val="VerbatimChar"/>
+          <w:lang w:val="ru"/>
+        </w:rPr>
+        <w:t xml:space="preserve">По приложенной картинке-образцу составь паспорт стиля в JSON — только поля style, lighting, color, composition, quality, negative, без содержания образца: без его объектов и людей.</w:t>
+      </w:r>
+      <w:r>
+        <w:br/>
+      </w:r>
+      <w:r>
+        <w:rPr>
+          <w:rStyle w:val="VerbatimChar"/>
+          <w:lang w:val="ru"/>
+        </w:rPr>
+        <w:t xml:space="preserve">Затем для каждого слайда — [СПИСОК СЛАЙДОВ И ЧТО НА НИХ ДОЛЖНО БЫТЬ] — напиши промпт: паспорт стиля плюс свои subject, action и setting. Формат 16:9, свободное место под заголовок, без текста и надписей.</w:t>
+      </w:r>
+    </w:p>
+    <w:p>
+      <w:pPr>
+        <w:pStyle w:val="FirstParagraph"/>
+      </w:pPr>
+      <w:r>
+        <w:rPr>
+          <w:b/>
+          <w:bCs/>
+          <w:lang w:val="ru"/>
+        </w:rPr>
+        <w:t xml:space="preserve">Промпт: Серия в одном стиле.</w:t>
+      </w:r>
+      <w:r>
+        <w:rPr>
+          <w:lang w:val="ru"/>
+        </w:rPr>
+        <w:t xml:space="preserve"> </w:t>
+      </w:r>
+      <w:r>
+        <w:rPr>
+          <w:lang w:val="ru"/>
+        </w:rPr>
+        <w:t xml:space="preserve">Когда: несколько картинок для одной презентации.</w:t>
+      </w:r>
+    </w:p>
+    <w:p>
+      <w:pPr>
+        <w:pStyle w:val="SourceCode"/>
+      </w:pPr>
+      <w:r>
+        <w:rPr>
+          <w:rStyle w:val="VerbatimChar"/>
+          <w:lang w:val="ru"/>
+        </w:rPr>
+        <w:t xml:space="preserve">Мне нужна серия из [ЧИСЛО] картинок для одной презентации на тему «[ТЕМА]».</w:t>
+      </w:r>
+      <w:r>
+        <w:br/>
+      </w:r>
+      <w:r>
+        <w:rPr>
+          <w:rStyle w:val="VerbatimChar"/>
+          <w:lang w:val="ru"/>
+        </w:rPr>
+        <w:t xml:space="preserve">Сначала напиши общий блок стиля — техника, свет, цвет, композиция, формат 16:9, «без текста и надписей», — одинаковый для всех картинок.</w:t>
+      </w:r>
+      <w:r>
+        <w:br/>
+      </w:r>
+      <w:r>
+        <w:rPr>
+          <w:rStyle w:val="VerbatimChar"/>
+          <w:lang w:val="ru"/>
+        </w:rPr>
+        <w:t xml:space="preserve">Затем для каждого слайда — [СПИСОК СЛАЙДОВ] — напиши промпт: общий блок стиля плюс свой объект и действие.</w:t>
+      </w:r>
+    </w:p>
+    <w:bookmarkEnd w:id="68"/>
+    <w:bookmarkStart w:id="71" w:name="samostoyatelno"/>
+    <w:p>
+      <w:pPr>
+        <w:pStyle w:val="Heading2"/>
+      </w:pPr>
+      <w:r>
+        <w:rPr>
+          <w:lang w:val="ru"/>
+        </w:rPr>
+        <w:t xml:space="preserve">Самостоятельная практика</w:t>
+      </w:r>
+    </w:p>
+    <w:p>
+      <w:pPr>
+        <w:pStyle w:val="FirstParagraph"/>
+      </w:pPr>
+      <w:r>
+        <w:rPr>
+          <w:b/>
+          <w:bCs/>
+          <w:lang w:val="ru"/>
+        </w:rPr>
         <w:t xml:space="preserve">Время:</w:t>
       </w:r>
       <w:r>
@@ -5519,7 +6884,7 @@
         </w:rPr>
         <w:t xml:space="preserve"> </w:t>
       </w:r>
-      <w:hyperlink r:id="rId68">
+      <w:hyperlink r:id="rId69">
         <w:r>
           <w:rPr>
             <w:rStyle w:val="Hyperlink"/>
@@ -5546,7 +6911,7 @@
         </w:rPr>
         <w:t xml:space="preserve"> </w:t>
       </w:r>
-      <w:hyperlink r:id="rId69">
+      <w:hyperlink r:id="rId70">
         <w:r>
           <w:rPr>
             <w:rStyle w:val="Hyperlink"/>
@@ -5567,7 +6932,7 @@
         <w:pStyle w:val="Compact"/>
         <w:numPr>
           <w:ilvl w:val="0"/>
-          <w:numId w:val="1006"/>
+          <w:numId w:val="1008"/>
         </w:numPr>
       </w:pPr>
       <w:r>
@@ -5608,7 +6973,7 @@
         <w:pStyle w:val="Compact"/>
         <w:numPr>
           <w:ilvl w:val="0"/>
-          <w:numId w:val="1006"/>
+          <w:numId w:val="1008"/>
         </w:numPr>
       </w:pPr>
       <w:r>
@@ -5637,7 +7002,7 @@
         <w:pStyle w:val="Compact"/>
         <w:numPr>
           <w:ilvl w:val="0"/>
-          <w:numId w:val="1006"/>
+          <w:numId w:val="1008"/>
         </w:numPr>
       </w:pPr>
       <w:r>
@@ -5678,7 +7043,7 @@
         <w:pStyle w:val="Compact"/>
         <w:numPr>
           <w:ilvl w:val="0"/>
-          <w:numId w:val="1006"/>
+          <w:numId w:val="1008"/>
         </w:numPr>
       </w:pPr>
       <w:r>
@@ -5707,7 +7072,7 @@
         <w:pStyle w:val="Compact"/>
         <w:numPr>
           <w:ilvl w:val="0"/>
-          <w:numId w:val="1006"/>
+          <w:numId w:val="1008"/>
         </w:numPr>
       </w:pPr>
       <w:r>
@@ -5729,237 +7094,6 @@
           <w:lang w:val="ru"/>
         </w:rPr>
         <w:t xml:space="preserve">Подпишите картинки и проверьте содержание: руки, приборы, детали эпохи.</w:t>
-      </w:r>
-    </w:p>
-    <w:p>
-      <w:pPr>
-        <w:pStyle w:val="FirstParagraph"/>
-      </w:pPr>
-      <w:r>
-        <w:rPr>
-          <w:b/>
-          <w:bCs/>
-          <w:lang w:val="ru"/>
-        </w:rPr>
-        <w:t xml:space="preserve">Как понять, что получилось:</w:t>
-      </w:r>
-      <w:r>
-        <w:rPr>
-          <w:lang w:val="ru"/>
-        </w:rPr>
-        <w:t xml:space="preserve"> </w:t>
-      </w:r>
-      <w:r>
-        <w:rPr>
-          <w:lang w:val="ru"/>
-        </w:rPr>
-        <w:t xml:space="preserve">картинка помогает понять слайд, а не только украшает его;</w:t>
-      </w:r>
-      <w:r>
-        <w:rPr>
-          <w:lang w:val="ru"/>
-        </w:rPr>
-        <w:t xml:space="preserve"> </w:t>
-      </w:r>
-      <w:r>
-        <w:rPr>
-          <w:lang w:val="ru"/>
-        </w:rPr>
-        <w:t xml:space="preserve">на ней нет текста и ошибок по сути; серия выглядит одной; под картинкой стоит подпись.</w:t>
-      </w:r>
-    </w:p>
-    <w:bookmarkEnd w:id="70"/>
-    <w:bookmarkStart w:id="71" w:name="proverte-sebya"/>
-    <w:p>
-      <w:pPr>
-        <w:pStyle w:val="Heading2"/>
-      </w:pPr>
-      <w:r>
-        <w:rPr>
-          <w:lang w:val="ru"/>
-        </w:rPr>
-        <w:t xml:space="preserve">Проверьте себя</w:t>
-      </w:r>
-    </w:p>
-    <w:p>
-      <w:pPr>
-        <w:pStyle w:val="FirstParagraph"/>
-      </w:pPr>
-      <w:r>
-        <w:rPr>
-          <w:b/>
-          <w:bCs/>
-          <w:lang w:val="ru"/>
-        </w:rPr>
-        <w:t xml:space="preserve">Из каких блоков состоит промпт картинки?</w:t>
-      </w:r>
-    </w:p>
-    <w:p>
-      <w:pPr>
-        <w:pStyle w:val="BodyText"/>
-      </w:pPr>
-      <w:r>
-        <w:rPr>
-          <w:lang w:val="ru"/>
-        </w:rPr>
-        <w:t xml:space="preserve">Объект, действие или поза, окружение, свет, цвет, стиль и техника, композиция и формат,</w:t>
-      </w:r>
-      <w:r>
-        <w:rPr>
-          <w:lang w:val="ru"/>
-        </w:rPr>
-        <w:t xml:space="preserve"> </w:t>
-      </w:r>
-      <w:r>
-        <w:rPr>
-          <w:lang w:val="ru"/>
-        </w:rPr>
-        <w:t xml:space="preserve">камера, настроение, качество, что исключить. Для слайда обычно хватает первых семи.</w:t>
-      </w:r>
-    </w:p>
-    <w:p>
-      <w:pPr>
-        <w:pStyle w:val="BodyText"/>
-      </w:pPr>
-      <w:r>
-        <w:rPr>
-          <w:b/>
-          <w:bCs/>
-          <w:lang w:val="ru"/>
-        </w:rPr>
-        <w:t xml:space="preserve">Почему на картинке для слайда лучше обойтись без надписей?</w:t>
-      </w:r>
-    </w:p>
-    <w:p>
-      <w:pPr>
-        <w:pStyle w:val="BodyText"/>
-      </w:pPr>
-      <w:r>
-        <w:rPr>
-          <w:lang w:val="ru"/>
-        </w:rPr>
-        <w:t xml:space="preserve">Нейросеть может исказить буквы. Текст надёжнее добавить в редакторе презентаций, а в промпт</w:t>
-      </w:r>
-      <w:r>
-        <w:rPr>
-          <w:lang w:val="ru"/>
-        </w:rPr>
-        <w:t xml:space="preserve"> </w:t>
-      </w:r>
-      <w:r>
-        <w:rPr>
-          <w:lang w:val="ru"/>
-        </w:rPr>
-        <w:t xml:space="preserve">дописать «без текста и надписей».</w:t>
-      </w:r>
-    </w:p>
-    <w:p>
-      <w:pPr>
-        <w:pStyle w:val="BodyText"/>
-      </w:pPr>
-      <w:r>
-        <w:rPr>
-          <w:b/>
-          <w:bCs/>
-          <w:lang w:val="ru"/>
-        </w:rPr>
-        <w:t xml:space="preserve">Как получить своё изображение по найденной картинке?</w:t>
-      </w:r>
-    </w:p>
-    <w:p>
-      <w:pPr>
-        <w:pStyle w:val="BodyText"/>
-      </w:pPr>
-      <w:r>
-        <w:rPr>
-          <w:lang w:val="ru"/>
-        </w:rPr>
-        <w:t xml:space="preserve">Загрузить её в Алису AI или GigaChat, попросить описать по 11 блокам и составить промпт,</w:t>
-      </w:r>
-      <w:r>
-        <w:rPr>
-          <w:lang w:val="ru"/>
-        </w:rPr>
-        <w:t xml:space="preserve"> </w:t>
-      </w:r>
-      <w:r>
-        <w:rPr>
-          <w:lang w:val="ru"/>
-        </w:rPr>
-        <w:t xml:space="preserve">заменить содержание своим и нарисовать. В GigaChat — в новом диалоге.</w:t>
-      </w:r>
-    </w:p>
-    <w:p>
-      <w:pPr>
-        <w:pStyle w:val="BodyText"/>
-      </w:pPr>
-      <w:r>
-        <w:rPr>
-          <w:b/>
-          <w:bCs/>
-          <w:lang w:val="ru"/>
-        </w:rPr>
-        <w:t xml:space="preserve">Можно ли картинку с бесплатного тарифа поставить в пособие на продажу?</w:t>
-      </w:r>
-    </w:p>
-    <w:p>
-      <w:pPr>
-        <w:pStyle w:val="BodyText"/>
-      </w:pPr>
-      <w:r>
-        <w:rPr>
-          <w:lang w:val="ru"/>
-        </w:rPr>
-        <w:t xml:space="preserve">Нет: бесплатно картинки можно использовать в личных некоммерческих целях (Алиса AI — п. 3.1,</w:t>
-      </w:r>
-      <w:r>
-        <w:rPr>
-          <w:lang w:val="ru"/>
-        </w:rPr>
-        <w:t xml:space="preserve"> </w:t>
-      </w:r>
-      <w:r>
-        <w:rPr>
-          <w:lang w:val="ru"/>
-        </w:rPr>
-        <w:t xml:space="preserve">GigaChat — п. 2.4). Для иных целей нужны «Алиса Плюс» или платный доступ GigaChat.</w:t>
-      </w:r>
-    </w:p>
-    <w:p>
-      <w:pPr>
-        <w:pStyle w:val="BodyText"/>
-      </w:pPr>
-      <w:r>
-        <w:rPr>
-          <w:b/>
-          <w:bCs/>
-          <w:lang w:val="ru"/>
-        </w:rPr>
-        <w:t xml:space="preserve">Как сделать серию картинок в одном стиле?</w:t>
-      </w:r>
-    </w:p>
-    <w:p>
-      <w:pPr>
-        <w:pStyle w:val="BodyText"/>
-      </w:pPr>
-      <w:r>
-        <w:rPr>
-          <w:lang w:val="ru"/>
-        </w:rPr>
-        <w:t xml:space="preserve">Держать одинаковыми блоки стиля, света, цвета и формата и менять только объект и действие.</w:t>
-      </w:r>
-    </w:p>
-    <w:bookmarkEnd w:id="71"/>
-    <w:bookmarkStart w:id="72" w:name="istochniki"/>
-    <w:p>
-      <w:pPr>
-        <w:pStyle w:val="Heading2"/>
-      </w:pPr>
-      <w:r>
-        <w:rPr>
-          <w:lang w:val="ru"/>
-        </w:rPr>
-        <w:t xml:space="preserve">Источники</w:t>
       </w:r>
     </w:p>
     <w:p>
@@ -5967,14 +7101,319 @@
         <w:pStyle w:val="Compact"/>
         <w:numPr>
           <w:ilvl w:val="0"/>
-          <w:numId w:val="1007"/>
+          <w:numId w:val="1008"/>
         </w:numPr>
       </w:pPr>
       <w:r>
         <w:rPr>
-          <w:lang w:val="ru"/>
-        </w:rPr>
-        <w:t xml:space="preserve">Алиса AI: генерация изображений — https://alice.yandex.ru/support/ru/assistant/chat/picture; редактирование фото — https://alice.yandex.ru/support/ru/assistant/chat/edit-photos; условия использования, редакция 10.09.2026 — https://yandex.ru/legal/alice_chat/ru/</w:t>
+          <w:b/>
+          <w:bCs/>
+          <w:lang w:val="ru"/>
+        </w:rPr>
+        <w:t xml:space="preserve">По желанию — сцена с образца на своё фото.</w:t>
+      </w:r>
+      <w:r>
+        <w:rPr>
+          <w:lang w:val="ru"/>
+        </w:rPr>
+        <w:t xml:space="preserve"> </w:t>
+      </w:r>
+      <w:r>
+        <w:rPr>
+          <w:lang w:val="ru"/>
+        </w:rPr>
+        <w:t xml:space="preserve">Найдите фото с нужной сценой, получите</w:t>
+      </w:r>
+      <w:r>
+        <w:rPr>
+          <w:lang w:val="ru"/>
+        </w:rPr>
+        <w:t xml:space="preserve"> </w:t>
+      </w:r>
+      <w:r>
+        <w:rPr>
+          <w:lang w:val="ru"/>
+        </w:rPr>
+        <w:t xml:space="preserve">его код в JSON, примените код к своему портрету в Алисе AI и сверьте результат с кодом.</w:t>
+      </w:r>
+    </w:p>
+    <w:p>
+      <w:pPr>
+        <w:pStyle w:val="FirstParagraph"/>
+      </w:pPr>
+      <w:r>
+        <w:rPr>
+          <w:b/>
+          <w:bCs/>
+          <w:lang w:val="ru"/>
+        </w:rPr>
+        <w:t xml:space="preserve">Как понять, что получилось:</w:t>
+      </w:r>
+      <w:r>
+        <w:rPr>
+          <w:lang w:val="ru"/>
+        </w:rPr>
+        <w:t xml:space="preserve"> </w:t>
+      </w:r>
+      <w:r>
+        <w:rPr>
+          <w:lang w:val="ru"/>
+        </w:rPr>
+        <w:t xml:space="preserve">картинка помогает понять слайд, а не только украшает его;</w:t>
+      </w:r>
+      <w:r>
+        <w:rPr>
+          <w:lang w:val="ru"/>
+        </w:rPr>
+        <w:t xml:space="preserve"> </w:t>
+      </w:r>
+      <w:r>
+        <w:rPr>
+          <w:lang w:val="ru"/>
+        </w:rPr>
+        <w:t xml:space="preserve">на ней нет текста и ошибок по сути; серия выглядит одной; под картинкой стоит подпись.</w:t>
+      </w:r>
+    </w:p>
+    <w:bookmarkEnd w:id="71"/>
+    <w:bookmarkStart w:id="72" w:name="proverte-sebya"/>
+    <w:p>
+      <w:pPr>
+        <w:pStyle w:val="Heading2"/>
+      </w:pPr>
+      <w:r>
+        <w:rPr>
+          <w:lang w:val="ru"/>
+        </w:rPr>
+        <w:t xml:space="preserve">Проверьте себя</w:t>
+      </w:r>
+    </w:p>
+    <w:p>
+      <w:pPr>
+        <w:pStyle w:val="FirstParagraph"/>
+      </w:pPr>
+      <w:r>
+        <w:rPr>
+          <w:b/>
+          <w:bCs/>
+          <w:lang w:val="ru"/>
+        </w:rPr>
+        <w:t xml:space="preserve">Из каких блоков состоит промпт картинки?</w:t>
+      </w:r>
+    </w:p>
+    <w:p>
+      <w:pPr>
+        <w:pStyle w:val="BodyText"/>
+      </w:pPr>
+      <w:r>
+        <w:rPr>
+          <w:lang w:val="ru"/>
+        </w:rPr>
+        <w:t xml:space="preserve">Объект, действие или поза, окружение, свет, цвет, стиль и техника, композиция и формат,</w:t>
+      </w:r>
+      <w:r>
+        <w:rPr>
+          <w:lang w:val="ru"/>
+        </w:rPr>
+        <w:t xml:space="preserve"> </w:t>
+      </w:r>
+      <w:r>
+        <w:rPr>
+          <w:lang w:val="ru"/>
+        </w:rPr>
+        <w:t xml:space="preserve">камера, настроение, качество, что исключить. Для слайда обычно хватает первых семи.</w:t>
+      </w:r>
+    </w:p>
+    <w:p>
+      <w:pPr>
+        <w:pStyle w:val="BodyText"/>
+      </w:pPr>
+      <w:r>
+        <w:rPr>
+          <w:b/>
+          <w:bCs/>
+          <w:lang w:val="ru"/>
+        </w:rPr>
+        <w:t xml:space="preserve">Почему на картинке для слайда лучше обойтись без надписей?</w:t>
+      </w:r>
+    </w:p>
+    <w:p>
+      <w:pPr>
+        <w:pStyle w:val="BodyText"/>
+      </w:pPr>
+      <w:r>
+        <w:rPr>
+          <w:lang w:val="ru"/>
+        </w:rPr>
+        <w:t xml:space="preserve">Нейросеть может исказить буквы. Текст надёжнее добавить в редакторе презентаций, а в промпт</w:t>
+      </w:r>
+      <w:r>
+        <w:rPr>
+          <w:lang w:val="ru"/>
+        </w:rPr>
+        <w:t xml:space="preserve"> </w:t>
+      </w:r>
+      <w:r>
+        <w:rPr>
+          <w:lang w:val="ru"/>
+        </w:rPr>
+        <w:t xml:space="preserve">дописать «без текста и надписей».</w:t>
+      </w:r>
+    </w:p>
+    <w:p>
+      <w:pPr>
+        <w:pStyle w:val="BodyText"/>
+      </w:pPr>
+      <w:r>
+        <w:rPr>
+          <w:b/>
+          <w:bCs/>
+          <w:lang w:val="ru"/>
+        </w:rPr>
+        <w:t xml:space="preserve">Как получить своё изображение по найденной картинке?</w:t>
+      </w:r>
+    </w:p>
+    <w:p>
+      <w:pPr>
+        <w:pStyle w:val="BodyText"/>
+      </w:pPr>
+      <w:r>
+        <w:rPr>
+          <w:lang w:val="ru"/>
+        </w:rPr>
+        <w:t xml:space="preserve">Загрузить её в Алису AI или GigaChat, попросить описать по 11 блокам и составить промпт,</w:t>
+      </w:r>
+      <w:r>
+        <w:rPr>
+          <w:lang w:val="ru"/>
+        </w:rPr>
+        <w:t xml:space="preserve"> </w:t>
+      </w:r>
+      <w:r>
+        <w:rPr>
+          <w:lang w:val="ru"/>
+        </w:rPr>
+        <w:t xml:space="preserve">заменить содержание своим и нарисовать. В GigaChat — в новом диалоге.</w:t>
+      </w:r>
+    </w:p>
+    <w:p>
+      <w:pPr>
+        <w:pStyle w:val="BodyText"/>
+      </w:pPr>
+      <w:r>
+        <w:rPr>
+          <w:b/>
+          <w:bCs/>
+          <w:lang w:val="ru"/>
+        </w:rPr>
+        <w:t xml:space="preserve">Как перенести сцену с найденного фото на своё?</w:t>
+      </w:r>
+    </w:p>
+    <w:p>
+      <w:pPr>
+        <w:pStyle w:val="BodyText"/>
+      </w:pPr>
+      <w:r>
+        <w:rPr>
+          <w:lang w:val="ru"/>
+        </w:rPr>
+        <w:t xml:space="preserve">Попросить код картинки в JSON по 11 блокам — без внешности человека с образца, — потом</w:t>
+      </w:r>
+      <w:r>
+        <w:rPr>
+          <w:lang w:val="ru"/>
+        </w:rPr>
+        <w:t xml:space="preserve"> </w:t>
+      </w:r>
+      <w:r>
+        <w:rPr>
+          <w:lang w:val="ru"/>
+        </w:rPr>
+        <w:t xml:space="preserve">в режиме редактирования Алисы AI приложить своё фото и попросить применить код: лицо</w:t>
+      </w:r>
+      <w:r>
+        <w:rPr>
+          <w:lang w:val="ru"/>
+        </w:rPr>
+        <w:t xml:space="preserve"> </w:t>
+      </w:r>
+      <w:r>
+        <w:rPr>
+          <w:lang w:val="ru"/>
+        </w:rPr>
+        <w:t xml:space="preserve">остаётся вашим, меняются фон, свет, одежда и стиль. Фото — только своё или с согласия.</w:t>
+      </w:r>
+    </w:p>
+    <w:p>
+      <w:pPr>
+        <w:pStyle w:val="BodyText"/>
+      </w:pPr>
+      <w:r>
+        <w:rPr>
+          <w:b/>
+          <w:bCs/>
+          <w:lang w:val="ru"/>
+        </w:rPr>
+        <w:t xml:space="preserve">Можно ли картинку с бесплатного тарифа поставить в пособие на продажу?</w:t>
+      </w:r>
+    </w:p>
+    <w:p>
+      <w:pPr>
+        <w:pStyle w:val="BodyText"/>
+      </w:pPr>
+      <w:r>
+        <w:rPr>
+          <w:lang w:val="ru"/>
+        </w:rPr>
+        <w:t xml:space="preserve">Нет: бесплатно картинки можно использовать в личных некоммерческих целях (Алиса AI — п. 3.1,</w:t>
+      </w:r>
+      <w:r>
+        <w:rPr>
+          <w:lang w:val="ru"/>
+        </w:rPr>
+        <w:t xml:space="preserve"> </w:t>
+      </w:r>
+      <w:r>
+        <w:rPr>
+          <w:lang w:val="ru"/>
+        </w:rPr>
+        <w:t xml:space="preserve">GigaChat — п. 2.4). Для иных целей нужны «Алиса Плюс» или платный доступ GigaChat.</w:t>
+      </w:r>
+    </w:p>
+    <w:p>
+      <w:pPr>
+        <w:pStyle w:val="BodyText"/>
+      </w:pPr>
+      <w:r>
+        <w:rPr>
+          <w:b/>
+          <w:bCs/>
+          <w:lang w:val="ru"/>
+        </w:rPr>
+        <w:t xml:space="preserve">Как сделать серию картинок в одном стиле?</w:t>
+      </w:r>
+    </w:p>
+    <w:p>
+      <w:pPr>
+        <w:pStyle w:val="BodyText"/>
+      </w:pPr>
+      <w:r>
+        <w:rPr>
+          <w:lang w:val="ru"/>
+        </w:rPr>
+        <w:t xml:space="preserve">Держать одинаковыми блоки стиля, света, цвета и формата и менять только объект и действие.</w:t>
+      </w:r>
+    </w:p>
+    <w:bookmarkEnd w:id="72"/>
+    <w:bookmarkStart w:id="73" w:name="istochniki"/>
+    <w:p>
+      <w:pPr>
+        <w:pStyle w:val="Heading2"/>
+      </w:pPr>
+      <w:r>
+        <w:rPr>
+          <w:lang w:val="ru"/>
+        </w:rPr>
+        <w:t xml:space="preserve">Источники</w:t>
       </w:r>
     </w:p>
     <w:p>
@@ -5982,14 +7421,14 @@
         <w:pStyle w:val="Compact"/>
         <w:numPr>
           <w:ilvl w:val="0"/>
-          <w:numId w:val="1007"/>
+          <w:numId w:val="1009"/>
         </w:numPr>
       </w:pPr>
       <w:r>
         <w:rPr>
           <w:lang w:val="ru"/>
         </w:rPr>
-        <w:t xml:space="preserve">Яндекс. «В Алисе AI теперь можно редактировать изображения», 25.12.2025 — https://yandex.ru/company/news/25-12-2025-02</w:t>
+        <w:t xml:space="preserve">Алиса AI: генерация изображений — https://alice.yandex.ru/support/ru/assistant/chat/picture; редактирование фото — https://alice.yandex.ru/support/ru/assistant/chat/edit-photos; условия использования, редакция 10.09.2026 — https://yandex.ru/legal/alice_chat/ru/</w:t>
       </w:r>
     </w:p>
     <w:p>
@@ -5997,14 +7436,14 @@
         <w:pStyle w:val="Compact"/>
         <w:numPr>
           <w:ilvl w:val="0"/>
-          <w:numId w:val="1007"/>
+          <w:numId w:val="1009"/>
         </w:numPr>
       </w:pPr>
       <w:r>
         <w:rPr>
           <w:lang w:val="ru"/>
         </w:rPr>
-        <w:t xml:space="preserve">GigaChat: генерация изображений — https://giga.chat/help/articles/how-to-generate-images; загрузка изображений — https://giga.chat/help/articles/gigachat-load-picture; соглашение для физических лиц, редакция 06.02.2026 — https://developers.sber.ru/docs/ru/policies/gigachat-agreement/individuals</w:t>
+        <w:t xml:space="preserve">Яндекс. «В Алисе AI теперь можно редактировать изображения», 25.12.2025 — https://yandex.ru/company/news/25-12-2025-02</w:t>
       </w:r>
     </w:p>
     <w:p>
@@ -6012,17 +7451,32 @@
         <w:pStyle w:val="Compact"/>
         <w:numPr>
           <w:ilvl w:val="0"/>
-          <w:numId w:val="1007"/>
+          <w:numId w:val="1009"/>
         </w:numPr>
       </w:pPr>
       <w:r>
         <w:rPr>
           <w:lang w:val="ru"/>
         </w:rPr>
+        <w:t xml:space="preserve">GigaChat: генерация изображений — https://giga.chat/help/articles/how-to-generate-images; загрузка изображений — https://giga.chat/help/articles/gigachat-load-picture; соглашение для физических лиц, редакция 06.02.2026 — https://developers.sber.ru/docs/ru/policies/gigachat-agreement/individuals</w:t>
+      </w:r>
+    </w:p>
+    <w:p>
+      <w:pPr>
+        <w:pStyle w:val="Compact"/>
+        <w:numPr>
+          <w:ilvl w:val="0"/>
+          <w:numId w:val="1009"/>
+        </w:numPr>
+      </w:pPr>
+      <w:r>
+        <w:rPr>
+          <w:lang w:val="ru"/>
+        </w:rPr>
         <w:t xml:space="preserve">Материалы автора курса 2025 года: универсальный фреймворк промпта для нейроиллюстраций, коллекция промптов, системная инструкция агента ART PROMPT MASTER.</w:t>
       </w:r>
     </w:p>
-    <w:bookmarkEnd w:id="72"/>
+    <w:bookmarkEnd w:id="73"/>
     <w:sectPr>
       <w:footnotePr>
         <w:numRestart w:val="eachSect"/>
@@ -6364,9 +7818,6 @@
     </w:lvlOverride>
   </w:num>
   <w:num w:numId="1005">
-    <w:abstractNumId w:val="991"/>
-  </w:num>
-  <w:num w:numId="1006">
     <w:abstractNumId w:val="99411"/>
     <w:lvlOverride w:ilvl="0">
       <w:startOverride w:val="1"/>
@@ -6396,7 +7847,43 @@
       <w:startOverride w:val="1"/>
     </w:lvlOverride>
   </w:num>
+  <w:num w:numId="1006">
+    <w:abstractNumId w:val="991"/>
+  </w:num>
   <w:num w:numId="1007">
+    <w:abstractNumId w:val="991"/>
+  </w:num>
+  <w:num w:numId="1008">
+    <w:abstractNumId w:val="99411"/>
+    <w:lvlOverride w:ilvl="0">
+      <w:startOverride w:val="1"/>
+    </w:lvlOverride>
+    <w:lvlOverride w:ilvl="1">
+      <w:startOverride w:val="1"/>
+    </w:lvlOverride>
+    <w:lvlOverride w:ilvl="2">
+      <w:startOverride w:val="1"/>
+    </w:lvlOverride>
+    <w:lvlOverride w:ilvl="3">
+      <w:startOverride w:val="1"/>
+    </w:lvlOverride>
+    <w:lvlOverride w:ilvl="4">
+      <w:startOverride w:val="1"/>
+    </w:lvlOverride>
+    <w:lvlOverride w:ilvl="5">
+      <w:startOverride w:val="1"/>
+    </w:lvlOverride>
+    <w:lvlOverride w:ilvl="6">
+      <w:startOverride w:val="1"/>
+    </w:lvlOverride>
+    <w:lvlOverride w:ilvl="7">
+      <w:startOverride w:val="1"/>
+    </w:lvlOverride>
+    <w:lvlOverride w:ilvl="8">
+      <w:startOverride w:val="1"/>
+    </w:lvlOverride>
+  </w:num>
+  <w:num w:numId="1009">
     <w:abstractNumId w:val="991"/>
   </w:num>
 </w:numbering>

--- a/site/files/konspekt-bonus-illyustracii.docx
+++ b/site/files/konspekt-bonus-illyustracii.docx
@@ -4019,7 +4019,19 @@
         <w:rPr>
           <w:lang w:val="ru"/>
         </w:rPr>
-        <w:t xml:space="preserve">и GigaChat, а по неудачному результату подсказывает, что поправить. Скачать — на странице</w:t>
+        <w:t xml:space="preserve">и GigaChat или код картинки в JSON, в том числе чтобы перенести сцену с образца на своё фото,</w:t>
+      </w:r>
+      <w:r>
+        <w:rPr>
+          <w:lang w:val="ru"/>
+        </w:rPr>
+        <w:t xml:space="preserve"> </w:t>
+      </w:r>
+      <w:r>
+        <w:rPr>
+          <w:lang w:val="ru"/>
+        </w:rPr>
+        <w:t xml:space="preserve">а по неудачному результату подсказывает, что поправить. Скачать — на странице</w:t>
       </w:r>
       <w:r>
         <w:rPr>
